--- a/P305532-C#-AT2-Sprint one/Assessment Task Two 2024.v1.0 - SprintOne (1) (2).docx
+++ b/P305532-C#-AT2-Sprint one/Assessment Task Two 2024.v1.0 - SprintOne (1) (2).docx
@@ -2689,12 +2689,21 @@
                 <w:sz w:val="20"/>
               </w:rPr>
             </w:pPr>
-            <w:r>
-              <w:rPr>
-                <w:rFonts w:ascii="Tahoma" w:hAnsi="Tahoma" w:cs="Tahoma"/>
-                <w:sz w:val="20"/>
-              </w:rPr>
-              <w:t>In order to verify the authenticity of the student’s assessment, you may ask the student to again produce an answer to an existing question.</w:t>
+            <w:proofErr w:type="gramStart"/>
+            <w:r>
+              <w:rPr>
+                <w:rFonts w:ascii="Tahoma" w:hAnsi="Tahoma" w:cs="Tahoma"/>
+                <w:sz w:val="20"/>
+              </w:rPr>
+              <w:t>In order to</w:t>
+            </w:r>
+            <w:proofErr w:type="gramEnd"/>
+            <w:r>
+              <w:rPr>
+                <w:rFonts w:ascii="Tahoma" w:hAnsi="Tahoma" w:cs="Tahoma"/>
+                <w:sz w:val="20"/>
+              </w:rPr>
+              <w:t xml:space="preserve"> verify the authenticity of the student’s assessment, you may ask the student to again produce an answer to an existing question.</w:t>
             </w:r>
           </w:p>
         </w:tc>
@@ -7306,7 +7315,15 @@
         </w:numPr>
       </w:pPr>
       <w:r>
-        <w:t>The sort method must be coded using the Bubble Sort algorithm.</w:t>
+        <w:t xml:space="preserve">The </w:t>
+      </w:r>
+      <w:proofErr w:type="gramStart"/>
+      <w:r>
+        <w:t>sort</w:t>
+      </w:r>
+      <w:proofErr w:type="gramEnd"/>
+      <w:r>
+        <w:t xml:space="preserve"> method must be coded using the Bubble Sort algorithm.</w:t>
       </w:r>
     </w:p>
     <w:p>
@@ -7441,9 +7458,11 @@
       <w:r>
         <w:t xml:space="preserve"> </w:t>
       </w:r>
+      <w:proofErr w:type="gramStart"/>
       <w:r>
         <w:t>account</w:t>
       </w:r>
+      <w:proofErr w:type="gramEnd"/>
       <w:r>
         <w:t xml:space="preserve"> then you will need to create one and share the </w:t>
       </w:r>
@@ -8397,7 +8416,15 @@
               <w:spacing w:after="0" w:line="240" w:lineRule="auto"/>
             </w:pPr>
             <w:r>
-              <w:t>Set up a development environment for programming.(GitHub, Figma etc.)</w:t>
+              <w:t xml:space="preserve">Set up a development environment for </w:t>
+            </w:r>
+            <w:proofErr w:type="gramStart"/>
+            <w:r>
+              <w:t>programming.(</w:t>
+            </w:r>
+            <w:proofErr w:type="gramEnd"/>
+            <w:r>
+              <w:t>GitHub, Figma etc.)</w:t>
             </w:r>
           </w:p>
         </w:tc>
@@ -8465,8 +8492,13 @@
               <w:spacing w:after="0" w:line="240" w:lineRule="auto"/>
             </w:pPr>
             <w:r>
-              <w:t>Create an array with 24 elements and store a random number (10 to 90) to simulate the data stream .</w:t>
-            </w:r>
+              <w:t xml:space="preserve">Create an array with 24 elements and store a random number (10 to 90) to simulate the data </w:t>
+            </w:r>
+            <w:proofErr w:type="gramStart"/>
+            <w:r>
+              <w:t>stream .</w:t>
+            </w:r>
+            <w:proofErr w:type="gramEnd"/>
           </w:p>
         </w:tc>
         <w:tc>
@@ -9974,7 +10006,21 @@
               <w:rPr>
                 <w:lang w:eastAsia="ko-KR"/>
               </w:rPr>
-              <w:t>- When you press the sort button, 24 hourly neutrino values ​​are displayed.</w:t>
+              <w:t xml:space="preserve">- When you press the </w:t>
+            </w:r>
+            <w:proofErr w:type="gramStart"/>
+            <w:r>
+              <w:rPr>
+                <w:lang w:eastAsia="ko-KR"/>
+              </w:rPr>
+              <w:t>sort</w:t>
+            </w:r>
+            <w:proofErr w:type="gramEnd"/>
+            <w:r>
+              <w:rPr>
+                <w:lang w:eastAsia="ko-KR"/>
+              </w:rPr>
+              <w:t xml:space="preserve"> button, 24 hourly neutrino values ​​are displayed.</w:t>
             </w:r>
           </w:p>
           <w:p>
@@ -10155,7 +10201,21 @@
               <w:rPr>
                 <w:lang w:eastAsia="ko-KR"/>
               </w:rPr>
-              <w:t>when enter a search value in the text box and click this button , the value you are looking for will be displayed  in the data in the list box.</w:t>
+              <w:t xml:space="preserve">when enter a search value in the text box and click this </w:t>
+            </w:r>
+            <w:proofErr w:type="gramStart"/>
+            <w:r>
+              <w:rPr>
+                <w:lang w:eastAsia="ko-KR"/>
+              </w:rPr>
+              <w:t>button ,</w:t>
+            </w:r>
+            <w:proofErr w:type="gramEnd"/>
+            <w:r>
+              <w:rPr>
+                <w:lang w:eastAsia="ko-KR"/>
+              </w:rPr>
+              <w:t xml:space="preserve"> the value you are looking for will be displayed  in the data in the list box.</w:t>
             </w:r>
           </w:p>
           <w:p>
@@ -10295,6 +10355,7 @@
               </w:rPr>
               <w:t xml:space="preserve"> </w:t>
             </w:r>
+            <w:proofErr w:type="gramStart"/>
             <w:r>
               <w:rPr>
                 <w:lang w:eastAsia="ko-KR"/>
@@ -10317,7 +10378,14 @@
               <w:rPr>
                 <w:lang w:eastAsia="ko-KR"/>
               </w:rPr>
-              <w:t xml:space="preserve">own Button </w:t>
+              <w:t>own</w:t>
+            </w:r>
+            <w:proofErr w:type="gramEnd"/>
+            <w:r>
+              <w:rPr>
+                <w:lang w:eastAsia="ko-KR"/>
+              </w:rPr>
+              <w:t xml:space="preserve"> Button </w:t>
             </w:r>
             <w:r>
               <w:rPr>
@@ -10419,7 +10487,21 @@
               <w:rPr>
                 <w:lang w:eastAsia="ko-KR"/>
               </w:rPr>
-              <w:t>lick the this drop down button to sort the</w:t>
+              <w:t xml:space="preserve">lick the this </w:t>
+            </w:r>
+            <w:proofErr w:type="gramStart"/>
+            <w:r>
+              <w:rPr>
+                <w:lang w:eastAsia="ko-KR"/>
+              </w:rPr>
+              <w:t>drop down</w:t>
+            </w:r>
+            <w:proofErr w:type="gramEnd"/>
+            <w:r>
+              <w:rPr>
+                <w:lang w:eastAsia="ko-KR"/>
+              </w:rPr>
+              <w:t xml:space="preserve"> button to sort the</w:t>
             </w:r>
             <w:r>
               <w:rPr>
@@ -10740,13 +10822,13 @@
         <w:tblLook w:val="04A0" w:firstRow="1" w:lastRow="0" w:firstColumn="1" w:lastColumn="0" w:noHBand="0" w:noVBand="1"/>
       </w:tblPr>
       <w:tblGrid>
-        <w:gridCol w:w="2122"/>
-        <w:gridCol w:w="73"/>
-        <w:gridCol w:w="2810"/>
-        <w:gridCol w:w="1212"/>
-        <w:gridCol w:w="724"/>
-        <w:gridCol w:w="1276"/>
-        <w:gridCol w:w="1417"/>
+        <w:gridCol w:w="1422"/>
+        <w:gridCol w:w="124"/>
+        <w:gridCol w:w="3371"/>
+        <w:gridCol w:w="2047"/>
+        <w:gridCol w:w="824"/>
+        <w:gridCol w:w="1899"/>
+        <w:gridCol w:w="2001"/>
       </w:tblGrid>
       <w:tr>
         <w:tc>
@@ -10945,6 +11027,7 @@
                 <w:sz w:val="32"/>
                 <w:szCs w:val="32"/>
               </w:rPr>
+              <w:lastRenderedPageBreak/>
               <w:t>Repository/Project Information</w:t>
             </w:r>
           </w:p>
@@ -11019,7 +11102,6 @@
               <w:spacing w:after="0"/>
             </w:pPr>
             <w:r>
-              <w:lastRenderedPageBreak/>
               <w:t>Has</w:t>
             </w:r>
             <w:r>
@@ -11640,7 +11722,13 @@
             </w:tcBorders>
             <w:shd w:val="clear" w:color="auto" w:fill="auto"/>
           </w:tcPr>
-          <w:p/>
+          <w:p>
+            <w:proofErr w:type="spellStart"/>
+            <w:r>
+              <w:t>sprintone</w:t>
+            </w:r>
+            <w:proofErr w:type="spellEnd"/>
+          </w:p>
         </w:tc>
       </w:tr>
       <w:tr>
@@ -11672,7 +11760,52 @@
             </w:tcBorders>
             <w:shd w:val="clear" w:color="auto" w:fill="auto"/>
           </w:tcPr>
-          <w:p/>
+          <w:p>
+            <w:hyperlink r:id="rId16" w:history="1">
+              <w:proofErr w:type="spellStart"/>
+              <w:r>
+                <w:rPr>
+                  <w:rStyle w:val="Hyperlink"/>
+                </w:rPr>
+                <w:t>sprintone</w:t>
+              </w:r>
+              <w:proofErr w:type="spellEnd"/>
+              <w:r>
+                <w:rPr>
+                  <w:rStyle w:val="Hyperlink"/>
+                </w:rPr>
+                <w:t xml:space="preserve">/ at main · </w:t>
+              </w:r>
+              <w:proofErr w:type="spellStart"/>
+              <w:r>
+                <w:rPr>
+                  <w:rStyle w:val="Hyperlink"/>
+                </w:rPr>
+                <w:t>sunjudoit</w:t>
+              </w:r>
+              <w:proofErr w:type="spellEnd"/>
+              <w:r>
+                <w:rPr>
+                  <w:rStyle w:val="Hyperlink"/>
+                </w:rPr>
+                <w:t>/</w:t>
+              </w:r>
+              <w:proofErr w:type="spellStart"/>
+              <w:r>
+                <w:rPr>
+                  <w:rStyle w:val="Hyperlink"/>
+                </w:rPr>
+                <w:t>sprintone</w:t>
+              </w:r>
+              <w:proofErr w:type="spellEnd"/>
+              <w:r>
+                <w:rPr>
+                  <w:rStyle w:val="Hyperlink"/>
+                </w:rPr>
+                <w:t xml:space="preserve"> (github.com)</w:t>
+              </w:r>
+            </w:hyperlink>
+          </w:p>
         </w:tc>
       </w:tr>
       <w:tr>
@@ -11704,7 +11837,54 @@
             </w:tcBorders>
             <w:shd w:val="clear" w:color="auto" w:fill="auto"/>
           </w:tcPr>
-          <w:p/>
+          <w:p>
+            <w:r>
+              <w:rPr>
+                <w:noProof/>
+              </w:rPr>
+              <w:drawing>
+                <wp:inline distT="0" distB="0" distL="0" distR="0" wp14:anchorId="18FCFD8C" wp14:editId="381EB99F">
+                  <wp:extent cx="6120130" cy="4201795"/>
+                  <wp:effectExtent l="0" t="0" r="0" b="8255"/>
+                  <wp:docPr id="938420066" name="Picture 7" descr="A screenshot of a computer&#10;&#10;Description automatically generated"/>
+                  <wp:cNvGraphicFramePr>
+                    <a:graphicFrameLocks xmlns:a="http://schemas.openxmlformats.org/drawingml/2006/main" noChangeAspect="1"/>
+                  </wp:cNvGraphicFramePr>
+                  <a:graphic xmlns:a="http://schemas.openxmlformats.org/drawingml/2006/main">
+                    <a:graphicData uri="http://schemas.openxmlformats.org/drawingml/2006/picture">
+                      <pic:pic xmlns:pic="http://schemas.openxmlformats.org/drawingml/2006/picture">
+                        <pic:nvPicPr>
+                          <pic:cNvPr id="938420066" name="Picture 7" descr="A screenshot of a computer&#10;&#10;Description automatically generated"/>
+                          <pic:cNvPicPr/>
+                        </pic:nvPicPr>
+                        <pic:blipFill>
+                          <a:blip r:embed="rId17">
+                            <a:extLst>
+                              <a:ext uri="{28A0092B-C50C-407E-A947-70E740481C1C}">
+                                <a14:useLocalDpi xmlns:a14="http://schemas.microsoft.com/office/drawing/2010/main" val="0"/>
+                              </a:ext>
+                            </a:extLst>
+                          </a:blip>
+                          <a:stretch>
+                            <a:fillRect/>
+                          </a:stretch>
+                        </pic:blipFill>
+                        <pic:spPr>
+                          <a:xfrm>
+                            <a:off x="0" y="0"/>
+                            <a:ext cx="6120130" cy="4201795"/>
+                          </a:xfrm>
+                          <a:prstGeom prst="rect">
+                            <a:avLst/>
+                          </a:prstGeom>
+                        </pic:spPr>
+                      </pic:pic>
+                    </a:graphicData>
+                  </a:graphic>
+                </wp:inline>
+              </w:drawing>
+            </w:r>
+          </w:p>
         </w:tc>
       </w:tr>
       <w:tr>
@@ -11721,6 +11901,7 @@
           </w:tcPr>
           <w:p>
             <w:r>
+              <w:lastRenderedPageBreak/>
               <w:t>Cloud Screen Shot</w:t>
             </w:r>
           </w:p>
@@ -11736,7 +11917,84 @@
             </w:tcBorders>
             <w:shd w:val="clear" w:color="auto" w:fill="auto"/>
           </w:tcPr>
-          <w:p/>
+          <w:p>
+            <w:r>
+              <w:rPr>
+                <w:noProof/>
+              </w:rPr>
+              <w:drawing>
+                <wp:inline distT="0" distB="0" distL="0" distR="0" wp14:anchorId="774A5913" wp14:editId="75B40706">
+                  <wp:extent cx="6120130" cy="4237355"/>
+                  <wp:effectExtent l="133350" t="114300" r="128270" b="163195"/>
+                  <wp:docPr id="1076079470" name="Picture 8" descr="A screenshot of a computer&#10;&#10;Description automatically generated"/>
+                  <wp:cNvGraphicFramePr>
+                    <a:graphicFrameLocks xmlns:a="http://schemas.openxmlformats.org/drawingml/2006/main" noChangeAspect="1"/>
+                  </wp:cNvGraphicFramePr>
+                  <a:graphic xmlns:a="http://schemas.openxmlformats.org/drawingml/2006/main">
+                    <a:graphicData uri="http://schemas.openxmlformats.org/drawingml/2006/picture">
+                      <pic:pic xmlns:pic="http://schemas.openxmlformats.org/drawingml/2006/picture">
+                        <pic:nvPicPr>
+                          <pic:cNvPr id="1076079470" name="Picture 8" descr="A screenshot of a computer&#10;&#10;Description automatically generated"/>
+                          <pic:cNvPicPr/>
+                        </pic:nvPicPr>
+                        <pic:blipFill>
+                          <a:blip r:embed="rId18">
+                            <a:extLst>
+                              <a:ext uri="{28A0092B-C50C-407E-A947-70E740481C1C}">
+                                <a14:useLocalDpi xmlns:a14="http://schemas.microsoft.com/office/drawing/2010/main" val="0"/>
+                              </a:ext>
+                            </a:extLst>
+                          </a:blip>
+                          <a:stretch>
+                            <a:fillRect/>
+                          </a:stretch>
+                        </pic:blipFill>
+                        <pic:spPr>
+                          <a:xfrm>
+                            <a:off x="0" y="0"/>
+                            <a:ext cx="6120130" cy="4237355"/>
+                          </a:xfrm>
+                          <a:prstGeom prst="rect">
+                            <a:avLst/>
+                          </a:prstGeom>
+                          <a:solidFill>
+                            <a:srgbClr val="FFFFFF">
+                              <a:shade val="85000"/>
+                            </a:srgbClr>
+                          </a:solidFill>
+                          <a:ln w="88900" cap="sq">
+                            <a:solidFill>
+                              <a:srgbClr val="FFFFFF"/>
+                            </a:solidFill>
+                            <a:miter lim="800000"/>
+                          </a:ln>
+                          <a:effectLst>
+                            <a:outerShdw blurRad="55000" dist="18000" dir="5400000" algn="tl" rotWithShape="0">
+                              <a:srgbClr val="000000">
+                                <a:alpha val="40000"/>
+                              </a:srgbClr>
+                            </a:outerShdw>
+                          </a:effectLst>
+                          <a:scene3d>
+                            <a:camera prst="orthographicFront"/>
+                            <a:lightRig rig="twoPt" dir="t">
+                              <a:rot lat="0" lon="0" rev="7200000"/>
+                            </a:lightRig>
+                          </a:scene3d>
+                          <a:sp3d>
+                            <a:bevelT w="25400" h="19050"/>
+                            <a:contourClr>
+                              <a:srgbClr val="FFFFFF"/>
+                            </a:contourClr>
+                          </a:sp3d>
+                        </pic:spPr>
+                      </pic:pic>
+                    </a:graphicData>
+                  </a:graphic>
+                </wp:inline>
+              </w:drawing>
+            </w:r>
+          </w:p>
         </w:tc>
       </w:tr>
     </w:tbl>
@@ -12355,26 +12613,676 @@
             <w:pPr>
               <w:pStyle w:val="Heading3"/>
               <w:rPr>
+                <w:color w:val="FF0000"/>
+                <w:sz w:val="16"/>
+                <w:szCs w:val="16"/>
+              </w:rPr>
+            </w:pPr>
+            <w:r>
+              <w:rPr>
+                <w:color w:val="FF0000"/>
+                <w:sz w:val="16"/>
+                <w:szCs w:val="16"/>
+              </w:rPr>
+              <w:t>Put the Algorithm for the</w:t>
+            </w:r>
+            <w:r>
+              <w:rPr>
+                <w:color w:val="FF0000"/>
+                <w:sz w:val="16"/>
+                <w:szCs w:val="16"/>
+              </w:rPr>
+              <w:t xml:space="preserve"> Binary Search</w:t>
+            </w:r>
+            <w:r>
+              <w:rPr>
+                <w:color w:val="FF0000"/>
+                <w:sz w:val="16"/>
+                <w:szCs w:val="16"/>
+              </w:rPr>
+              <w:t xml:space="preserve"> </w:t>
+            </w:r>
+            <w:proofErr w:type="gramStart"/>
+            <w:r>
+              <w:rPr>
+                <w:color w:val="FF0000"/>
+                <w:sz w:val="16"/>
+                <w:szCs w:val="16"/>
+              </w:rPr>
+              <w:t>here;</w:t>
+            </w:r>
+            <w:proofErr w:type="gramEnd"/>
+            <w:r>
+              <w:rPr>
+                <w:color w:val="FF0000"/>
+                <w:sz w:val="16"/>
+                <w:szCs w:val="16"/>
+              </w:rPr>
+              <w:t xml:space="preserve"> </w:t>
+            </w:r>
+          </w:p>
+          <w:p>
+            <w:pPr>
+              <w:spacing w:after="0"/>
+              <w:rPr>
+                <w:rFonts w:ascii="Arial" w:hAnsi="Arial" w:cs="Arial"/>
+                <w:color w:val="222222"/>
+                <w:sz w:val="18"/>
+                <w:szCs w:val="18"/>
+                <w:lang w:eastAsia="ko-KR"/>
+              </w:rPr>
+            </w:pPr>
+            <w:proofErr w:type="gramStart"/>
+            <w:r>
+              <w:rPr>
+                <w:rFonts w:ascii="Arial" w:hAnsi="Arial" w:cs="Arial" w:hint="eastAsia"/>
+                <w:b/>
+                <w:color w:val="222222"/>
+                <w:sz w:val="18"/>
+                <w:szCs w:val="18"/>
+                <w:lang w:eastAsia="ko-KR"/>
+              </w:rPr>
+              <w:t>Data</w:t>
+            </w:r>
+            <w:r>
+              <w:rPr>
+                <w:rFonts w:ascii="Arial" w:hAnsi="Arial" w:cs="Arial" w:hint="eastAsia"/>
+                <w:color w:val="222222"/>
+                <w:sz w:val="18"/>
+                <w:szCs w:val="18"/>
+                <w:lang w:eastAsia="ko-KR"/>
+              </w:rPr>
+              <w:t xml:space="preserve"> :</w:t>
+            </w:r>
+            <w:proofErr w:type="gramEnd"/>
+            <w:r>
+              <w:rPr>
+                <w:rFonts w:ascii="Arial" w:hAnsi="Arial" w:cs="Arial" w:hint="eastAsia"/>
+                <w:color w:val="222222"/>
+                <w:sz w:val="18"/>
+                <w:szCs w:val="18"/>
+                <w:lang w:eastAsia="ko-KR"/>
+              </w:rPr>
+              <w:t xml:space="preserve"> </w:t>
+            </w:r>
+            <w:r>
+              <w:rPr>
+                <w:rFonts w:ascii="Arial" w:hAnsi="Arial" w:cs="Arial"/>
+                <w:color w:val="222222"/>
+                <w:sz w:val="18"/>
+                <w:szCs w:val="18"/>
+                <w:lang w:eastAsia="ko-KR"/>
+              </w:rPr>
+              <w:t>Saved array values</w:t>
+            </w:r>
+            <w:r>
+              <w:rPr>
+                <w:rFonts w:ascii="Arial" w:hAnsi="Arial" w:cs="Arial" w:hint="eastAsia"/>
+                <w:color w:val="222222"/>
+                <w:sz w:val="18"/>
+                <w:szCs w:val="18"/>
+                <w:lang w:eastAsia="ko-KR"/>
+              </w:rPr>
+              <w:t xml:space="preserve"> </w:t>
+            </w:r>
+          </w:p>
+          <w:p>
+            <w:pPr>
+              <w:spacing w:after="0"/>
+              <w:ind w:left="720" w:hangingChars="400" w:hanging="720"/>
+              <w:rPr>
+                <w:rFonts w:ascii="Arial" w:hAnsi="Arial" w:cs="Arial"/>
+                <w:color w:val="222222"/>
+                <w:sz w:val="18"/>
+                <w:szCs w:val="18"/>
+                <w:lang w:eastAsia="ko-KR"/>
+              </w:rPr>
+            </w:pPr>
+            <w:proofErr w:type="gramStart"/>
+            <w:r>
+              <w:rPr>
+                <w:rFonts w:ascii="Arial" w:hAnsi="Arial" w:cs="Arial" w:hint="eastAsia"/>
+                <w:b/>
+                <w:color w:val="222222"/>
+                <w:sz w:val="18"/>
+                <w:szCs w:val="18"/>
+                <w:lang w:eastAsia="ko-KR"/>
+              </w:rPr>
+              <w:t>Result</w:t>
+            </w:r>
+            <w:r>
+              <w:rPr>
+                <w:rFonts w:ascii="Arial" w:hAnsi="Arial" w:cs="Arial" w:hint="eastAsia"/>
+                <w:color w:val="222222"/>
+                <w:sz w:val="18"/>
+                <w:szCs w:val="18"/>
+                <w:lang w:eastAsia="ko-KR"/>
+              </w:rPr>
+              <w:t xml:space="preserve"> :</w:t>
+            </w:r>
+            <w:proofErr w:type="gramEnd"/>
+            <w:r>
+              <w:rPr>
+                <w:rFonts w:ascii="Arial" w:hAnsi="Arial" w:cs="Arial" w:hint="eastAsia"/>
+                <w:color w:val="222222"/>
+                <w:sz w:val="18"/>
+                <w:szCs w:val="18"/>
+                <w:lang w:eastAsia="ko-KR"/>
+              </w:rPr>
+              <w:t xml:space="preserve"> </w:t>
+            </w:r>
+            <w:r>
+              <w:rPr>
+                <w:rFonts w:ascii="Arial" w:hAnsi="Arial" w:cs="Arial"/>
+                <w:color w:val="222222"/>
+                <w:sz w:val="18"/>
+                <w:szCs w:val="18"/>
+                <w:lang w:eastAsia="ko-KR"/>
+              </w:rPr>
+              <w:t>Search for a value that is the same as the user input</w:t>
+            </w:r>
+          </w:p>
+          <w:p>
+            <w:pPr>
+              <w:spacing w:after="0"/>
+              <w:ind w:left="540" w:hangingChars="300" w:hanging="540"/>
+              <w:rPr>
+                <w:rFonts w:ascii="Arial" w:hAnsi="Arial" w:cs="Arial"/>
+                <w:color w:val="222222"/>
+                <w:sz w:val="18"/>
+                <w:szCs w:val="18"/>
+                <w:lang w:eastAsia="ko-KR"/>
+              </w:rPr>
+            </w:pPr>
+            <w:r>
+              <w:rPr>
+                <w:rFonts w:ascii="Arial" w:hAnsi="Arial" w:cs="Arial" w:hint="eastAsia"/>
+                <w:b/>
+                <w:color w:val="222222"/>
+                <w:sz w:val="18"/>
+                <w:szCs w:val="18"/>
+                <w:lang w:eastAsia="ko-KR"/>
+              </w:rPr>
+              <w:t>While</w:t>
+            </w:r>
+            <w:r>
+              <w:rPr>
+                <w:rFonts w:ascii="Arial" w:hAnsi="Arial" w:cs="Arial" w:hint="eastAsia"/>
+                <w:color w:val="222222"/>
+                <w:lang w:eastAsia="ko-KR"/>
+              </w:rPr>
+              <w:t xml:space="preserve"> </w:t>
+            </w:r>
+            <w:r>
+              <w:rPr>
+                <w:rFonts w:ascii="Arial" w:hAnsi="Arial" w:cs="Arial"/>
+                <w:color w:val="222222"/>
+                <w:sz w:val="18"/>
+                <w:szCs w:val="18"/>
+                <w:lang w:eastAsia="ko-KR"/>
+              </w:rPr>
+              <w:t xml:space="preserve">the start </w:t>
+            </w:r>
+            <w:proofErr w:type="gramStart"/>
+            <w:r>
+              <w:rPr>
+                <w:rFonts w:ascii="Arial" w:hAnsi="Arial" w:cs="Arial" w:hint="eastAsia"/>
+                <w:color w:val="222222"/>
+                <w:sz w:val="18"/>
+                <w:szCs w:val="18"/>
+                <w:lang w:eastAsia="ko-KR"/>
+              </w:rPr>
+              <w:t>point</w:t>
+            </w:r>
+            <w:r>
+              <w:rPr>
+                <w:rFonts w:ascii="Arial" w:hAnsi="Arial" w:cs="Arial"/>
+                <w:color w:val="222222"/>
+                <w:sz w:val="18"/>
+                <w:szCs w:val="18"/>
+                <w:lang w:eastAsia="ko-KR"/>
+              </w:rPr>
+              <w:t xml:space="preserve"> </w:t>
+            </w:r>
+            <w:r>
+              <w:rPr>
+                <w:rFonts w:ascii="Arial" w:hAnsi="Arial" w:cs="Arial"/>
+                <w:color w:val="222222"/>
+                <w:sz w:val="18"/>
+                <w:szCs w:val="18"/>
+                <w:lang w:eastAsia="ko-KR"/>
+              </w:rPr>
+              <w:t xml:space="preserve"> is</w:t>
+            </w:r>
+            <w:proofErr w:type="gramEnd"/>
+            <w:r>
+              <w:rPr>
+                <w:rFonts w:ascii="Arial" w:hAnsi="Arial" w:cs="Arial"/>
+                <w:color w:val="222222"/>
+                <w:sz w:val="18"/>
+                <w:szCs w:val="18"/>
+                <w:lang w:eastAsia="ko-KR"/>
+              </w:rPr>
+              <w:t xml:space="preserve"> less than or </w:t>
+            </w:r>
+            <w:r>
+              <w:rPr>
+                <w:rFonts w:ascii="Arial" w:hAnsi="Arial" w:cs="Arial"/>
+                <w:color w:val="222222"/>
+                <w:sz w:val="18"/>
+                <w:szCs w:val="18"/>
+                <w:lang w:eastAsia="ko-KR"/>
+              </w:rPr>
+              <w:t xml:space="preserve">equal to the last </w:t>
+            </w:r>
+            <w:r>
+              <w:rPr>
+                <w:rFonts w:ascii="Arial" w:hAnsi="Arial" w:cs="Arial" w:hint="eastAsia"/>
+                <w:color w:val="222222"/>
+                <w:sz w:val="18"/>
+                <w:szCs w:val="18"/>
+                <w:lang w:eastAsia="ko-KR"/>
+              </w:rPr>
+              <w:t>point  Do</w:t>
+            </w:r>
+          </w:p>
+          <w:p>
+            <w:pPr>
+              <w:spacing w:after="0"/>
+              <w:ind w:left="540" w:hangingChars="300" w:hanging="540"/>
+              <w:rPr>
+                <w:rFonts w:ascii="Arial" w:hAnsi="Arial" w:cs="Arial"/>
+                <w:color w:val="222222"/>
+                <w:sz w:val="18"/>
+                <w:szCs w:val="18"/>
+                <w:lang w:eastAsia="ko-KR"/>
+              </w:rPr>
+            </w:pPr>
+            <w:r>
+              <w:rPr>
+                <w:rFonts w:ascii="Arial" w:hAnsi="Arial" w:cs="Arial" w:hint="eastAsia"/>
+                <w:color w:val="222222"/>
+                <w:sz w:val="18"/>
+                <w:szCs w:val="18"/>
+                <w:lang w:eastAsia="ko-KR"/>
+              </w:rPr>
+              <w:t xml:space="preserve">             </w:t>
+            </w:r>
+            <w:r>
+              <w:rPr>
+                <w:rFonts w:ascii="Arial" w:hAnsi="Arial" w:cs="Arial"/>
+                <w:color w:val="222222"/>
+                <w:sz w:val="18"/>
+                <w:szCs w:val="18"/>
+                <w:lang w:eastAsia="ko-KR"/>
+              </w:rPr>
+              <w:t>Add the start and last</w:t>
+            </w:r>
+            <w:r>
+              <w:rPr>
+                <w:rFonts w:ascii="Arial" w:hAnsi="Arial" w:cs="Arial" w:hint="eastAsia"/>
+                <w:color w:val="222222"/>
+                <w:sz w:val="18"/>
+                <w:szCs w:val="18"/>
+                <w:lang w:eastAsia="ko-KR"/>
+              </w:rPr>
+              <w:t xml:space="preserve"> point</w:t>
+            </w:r>
+            <w:r>
+              <w:rPr>
+                <w:rFonts w:ascii="Arial" w:hAnsi="Arial" w:cs="Arial"/>
+                <w:color w:val="222222"/>
+                <w:sz w:val="18"/>
+                <w:szCs w:val="18"/>
+                <w:lang w:eastAsia="ko-KR"/>
+              </w:rPr>
+              <w:t xml:space="preserve"> and divide by 2</w:t>
+            </w:r>
+          </w:p>
+          <w:p>
+            <w:pPr>
+              <w:spacing w:after="0"/>
+              <w:ind w:left="540" w:hangingChars="300" w:hanging="540"/>
+              <w:rPr>
+                <w:rFonts w:ascii="Arial" w:hAnsi="Arial" w:cs="Arial"/>
+                <w:color w:val="222222"/>
+                <w:sz w:val="18"/>
+                <w:szCs w:val="18"/>
+                <w:lang w:eastAsia="ko-KR"/>
+              </w:rPr>
+            </w:pPr>
+            <w:r>
+              <w:rPr>
+                <w:rFonts w:ascii="Arial" w:hAnsi="Arial" w:cs="Arial" w:hint="eastAsia"/>
+                <w:b/>
+                <w:color w:val="222222"/>
+                <w:sz w:val="18"/>
+                <w:szCs w:val="18"/>
+                <w:lang w:eastAsia="ko-KR"/>
+              </w:rPr>
+              <w:t xml:space="preserve">      </w:t>
+            </w:r>
+            <w:r>
+              <w:rPr>
+                <w:rFonts w:ascii="Arial" w:hAnsi="Arial" w:cs="Arial"/>
+                <w:b/>
+                <w:color w:val="222222"/>
+                <w:sz w:val="18"/>
+                <w:szCs w:val="18"/>
+                <w:lang w:eastAsia="ko-KR"/>
+              </w:rPr>
+              <w:t>I</w:t>
+            </w:r>
+            <w:r>
+              <w:rPr>
+                <w:rFonts w:ascii="Arial" w:hAnsi="Arial" w:cs="Arial" w:hint="eastAsia"/>
+                <w:b/>
+                <w:color w:val="222222"/>
+                <w:sz w:val="18"/>
+                <w:szCs w:val="18"/>
+                <w:lang w:eastAsia="ko-KR"/>
+              </w:rPr>
+              <w:t>f</w:t>
+            </w:r>
+            <w:r>
+              <w:rPr>
+                <w:rFonts w:ascii="Arial" w:hAnsi="Arial" w:cs="Arial" w:hint="eastAsia"/>
+                <w:color w:val="222222"/>
+                <w:sz w:val="18"/>
+                <w:szCs w:val="18"/>
+                <w:lang w:eastAsia="ko-KR"/>
+              </w:rPr>
+              <w:t xml:space="preserve">   input value is middle value</w:t>
+            </w:r>
+          </w:p>
+          <w:p>
+            <w:pPr>
+              <w:spacing w:after="0"/>
+              <w:ind w:left="540" w:hangingChars="300" w:hanging="540"/>
+              <w:rPr>
+                <w:rFonts w:ascii="Arial" w:hAnsi="Arial" w:cs="Arial"/>
+                <w:color w:val="222222"/>
+                <w:sz w:val="18"/>
+                <w:szCs w:val="18"/>
+                <w:lang w:eastAsia="ko-KR"/>
+              </w:rPr>
+            </w:pPr>
+            <w:r>
+              <w:rPr>
+                <w:rFonts w:ascii="Arial" w:hAnsi="Arial" w:cs="Arial" w:hint="eastAsia"/>
+                <w:color w:val="222222"/>
+                <w:sz w:val="18"/>
+                <w:szCs w:val="18"/>
+                <w:lang w:eastAsia="ko-KR"/>
+              </w:rPr>
+              <w:t xml:space="preserve"> </w:t>
+            </w:r>
+            <w:r>
+              <w:rPr>
+                <w:rFonts w:ascii="Arial" w:hAnsi="Arial" w:cs="Arial" w:hint="eastAsia"/>
+                <w:color w:val="222222"/>
+                <w:sz w:val="18"/>
+                <w:szCs w:val="18"/>
+                <w:lang w:eastAsia="ko-KR"/>
+              </w:rPr>
+              <w:t xml:space="preserve">          </w:t>
+            </w:r>
+            <w:proofErr w:type="gramStart"/>
+            <w:r>
+              <w:rPr>
+                <w:rFonts w:ascii="Arial" w:hAnsi="Arial" w:cs="Arial" w:hint="eastAsia"/>
+                <w:color w:val="222222"/>
+                <w:sz w:val="18"/>
+                <w:szCs w:val="18"/>
+                <w:lang w:eastAsia="ko-KR"/>
+              </w:rPr>
+              <w:t xml:space="preserve">Return </w:t>
+            </w:r>
+            <w:r>
+              <w:rPr>
+                <w:rFonts w:ascii="Arial" w:hAnsi="Arial" w:cs="Arial" w:hint="eastAsia"/>
+                <w:color w:val="222222"/>
+                <w:sz w:val="18"/>
+                <w:szCs w:val="18"/>
+                <w:lang w:eastAsia="ko-KR"/>
+              </w:rPr>
+              <w:t xml:space="preserve"> </w:t>
+            </w:r>
+            <w:r>
+              <w:rPr>
+                <w:rFonts w:ascii="Arial" w:hAnsi="Arial" w:cs="Arial" w:hint="eastAsia"/>
+                <w:color w:val="222222"/>
+                <w:sz w:val="18"/>
+                <w:szCs w:val="18"/>
+                <w:lang w:eastAsia="ko-KR"/>
+              </w:rPr>
+              <w:t>middle</w:t>
+            </w:r>
+            <w:proofErr w:type="gramEnd"/>
+            <w:r>
+              <w:rPr>
+                <w:rFonts w:ascii="Arial" w:hAnsi="Arial" w:cs="Arial" w:hint="eastAsia"/>
+                <w:color w:val="222222"/>
+                <w:sz w:val="18"/>
+                <w:szCs w:val="18"/>
+                <w:lang w:eastAsia="ko-KR"/>
+              </w:rPr>
+              <w:t xml:space="preserve"> index</w:t>
+            </w:r>
+            <w:r>
+              <w:rPr>
+                <w:rFonts w:ascii="Arial" w:hAnsi="Arial" w:cs="Arial" w:hint="eastAsia"/>
+                <w:color w:val="222222"/>
+                <w:sz w:val="18"/>
+                <w:szCs w:val="18"/>
+                <w:lang w:eastAsia="ko-KR"/>
+              </w:rPr>
+              <w:t>;</w:t>
+            </w:r>
+          </w:p>
+          <w:p>
+            <w:pPr>
+              <w:spacing w:after="0"/>
+              <w:ind w:leftChars="150" w:left="600" w:hangingChars="150" w:hanging="270"/>
+              <w:rPr>
+                <w:rFonts w:ascii="Arial" w:hAnsi="Arial" w:cs="Arial"/>
+                <w:color w:val="222222"/>
+                <w:sz w:val="18"/>
+                <w:szCs w:val="18"/>
+                <w:lang w:eastAsia="ko-KR"/>
+              </w:rPr>
+            </w:pPr>
+            <w:r>
+              <w:rPr>
+                <w:rFonts w:ascii="Arial" w:hAnsi="Arial" w:cs="Arial" w:hint="eastAsia"/>
+                <w:b/>
+                <w:color w:val="222222"/>
+                <w:sz w:val="18"/>
+                <w:szCs w:val="18"/>
+                <w:lang w:eastAsia="ko-KR"/>
+              </w:rPr>
+              <w:t>Else if</w:t>
+            </w:r>
+            <w:r>
+              <w:rPr>
+                <w:rFonts w:ascii="Arial" w:hAnsi="Arial" w:cs="Arial" w:hint="eastAsia"/>
+                <w:color w:val="222222"/>
+                <w:sz w:val="18"/>
+                <w:szCs w:val="18"/>
+                <w:lang w:eastAsia="ko-KR"/>
+              </w:rPr>
+              <w:t xml:space="preserve"> middle value is </w:t>
+            </w:r>
+            <w:r>
+              <w:rPr>
+                <w:rFonts w:ascii="Arial" w:hAnsi="Arial" w:cs="Arial"/>
+                <w:color w:val="222222"/>
+                <w:sz w:val="18"/>
+                <w:szCs w:val="18"/>
+                <w:lang w:eastAsia="ko-KR"/>
+              </w:rPr>
+              <w:t>greater than or equal</w:t>
+            </w:r>
+            <w:r>
+              <w:rPr>
+                <w:rFonts w:ascii="Arial" w:hAnsi="Arial" w:cs="Arial" w:hint="eastAsia"/>
+                <w:color w:val="222222"/>
+                <w:sz w:val="18"/>
+                <w:szCs w:val="18"/>
+                <w:lang w:eastAsia="ko-KR"/>
+              </w:rPr>
+              <w:t xml:space="preserve"> </w:t>
+            </w:r>
+            <w:r>
+              <w:rPr>
+                <w:rFonts w:ascii="Arial" w:hAnsi="Arial" w:cs="Arial" w:hint="eastAsia"/>
+                <w:color w:val="222222"/>
+                <w:sz w:val="18"/>
+                <w:szCs w:val="18"/>
+                <w:lang w:eastAsia="ko-KR"/>
+              </w:rPr>
+              <w:t>input value</w:t>
+            </w:r>
+          </w:p>
+          <w:p>
+            <w:pPr>
+              <w:spacing w:after="0"/>
+              <w:ind w:firstLineChars="150" w:firstLine="270"/>
+              <w:rPr>
+                <w:rFonts w:ascii="Arial" w:hAnsi="Arial" w:cs="Arial"/>
+                <w:color w:val="222222"/>
+                <w:sz w:val="18"/>
+                <w:szCs w:val="18"/>
+                <w:lang w:eastAsia="ko-KR"/>
+              </w:rPr>
+            </w:pPr>
+            <w:r>
+              <w:rPr>
+                <w:rFonts w:ascii="Arial" w:hAnsi="Arial" w:cs="Arial" w:hint="eastAsia"/>
+                <w:color w:val="222222"/>
+                <w:sz w:val="18"/>
+                <w:szCs w:val="18"/>
+                <w:lang w:eastAsia="ko-KR"/>
+              </w:rPr>
+              <w:t xml:space="preserve">      SAVE midpoint minus 1 in the last </w:t>
+            </w:r>
+            <w:proofErr w:type="gramStart"/>
+            <w:r>
+              <w:rPr>
+                <w:rFonts w:ascii="Arial" w:hAnsi="Arial" w:cs="Arial" w:hint="eastAsia"/>
+                <w:color w:val="222222"/>
+                <w:sz w:val="18"/>
+                <w:szCs w:val="18"/>
+                <w:lang w:eastAsia="ko-KR"/>
+              </w:rPr>
+              <w:t>point ;</w:t>
+            </w:r>
+            <w:proofErr w:type="gramEnd"/>
+          </w:p>
+          <w:p>
+            <w:pPr>
+              <w:spacing w:after="0"/>
+              <w:ind w:firstLineChars="150" w:firstLine="270"/>
+              <w:rPr>
+                <w:rFonts w:ascii="Arial" w:hAnsi="Arial" w:cs="Arial"/>
+                <w:b/>
+                <w:color w:val="222222"/>
+                <w:sz w:val="18"/>
+                <w:szCs w:val="18"/>
+                <w:lang w:eastAsia="ko-KR"/>
+              </w:rPr>
+            </w:pPr>
+            <w:r>
+              <w:rPr>
+                <w:rFonts w:ascii="Arial" w:hAnsi="Arial" w:cs="Arial" w:hint="eastAsia"/>
+                <w:b/>
+                <w:color w:val="222222"/>
+                <w:sz w:val="18"/>
+                <w:szCs w:val="18"/>
+                <w:lang w:eastAsia="ko-KR"/>
+              </w:rPr>
+              <w:t xml:space="preserve">Else  </w:t>
+            </w:r>
+          </w:p>
+          <w:p>
+            <w:pPr>
+              <w:spacing w:after="0"/>
+              <w:ind w:firstLineChars="150" w:firstLine="270"/>
+              <w:rPr>
+                <w:rFonts w:ascii="Arial" w:hAnsi="Arial" w:cs="Arial"/>
+                <w:color w:val="222222"/>
+                <w:sz w:val="18"/>
+                <w:szCs w:val="18"/>
+                <w:lang w:eastAsia="ko-KR"/>
+              </w:rPr>
+            </w:pPr>
+            <w:r>
+              <w:rPr>
+                <w:rFonts w:ascii="Arial" w:hAnsi="Arial" w:cs="Arial" w:hint="eastAsia"/>
+                <w:color w:val="222222"/>
+                <w:sz w:val="18"/>
+                <w:szCs w:val="18"/>
+                <w:lang w:eastAsia="ko-KR"/>
+              </w:rPr>
+              <w:t xml:space="preserve">      SAVE midpoint plus 1 in the start </w:t>
+            </w:r>
+            <w:proofErr w:type="gramStart"/>
+            <w:r>
+              <w:rPr>
+                <w:rFonts w:ascii="Arial" w:hAnsi="Arial" w:cs="Arial" w:hint="eastAsia"/>
+                <w:color w:val="222222"/>
+                <w:sz w:val="18"/>
+                <w:szCs w:val="18"/>
+                <w:lang w:eastAsia="ko-KR"/>
+              </w:rPr>
+              <w:t>point ;</w:t>
+            </w:r>
+            <w:proofErr w:type="gramEnd"/>
+          </w:p>
+          <w:p>
+            <w:r>
+              <w:rPr>
+                <w:rFonts w:ascii="Arial" w:hAnsi="Arial" w:cs="Arial" w:hint="eastAsia"/>
+                <w:color w:val="222222"/>
+                <w:sz w:val="18"/>
+                <w:szCs w:val="18"/>
+                <w:lang w:eastAsia="ko-KR"/>
+              </w:rPr>
+              <w:t xml:space="preserve">    </w:t>
+            </w:r>
+          </w:p>
+          <w:p>
+            <w:pPr>
+              <w:spacing w:after="0"/>
+              <w:rPr>
                 <w:rFonts w:ascii="Arial" w:eastAsia="Times New Roman" w:hAnsi="Arial" w:cs="Arial"/>
                 <w:color w:val="222222"/>
                 <w:lang w:eastAsia="en-AU"/>
               </w:rPr>
             </w:pPr>
-            <w:r>
+          </w:p>
+        </w:tc>
+        <w:tc>
+          <w:tcPr>
+            <w:tcW w:w="4678" w:type="dxa"/>
+            <w:gridSpan w:val="2"/>
+          </w:tcPr>
+          <w:p>
+            <w:pPr>
+              <w:pStyle w:val="Heading3"/>
               <w:rPr>
                 <w:color w:val="FF0000"/>
                 <w:sz w:val="16"/>
                 <w:szCs w:val="16"/>
               </w:rPr>
-              <w:t>Put the Algorithm for the</w:t>
-            </w:r>
+            </w:pPr>
             <w:r>
               <w:rPr>
                 <w:color w:val="FF0000"/>
                 <w:sz w:val="16"/>
                 <w:szCs w:val="16"/>
               </w:rPr>
-              <w:t xml:space="preserve"> Binary Search</w:t>
+              <w:t xml:space="preserve">Put the </w:t>
             </w:r>
             <w:r>
               <w:rPr>
@@ -12382,41 +13290,15 @@
                 <w:sz w:val="16"/>
                 <w:szCs w:val="16"/>
               </w:rPr>
-              <w:t xml:space="preserve"> here; </w:t>
-            </w:r>
-          </w:p>
-          <w:p>
-            <w:pPr>
-              <w:spacing w:after="0"/>
-              <w:rPr>
-                <w:rFonts w:ascii="Arial" w:eastAsia="Times New Roman" w:hAnsi="Arial" w:cs="Arial"/>
-                <w:color w:val="222222"/>
-                <w:lang w:eastAsia="en-AU"/>
-              </w:rPr>
-            </w:pPr>
-          </w:p>
-        </w:tc>
-        <w:tc>
-          <w:tcPr>
-            <w:tcW w:w="4678" w:type="dxa"/>
-            <w:gridSpan w:val="2"/>
-          </w:tcPr>
-          <w:p>
-            <w:pPr>
-              <w:pStyle w:val="Heading3"/>
-              <w:rPr>
-                <w:rFonts w:ascii="Arial" w:eastAsia="Times New Roman" w:hAnsi="Arial" w:cs="Arial"/>
-                <w:color w:val="222222"/>
-                <w:lang w:eastAsia="en-AU"/>
-              </w:rPr>
-            </w:pPr>
+              <w:t>Pseudo Code</w:t>
+            </w:r>
             <w:r>
               <w:rPr>
                 <w:color w:val="FF0000"/>
                 <w:sz w:val="16"/>
                 <w:szCs w:val="16"/>
               </w:rPr>
-              <w:t xml:space="preserve">Put the </w:t>
+              <w:t xml:space="preserve"> for the</w:t>
             </w:r>
             <w:r>
               <w:rPr>
@@ -12424,31 +13306,667 @@
                 <w:sz w:val="16"/>
                 <w:szCs w:val="16"/>
               </w:rPr>
-              <w:t>Pseudo Code</w:t>
-            </w:r>
+              <w:t xml:space="preserve"> Binary Search </w:t>
+            </w:r>
+            <w:proofErr w:type="gramStart"/>
             <w:r>
               <w:rPr>
                 <w:color w:val="FF0000"/>
                 <w:sz w:val="16"/>
                 <w:szCs w:val="16"/>
               </w:rPr>
-              <w:t xml:space="preserve"> for the</w:t>
-            </w:r>
-            <w:r>
-              <w:rPr>
-                <w:color w:val="FF0000"/>
-                <w:sz w:val="16"/>
-                <w:szCs w:val="16"/>
-              </w:rPr>
-              <w:t xml:space="preserve"> Binary Search </w:t>
-            </w:r>
-            <w:r>
-              <w:rPr>
-                <w:color w:val="FF0000"/>
-                <w:sz w:val="16"/>
-                <w:szCs w:val="16"/>
-              </w:rPr>
               <w:t>here;</w:t>
+            </w:r>
+            <w:proofErr w:type="gramEnd"/>
+          </w:p>
+          <w:p>
+            <w:pPr>
+              <w:spacing w:after="0"/>
+              <w:rPr>
+                <w:rFonts w:ascii="Arial" w:hAnsi="Arial" w:cs="Arial"/>
+                <w:color w:val="222222"/>
+                <w:sz w:val="18"/>
+                <w:szCs w:val="18"/>
+                <w:lang w:eastAsia="ko-KR"/>
+              </w:rPr>
+            </w:pPr>
+            <w:proofErr w:type="spellStart"/>
+            <w:r>
+              <w:rPr>
+                <w:rFonts w:ascii="Arial" w:hAnsi="Arial" w:cs="Arial" w:hint="eastAsia"/>
+                <w:color w:val="222222"/>
+                <w:sz w:val="18"/>
+                <w:szCs w:val="18"/>
+                <w:lang w:eastAsia="ko-KR"/>
+              </w:rPr>
+              <w:t>Binary_</w:t>
+            </w:r>
+            <w:proofErr w:type="gramStart"/>
+            <w:r>
+              <w:rPr>
+                <w:rFonts w:ascii="Arial" w:hAnsi="Arial" w:cs="Arial" w:hint="eastAsia"/>
+                <w:color w:val="222222"/>
+                <w:sz w:val="18"/>
+                <w:szCs w:val="18"/>
+                <w:lang w:eastAsia="ko-KR"/>
+              </w:rPr>
+              <w:t>Search</w:t>
+            </w:r>
+            <w:proofErr w:type="spellEnd"/>
+            <w:r>
+              <w:rPr>
+                <w:rFonts w:ascii="Arial" w:hAnsi="Arial" w:cs="Arial" w:hint="eastAsia"/>
+                <w:color w:val="222222"/>
+                <w:sz w:val="18"/>
+                <w:szCs w:val="18"/>
+                <w:lang w:eastAsia="ko-KR"/>
+              </w:rPr>
+              <w:t>(</w:t>
+            </w:r>
+            <w:proofErr w:type="gramEnd"/>
+            <w:r>
+              <w:rPr>
+                <w:rFonts w:ascii="Arial" w:hAnsi="Arial" w:cs="Arial" w:hint="eastAsia"/>
+                <w:color w:val="222222"/>
+                <w:sz w:val="18"/>
+                <w:szCs w:val="18"/>
+                <w:lang w:eastAsia="ko-KR"/>
+              </w:rPr>
+              <w:t>Array, Target)</w:t>
+            </w:r>
+          </w:p>
+          <w:p>
+            <w:pPr>
+              <w:spacing w:after="0"/>
+              <w:rPr>
+                <w:rFonts w:ascii="Arial" w:hAnsi="Arial" w:cs="Arial"/>
+                <w:b/>
+                <w:color w:val="222222"/>
+                <w:sz w:val="18"/>
+                <w:szCs w:val="18"/>
+                <w:lang w:eastAsia="ko-KR"/>
+              </w:rPr>
+            </w:pPr>
+            <w:r>
+              <w:rPr>
+                <w:rFonts w:ascii="Arial" w:hAnsi="Arial" w:cs="Arial" w:hint="eastAsia"/>
+                <w:b/>
+                <w:color w:val="222222"/>
+                <w:sz w:val="18"/>
+                <w:szCs w:val="18"/>
+                <w:lang w:eastAsia="ko-KR"/>
+              </w:rPr>
+              <w:t>BEGIN</w:t>
+            </w:r>
+          </w:p>
+          <w:p>
+            <w:pPr>
+              <w:spacing w:after="0"/>
+              <w:rPr>
+                <w:rFonts w:ascii="Arial" w:hAnsi="Arial" w:cs="Arial"/>
+                <w:color w:val="222222"/>
+                <w:sz w:val="18"/>
+                <w:szCs w:val="18"/>
+                <w:lang w:eastAsia="ko-KR"/>
+              </w:rPr>
+            </w:pPr>
+            <w:r>
+              <w:rPr>
+                <w:rFonts w:ascii="Arial" w:hAnsi="Arial" w:cs="Arial" w:hint="eastAsia"/>
+                <w:color w:val="222222"/>
+                <w:sz w:val="18"/>
+                <w:szCs w:val="18"/>
+                <w:lang w:eastAsia="ko-KR"/>
+              </w:rPr>
+              <w:t xml:space="preserve">        </w:t>
+            </w:r>
+            <w:r>
+              <w:rPr>
+                <w:rFonts w:ascii="Arial" w:hAnsi="Arial" w:cs="Arial" w:hint="eastAsia"/>
+                <w:b/>
+                <w:color w:val="222222"/>
+                <w:sz w:val="18"/>
+                <w:szCs w:val="18"/>
+                <w:lang w:eastAsia="ko-KR"/>
+              </w:rPr>
+              <w:t>SET</w:t>
+            </w:r>
+            <w:r>
+              <w:rPr>
+                <w:rFonts w:ascii="Arial" w:hAnsi="Arial" w:cs="Arial" w:hint="eastAsia"/>
+                <w:b/>
+                <w:color w:val="222222"/>
+                <w:sz w:val="18"/>
+                <w:szCs w:val="18"/>
+                <w:lang w:eastAsia="ko-KR"/>
+              </w:rPr>
+              <w:t xml:space="preserve"> </w:t>
+            </w:r>
+            <w:proofErr w:type="spellStart"/>
+            <w:r>
+              <w:rPr>
+                <w:rFonts w:ascii="Arial" w:hAnsi="Arial" w:cs="Arial" w:hint="eastAsia"/>
+                <w:color w:val="222222"/>
+                <w:sz w:val="18"/>
+                <w:szCs w:val="18"/>
+                <w:lang w:eastAsia="ko-KR"/>
+              </w:rPr>
+              <w:t>startPoint</w:t>
+            </w:r>
+            <w:proofErr w:type="spellEnd"/>
+            <w:r>
+              <w:rPr>
+                <w:rFonts w:ascii="Arial" w:hAnsi="Arial" w:cs="Arial" w:hint="eastAsia"/>
+                <w:color w:val="222222"/>
+                <w:sz w:val="18"/>
+                <w:szCs w:val="18"/>
+                <w:lang w:eastAsia="ko-KR"/>
+              </w:rPr>
+              <w:t xml:space="preserve"> = 0</w:t>
+            </w:r>
+          </w:p>
+          <w:p>
+            <w:pPr>
+              <w:spacing w:after="0"/>
+              <w:rPr>
+                <w:rStyle w:val="hljs-number"/>
+                <w:sz w:val="18"/>
+                <w:szCs w:val="18"/>
+                <w:lang w:eastAsia="ko-KR"/>
+              </w:rPr>
+            </w:pPr>
+            <w:r>
+              <w:rPr>
+                <w:rFonts w:ascii="Arial" w:hAnsi="Arial" w:cs="Arial" w:hint="eastAsia"/>
+                <w:b/>
+                <w:color w:val="222222"/>
+                <w:sz w:val="18"/>
+                <w:szCs w:val="18"/>
+                <w:lang w:eastAsia="ko-KR"/>
+              </w:rPr>
+              <w:t xml:space="preserve">        SET</w:t>
+            </w:r>
+            <w:r>
+              <w:rPr>
+                <w:rFonts w:ascii="Arial" w:hAnsi="Arial" w:cs="Arial" w:hint="eastAsia"/>
+                <w:color w:val="222222"/>
+                <w:sz w:val="18"/>
+                <w:szCs w:val="18"/>
+                <w:lang w:eastAsia="ko-KR"/>
+              </w:rPr>
+              <w:t xml:space="preserve"> </w:t>
+            </w:r>
+            <w:proofErr w:type="spellStart"/>
+            <w:r>
+              <w:rPr>
+                <w:rFonts w:ascii="Arial" w:hAnsi="Arial" w:cs="Arial" w:hint="eastAsia"/>
+                <w:color w:val="222222"/>
+                <w:sz w:val="18"/>
+                <w:szCs w:val="18"/>
+                <w:lang w:eastAsia="ko-KR"/>
+              </w:rPr>
+              <w:t>lastPoint</w:t>
+            </w:r>
+            <w:proofErr w:type="spellEnd"/>
+            <w:r>
+              <w:rPr>
+                <w:rFonts w:ascii="Arial" w:hAnsi="Arial" w:cs="Arial" w:hint="eastAsia"/>
+                <w:color w:val="222222"/>
+                <w:sz w:val="18"/>
+                <w:szCs w:val="18"/>
+                <w:lang w:eastAsia="ko-KR"/>
+              </w:rPr>
+              <w:t xml:space="preserve"> = </w:t>
+            </w:r>
+            <w:proofErr w:type="spellStart"/>
+            <w:r>
+              <w:rPr>
+                <w:sz w:val="18"/>
+                <w:szCs w:val="18"/>
+              </w:rPr>
+              <w:t>Array.Length</w:t>
+            </w:r>
+            <w:proofErr w:type="spellEnd"/>
+            <w:r>
+              <w:rPr>
+                <w:sz w:val="18"/>
+                <w:szCs w:val="18"/>
+              </w:rPr>
+              <w:t xml:space="preserve"> </w:t>
+            </w:r>
+            <w:r>
+              <w:rPr>
+                <w:rStyle w:val="hljs-operator"/>
+                <w:sz w:val="18"/>
+                <w:szCs w:val="18"/>
+              </w:rPr>
+              <w:t>–</w:t>
+            </w:r>
+            <w:r>
+              <w:rPr>
+                <w:sz w:val="18"/>
+                <w:szCs w:val="18"/>
+              </w:rPr>
+              <w:t xml:space="preserve"> </w:t>
+            </w:r>
+            <w:r>
+              <w:rPr>
+                <w:rStyle w:val="hljs-number"/>
+                <w:sz w:val="18"/>
+                <w:szCs w:val="18"/>
+              </w:rPr>
+              <w:t>1</w:t>
+            </w:r>
+          </w:p>
+          <w:p>
+            <w:pPr>
+              <w:spacing w:after="0"/>
+              <w:ind w:firstLineChars="200" w:firstLine="440"/>
+              <w:rPr>
+                <w:rFonts w:ascii="Arial" w:hAnsi="Arial" w:cs="Arial"/>
+                <w:color w:val="222222"/>
+                <w:sz w:val="18"/>
+                <w:szCs w:val="18"/>
+                <w:lang w:eastAsia="ko-KR"/>
+              </w:rPr>
+            </w:pPr>
+            <w:r>
+              <w:rPr>
+                <w:b/>
+              </w:rPr>
+              <w:t>WHILE</w:t>
+            </w:r>
+            <w:r>
+              <w:rPr>
+                <w:rFonts w:hint="eastAsia"/>
+                <w:lang w:eastAsia="ko-KR"/>
+              </w:rPr>
+              <w:t xml:space="preserve"> </w:t>
+            </w:r>
+            <w:proofErr w:type="spellStart"/>
+            <w:r>
+              <w:rPr>
+                <w:rFonts w:ascii="Arial" w:hAnsi="Arial" w:cs="Arial" w:hint="eastAsia"/>
+                <w:color w:val="222222"/>
+                <w:sz w:val="18"/>
+                <w:szCs w:val="18"/>
+                <w:lang w:eastAsia="ko-KR"/>
+              </w:rPr>
+              <w:t>startPoint</w:t>
+            </w:r>
+            <w:proofErr w:type="spellEnd"/>
+            <w:r>
+              <w:rPr>
+                <w:rFonts w:ascii="Arial" w:hAnsi="Arial" w:cs="Arial" w:hint="eastAsia"/>
+                <w:color w:val="222222"/>
+                <w:sz w:val="18"/>
+                <w:szCs w:val="18"/>
+                <w:lang w:eastAsia="ko-KR"/>
+              </w:rPr>
+              <w:t xml:space="preserve"> &lt;= </w:t>
+            </w:r>
+            <w:proofErr w:type="spellStart"/>
+            <w:r>
+              <w:rPr>
+                <w:rFonts w:ascii="Arial" w:hAnsi="Arial" w:cs="Arial" w:hint="eastAsia"/>
+                <w:color w:val="222222"/>
+                <w:sz w:val="18"/>
+                <w:szCs w:val="18"/>
+                <w:lang w:eastAsia="ko-KR"/>
+              </w:rPr>
+              <w:t>lastPoint</w:t>
+            </w:r>
+            <w:proofErr w:type="spellEnd"/>
+          </w:p>
+          <w:p>
+            <w:pPr>
+              <w:spacing w:after="0"/>
+              <w:ind w:firstLineChars="500" w:firstLine="900"/>
+              <w:rPr>
+                <w:rFonts w:ascii="Arial" w:hAnsi="Arial" w:cs="Arial"/>
+                <w:color w:val="222222"/>
+                <w:sz w:val="18"/>
+                <w:szCs w:val="18"/>
+                <w:lang w:eastAsia="ko-KR"/>
+              </w:rPr>
+            </w:pPr>
+            <w:r>
+              <w:rPr>
+                <w:rFonts w:ascii="Arial" w:hAnsi="Arial" w:cs="Arial" w:hint="eastAsia"/>
+                <w:b/>
+                <w:color w:val="222222"/>
+                <w:sz w:val="18"/>
+                <w:szCs w:val="18"/>
+                <w:lang w:eastAsia="ko-KR"/>
+              </w:rPr>
+              <w:t>SET</w:t>
+            </w:r>
+            <w:r>
+              <w:rPr>
+                <w:rFonts w:ascii="Arial" w:hAnsi="Arial" w:cs="Arial" w:hint="eastAsia"/>
+                <w:color w:val="222222"/>
+                <w:sz w:val="18"/>
+                <w:szCs w:val="18"/>
+                <w:lang w:eastAsia="ko-KR"/>
+              </w:rPr>
+              <w:t xml:space="preserve"> mid = (</w:t>
+            </w:r>
+            <w:proofErr w:type="spellStart"/>
+            <w:r>
+              <w:rPr>
+                <w:rFonts w:ascii="Arial" w:hAnsi="Arial" w:cs="Arial" w:hint="eastAsia"/>
+                <w:color w:val="222222"/>
+                <w:sz w:val="18"/>
+                <w:szCs w:val="18"/>
+                <w:lang w:eastAsia="ko-KR"/>
+              </w:rPr>
+              <w:t>startPoint</w:t>
+            </w:r>
+            <w:proofErr w:type="spellEnd"/>
+            <w:r>
+              <w:rPr>
+                <w:rFonts w:ascii="Arial" w:hAnsi="Arial" w:cs="Arial" w:hint="eastAsia"/>
+                <w:color w:val="222222"/>
+                <w:sz w:val="18"/>
+                <w:szCs w:val="18"/>
+                <w:lang w:eastAsia="ko-KR"/>
+              </w:rPr>
+              <w:t xml:space="preserve"> + </w:t>
+            </w:r>
+            <w:proofErr w:type="spellStart"/>
+            <w:r>
+              <w:rPr>
+                <w:rFonts w:ascii="Arial" w:hAnsi="Arial" w:cs="Arial" w:hint="eastAsia"/>
+                <w:color w:val="222222"/>
+                <w:sz w:val="18"/>
+                <w:szCs w:val="18"/>
+                <w:lang w:eastAsia="ko-KR"/>
+              </w:rPr>
+              <w:t>lastPoint</w:t>
+            </w:r>
+            <w:proofErr w:type="spellEnd"/>
+            <w:r>
+              <w:rPr>
+                <w:rFonts w:ascii="Arial" w:hAnsi="Arial" w:cs="Arial" w:hint="eastAsia"/>
+                <w:color w:val="222222"/>
+                <w:sz w:val="18"/>
+                <w:szCs w:val="18"/>
+                <w:lang w:eastAsia="ko-KR"/>
+              </w:rPr>
+              <w:t>) / 2</w:t>
+            </w:r>
+          </w:p>
+          <w:p>
+            <w:pPr>
+              <w:spacing w:after="0"/>
+              <w:ind w:firstLineChars="500" w:firstLine="900"/>
+              <w:rPr>
+                <w:rStyle w:val="hljs-keyword"/>
+                <w:lang w:eastAsia="ko-KR"/>
+              </w:rPr>
+            </w:pPr>
+            <w:r>
+              <w:rPr>
+                <w:rFonts w:ascii="Arial" w:hAnsi="Arial" w:cs="Arial" w:hint="eastAsia"/>
+                <w:b/>
+                <w:color w:val="222222"/>
+                <w:sz w:val="18"/>
+                <w:szCs w:val="18"/>
+                <w:lang w:eastAsia="ko-KR"/>
+              </w:rPr>
+              <w:t>IF</w:t>
+            </w:r>
+            <w:r>
+              <w:rPr>
+                <w:rFonts w:ascii="Arial" w:hAnsi="Arial" w:cs="Arial" w:hint="eastAsia"/>
+                <w:color w:val="222222"/>
+                <w:sz w:val="18"/>
+                <w:szCs w:val="18"/>
+                <w:lang w:eastAsia="ko-KR"/>
+              </w:rPr>
+              <w:t xml:space="preserve"> </w:t>
+            </w:r>
+            <w:r>
+              <w:rPr>
+                <w:rStyle w:val="hljs-keyword"/>
+              </w:rPr>
+              <w:t>Array</w:t>
+            </w:r>
+            <w:r>
+              <w:t xml:space="preserve">[mid] </w:t>
+            </w:r>
+            <w:r>
+              <w:rPr>
+                <w:rStyle w:val="hljs-operator"/>
+              </w:rPr>
+              <w:t>==</w:t>
+            </w:r>
+            <w:r>
+              <w:t xml:space="preserve"> Target </w:t>
+            </w:r>
+          </w:p>
+          <w:p>
+            <w:pPr>
+              <w:spacing w:after="0"/>
+              <w:rPr>
+                <w:lang w:eastAsia="ko-KR"/>
+              </w:rPr>
+            </w:pPr>
+            <w:r>
+              <w:rPr>
+                <w:rStyle w:val="hljs-keyword"/>
+                <w:rFonts w:hint="eastAsia"/>
+                <w:lang w:eastAsia="ko-KR"/>
+              </w:rPr>
+              <w:t xml:space="preserve">                        </w:t>
+            </w:r>
+            <w:r>
+              <w:rPr>
+                <w:rStyle w:val="hljs-keyword"/>
+              </w:rPr>
+              <w:t>R</w:t>
+            </w:r>
+            <w:r>
+              <w:rPr>
+                <w:rStyle w:val="hljs-keyword"/>
+                <w:rFonts w:hint="eastAsia"/>
+                <w:lang w:eastAsia="ko-KR"/>
+              </w:rPr>
+              <w:t>eturn</w:t>
+            </w:r>
+            <w:r>
+              <w:t xml:space="preserve"> mid</w:t>
+            </w:r>
+          </w:p>
+          <w:p>
+            <w:pPr>
+              <w:spacing w:after="0"/>
+              <w:rPr>
+                <w:lang w:eastAsia="ko-KR"/>
+              </w:rPr>
+            </w:pPr>
+            <w:r>
+              <w:rPr>
+                <w:rFonts w:hint="eastAsia"/>
+                <w:b/>
+                <w:lang w:eastAsia="ko-KR"/>
+              </w:rPr>
+              <w:t xml:space="preserve">                  ELSE IF</w:t>
+            </w:r>
+            <w:r>
+              <w:rPr>
+                <w:rFonts w:hint="eastAsia"/>
+                <w:lang w:eastAsia="ko-KR"/>
+              </w:rPr>
+              <w:t xml:space="preserve"> </w:t>
+            </w:r>
+            <w:r>
+              <w:rPr>
+                <w:rStyle w:val="hljs-keyword"/>
+              </w:rPr>
+              <w:t>Array</w:t>
+            </w:r>
+            <w:r>
+              <w:t xml:space="preserve">[mid] </w:t>
+            </w:r>
+            <w:r>
+              <w:rPr>
+                <w:rStyle w:val="hljs-operator"/>
+                <w:rFonts w:hint="eastAsia"/>
+                <w:lang w:eastAsia="ko-KR"/>
+              </w:rPr>
+              <w:t>&gt;</w:t>
+            </w:r>
+            <w:r>
+              <w:t xml:space="preserve">Target </w:t>
+            </w:r>
+          </w:p>
+          <w:p>
+            <w:pPr>
+              <w:spacing w:after="0"/>
+              <w:ind w:firstLineChars="550" w:firstLine="1210"/>
+              <w:rPr>
+                <w:rStyle w:val="hljs-number"/>
+                <w:lang w:eastAsia="ko-KR"/>
+              </w:rPr>
+            </w:pPr>
+            <w:r>
+              <w:rPr>
+                <w:rFonts w:hint="eastAsia"/>
+                <w:lang w:eastAsia="ko-KR"/>
+              </w:rPr>
+              <w:t xml:space="preserve"> </w:t>
+            </w:r>
+            <w:proofErr w:type="spellStart"/>
+            <w:r>
+              <w:rPr>
+                <w:rFonts w:ascii="Arial" w:hAnsi="Arial" w:cs="Arial" w:hint="eastAsia"/>
+                <w:color w:val="222222"/>
+                <w:sz w:val="18"/>
+                <w:szCs w:val="18"/>
+                <w:lang w:eastAsia="ko-KR"/>
+              </w:rPr>
+              <w:t>lastPoint</w:t>
+            </w:r>
+            <w:proofErr w:type="spellEnd"/>
+            <w:r>
+              <w:rPr>
+                <w:rStyle w:val="hljs-operator"/>
+              </w:rPr>
+              <w:t xml:space="preserve"> =</w:t>
+            </w:r>
+            <w:r>
+              <w:t xml:space="preserve"> mid </w:t>
+            </w:r>
+            <w:r>
+              <w:rPr>
+                <w:rStyle w:val="hljs-operator"/>
+                <w:rFonts w:hint="eastAsia"/>
+                <w:lang w:eastAsia="ko-KR"/>
+              </w:rPr>
+              <w:t>-</w:t>
+            </w:r>
+            <w:r>
+              <w:t xml:space="preserve"> </w:t>
+            </w:r>
+            <w:r>
+              <w:rPr>
+                <w:rStyle w:val="hljs-number"/>
+              </w:rPr>
+              <w:t>1</w:t>
+            </w:r>
+          </w:p>
+          <w:p>
+            <w:pPr>
+              <w:spacing w:after="0"/>
+              <w:rPr>
+                <w:rStyle w:val="hljs-number"/>
+                <w:b/>
+                <w:lang w:eastAsia="ko-KR"/>
+              </w:rPr>
+            </w:pPr>
+            <w:r>
+              <w:rPr>
+                <w:rStyle w:val="hljs-number"/>
+                <w:rFonts w:hint="eastAsia"/>
+                <w:lang w:eastAsia="ko-KR"/>
+              </w:rPr>
+              <w:t xml:space="preserve">                  </w:t>
+            </w:r>
+            <w:r>
+              <w:rPr>
+                <w:rStyle w:val="hljs-number"/>
+                <w:rFonts w:hint="eastAsia"/>
+                <w:b/>
+                <w:lang w:eastAsia="ko-KR"/>
+              </w:rPr>
+              <w:t>ELSE</w:t>
+            </w:r>
+          </w:p>
+          <w:p>
+            <w:pPr>
+              <w:spacing w:after="0"/>
+              <w:rPr>
+                <w:rStyle w:val="hljs-number"/>
+                <w:lang w:eastAsia="ko-KR"/>
+              </w:rPr>
+            </w:pPr>
+            <w:r>
+              <w:rPr>
+                <w:rStyle w:val="hljs-number"/>
+                <w:rFonts w:hint="eastAsia"/>
+                <w:lang w:eastAsia="ko-KR"/>
+              </w:rPr>
+              <w:t xml:space="preserve">                         </w:t>
+            </w:r>
+            <w:proofErr w:type="spellStart"/>
+            <w:r>
+              <w:rPr>
+                <w:rFonts w:ascii="Arial" w:hAnsi="Arial" w:cs="Arial" w:hint="eastAsia"/>
+                <w:color w:val="222222"/>
+                <w:sz w:val="18"/>
+                <w:szCs w:val="18"/>
+                <w:lang w:eastAsia="ko-KR"/>
+              </w:rPr>
+              <w:t>startPoint</w:t>
+            </w:r>
+            <w:proofErr w:type="spellEnd"/>
+            <w:r>
+              <w:rPr>
+                <w:rStyle w:val="hljs-operator"/>
+              </w:rPr>
+              <w:t>=</w:t>
+            </w:r>
+            <w:r>
+              <w:t xml:space="preserve"> mid </w:t>
+            </w:r>
+            <w:r>
+              <w:rPr>
+                <w:rStyle w:val="hljs-operator"/>
+                <w:rFonts w:hint="eastAsia"/>
+                <w:lang w:eastAsia="ko-KR"/>
+              </w:rPr>
+              <w:t>+</w:t>
+            </w:r>
+            <w:r>
+              <w:t xml:space="preserve"> </w:t>
+            </w:r>
+            <w:r>
+              <w:rPr>
+                <w:rStyle w:val="hljs-number"/>
+              </w:rPr>
+              <w:t>1</w:t>
+            </w:r>
+          </w:p>
+          <w:p>
+            <w:r>
+              <w:rPr>
+                <w:rStyle w:val="hljs-number"/>
+                <w:rFonts w:hint="eastAsia"/>
+                <w:b/>
+                <w:lang w:eastAsia="ko-KR"/>
+              </w:rPr>
+              <w:t>END</w:t>
             </w:r>
           </w:p>
           <w:p>
@@ -12499,26 +14017,18 @@
             <w:pPr>
               <w:pStyle w:val="Heading3"/>
               <w:rPr>
-                <w:rFonts w:ascii="Courier New" w:hAnsi="Courier New" w:cs="Courier New"/>
-                <w:sz w:val="20"/>
-                <w:szCs w:val="20"/>
-              </w:rPr>
-            </w:pPr>
-            <w:r>
-              <w:rPr>
                 <w:color w:val="FF0000"/>
                 <w:sz w:val="16"/>
                 <w:szCs w:val="16"/>
               </w:rPr>
-              <w:t xml:space="preserve">Put the Algorithm for the </w:t>
-            </w:r>
+            </w:pPr>
             <w:r>
               <w:rPr>
                 <w:color w:val="FF0000"/>
                 <w:sz w:val="16"/>
                 <w:szCs w:val="16"/>
               </w:rPr>
-              <w:t>Bubble Sort</w:t>
+              <w:t xml:space="preserve">Put the Algorithm for the </w:t>
             </w:r>
             <w:r>
               <w:rPr>
@@ -12526,72 +14036,1054 @@
                 <w:sz w:val="16"/>
                 <w:szCs w:val="16"/>
               </w:rPr>
-              <w:t xml:space="preserve"> here; </w:t>
-            </w:r>
-          </w:p>
-          <w:p>
-            <w:pPr>
-              <w:spacing w:after="0"/>
-              <w:rPr>
-                <w:rFonts w:ascii="Courier New" w:hAnsi="Courier New" w:cs="Courier New"/>
-                <w:sz w:val="20"/>
-                <w:szCs w:val="20"/>
-              </w:rPr>
-            </w:pPr>
-          </w:p>
-        </w:tc>
-        <w:tc>
-          <w:tcPr>
-            <w:tcW w:w="4625" w:type="dxa"/>
-          </w:tcPr>
-          <w:p>
-            <w:pPr>
-              <w:pStyle w:val="Heading3"/>
-              <w:rPr>
-                <w:rFonts w:ascii="Courier New" w:hAnsi="Courier New" w:cs="Courier New"/>
-                <w:sz w:val="20"/>
-                <w:szCs w:val="20"/>
-              </w:rPr>
-            </w:pPr>
+              <w:t>Bubble Sort</w:t>
+            </w:r>
             <w:r>
               <w:rPr>
                 <w:color w:val="FF0000"/>
                 <w:sz w:val="16"/>
                 <w:szCs w:val="16"/>
               </w:rPr>
-              <w:t xml:space="preserve">Put the </w:t>
-            </w:r>
+              <w:t xml:space="preserve"> </w:t>
+            </w:r>
+            <w:proofErr w:type="gramStart"/>
             <w:r>
               <w:rPr>
                 <w:color w:val="FF0000"/>
                 <w:sz w:val="16"/>
                 <w:szCs w:val="16"/>
               </w:rPr>
-              <w:t xml:space="preserve">Pseudo Code </w:t>
-            </w:r>
+              <w:t>here;</w:t>
+            </w:r>
+            <w:proofErr w:type="gramEnd"/>
             <w:r>
               <w:rPr>
                 <w:color w:val="FF0000"/>
                 <w:sz w:val="16"/>
                 <w:szCs w:val="16"/>
               </w:rPr>
-              <w:t xml:space="preserve">for the </w:t>
-            </w:r>
-            <w:r>
+              <w:t xml:space="preserve"> </w:t>
+            </w:r>
+          </w:p>
+          <w:p>
+            <w:pPr>
+              <w:spacing w:after="0"/>
+              <w:rPr>
+                <w:rFonts w:ascii="Arial" w:hAnsi="Arial" w:cs="Arial"/>
+                <w:color w:val="222222"/>
+                <w:sz w:val="18"/>
+                <w:szCs w:val="18"/>
+                <w:lang w:eastAsia="ko-KR"/>
+              </w:rPr>
+            </w:pPr>
+            <w:proofErr w:type="gramStart"/>
+            <w:r>
+              <w:rPr>
+                <w:rFonts w:ascii="Arial" w:hAnsi="Arial" w:cs="Arial" w:hint="eastAsia"/>
+                <w:b/>
+                <w:color w:val="222222"/>
+                <w:sz w:val="18"/>
+                <w:szCs w:val="18"/>
+                <w:lang w:eastAsia="ko-KR"/>
+              </w:rPr>
+              <w:t>Data</w:t>
+            </w:r>
+            <w:r>
+              <w:rPr>
+                <w:rFonts w:ascii="Arial" w:hAnsi="Arial" w:cs="Arial" w:hint="eastAsia"/>
+                <w:color w:val="222222"/>
+                <w:sz w:val="18"/>
+                <w:szCs w:val="18"/>
+                <w:lang w:eastAsia="ko-KR"/>
+              </w:rPr>
+              <w:t xml:space="preserve"> :</w:t>
+            </w:r>
+            <w:proofErr w:type="gramEnd"/>
+            <w:r>
+              <w:rPr>
+                <w:rFonts w:ascii="Arial" w:hAnsi="Arial" w:cs="Arial" w:hint="eastAsia"/>
+                <w:color w:val="222222"/>
+                <w:sz w:val="18"/>
+                <w:szCs w:val="18"/>
+                <w:lang w:eastAsia="ko-KR"/>
+              </w:rPr>
+              <w:t xml:space="preserve"> </w:t>
+            </w:r>
+            <w:r>
+              <w:rPr>
+                <w:rFonts w:ascii="Arial" w:hAnsi="Arial" w:cs="Arial"/>
+                <w:color w:val="222222"/>
+                <w:sz w:val="18"/>
+                <w:szCs w:val="18"/>
+                <w:lang w:eastAsia="ko-KR"/>
+              </w:rPr>
+              <w:t>Saved array values</w:t>
+            </w:r>
+            <w:r>
+              <w:rPr>
+                <w:rFonts w:ascii="Arial" w:hAnsi="Arial" w:cs="Arial" w:hint="eastAsia"/>
+                <w:color w:val="222222"/>
+                <w:sz w:val="18"/>
+                <w:szCs w:val="18"/>
+                <w:lang w:eastAsia="ko-KR"/>
+              </w:rPr>
+              <w:t xml:space="preserve"> </w:t>
+            </w:r>
+          </w:p>
+          <w:p>
+            <w:pPr>
+              <w:spacing w:after="0"/>
+              <w:ind w:left="720" w:hangingChars="400" w:hanging="720"/>
+              <w:rPr>
+                <w:rFonts w:ascii="Arial" w:hAnsi="Arial" w:cs="Arial"/>
+                <w:color w:val="222222"/>
+                <w:sz w:val="18"/>
+                <w:szCs w:val="18"/>
+                <w:lang w:eastAsia="ko-KR"/>
+              </w:rPr>
+            </w:pPr>
+            <w:proofErr w:type="gramStart"/>
+            <w:r>
+              <w:rPr>
+                <w:rFonts w:ascii="Arial" w:hAnsi="Arial" w:cs="Arial" w:hint="eastAsia"/>
+                <w:b/>
+                <w:color w:val="222222"/>
+                <w:sz w:val="18"/>
+                <w:szCs w:val="18"/>
+                <w:lang w:eastAsia="ko-KR"/>
+              </w:rPr>
+              <w:t>Result</w:t>
+            </w:r>
+            <w:r>
+              <w:rPr>
+                <w:rFonts w:ascii="Arial" w:hAnsi="Arial" w:cs="Arial" w:hint="eastAsia"/>
+                <w:color w:val="222222"/>
+                <w:sz w:val="18"/>
+                <w:szCs w:val="18"/>
+                <w:lang w:eastAsia="ko-KR"/>
+              </w:rPr>
+              <w:t xml:space="preserve"> :</w:t>
+            </w:r>
+            <w:proofErr w:type="gramEnd"/>
+            <w:r>
+              <w:rPr>
+                <w:rFonts w:ascii="Arial" w:hAnsi="Arial" w:cs="Arial" w:hint="eastAsia"/>
+                <w:color w:val="222222"/>
+                <w:sz w:val="18"/>
+                <w:szCs w:val="18"/>
+                <w:lang w:eastAsia="ko-KR"/>
+              </w:rPr>
+              <w:t xml:space="preserve"> </w:t>
+            </w:r>
+            <w:r>
+              <w:rPr>
+                <w:rFonts w:ascii="Arial" w:hAnsi="Arial" w:cs="Arial"/>
+                <w:color w:val="222222"/>
+                <w:sz w:val="18"/>
+                <w:szCs w:val="18"/>
+                <w:lang w:eastAsia="ko-KR"/>
+              </w:rPr>
+              <w:t>Sorts an array by comparing two adjacent values.</w:t>
+            </w:r>
+          </w:p>
+          <w:p>
+            <w:pPr>
+              <w:spacing w:after="0"/>
+              <w:ind w:left="720" w:hangingChars="400" w:hanging="720"/>
+              <w:rPr>
+                <w:rFonts w:ascii="Arial" w:hAnsi="Arial" w:cs="Arial"/>
+                <w:color w:val="222222"/>
+                <w:sz w:val="18"/>
+                <w:szCs w:val="18"/>
+                <w:lang w:eastAsia="ko-KR"/>
+              </w:rPr>
+            </w:pPr>
+            <w:r>
+              <w:rPr>
+                <w:rFonts w:ascii="Arial" w:hAnsi="Arial" w:cs="Arial"/>
+                <w:b/>
+                <w:color w:val="222222"/>
+                <w:sz w:val="18"/>
+                <w:szCs w:val="18"/>
+                <w:lang w:eastAsia="ko-KR"/>
+              </w:rPr>
+              <w:t>F</w:t>
+            </w:r>
+            <w:r>
+              <w:rPr>
+                <w:rFonts w:ascii="Arial" w:hAnsi="Arial" w:cs="Arial" w:hint="eastAsia"/>
+                <w:b/>
+                <w:color w:val="222222"/>
+                <w:sz w:val="18"/>
+                <w:szCs w:val="18"/>
+                <w:lang w:eastAsia="ko-KR"/>
+              </w:rPr>
+              <w:t>or</w:t>
+            </w:r>
+            <w:r>
+              <w:rPr>
+                <w:rFonts w:ascii="Arial" w:hAnsi="Arial" w:cs="Arial"/>
+                <w:color w:val="222222"/>
+                <w:sz w:val="18"/>
+                <w:szCs w:val="18"/>
+                <w:lang w:eastAsia="ko-KR"/>
+              </w:rPr>
+              <w:t xml:space="preserve"> From 0 to the second to last of the array in outer</w:t>
+            </w:r>
+          </w:p>
+          <w:p>
+            <w:pPr>
+              <w:spacing w:after="0"/>
+              <w:ind w:left="720" w:hangingChars="400" w:hanging="720"/>
+              <w:rPr>
+                <w:rFonts w:ascii="Arial" w:hAnsi="Arial" w:cs="Arial"/>
+                <w:color w:val="222222"/>
+                <w:sz w:val="18"/>
+                <w:szCs w:val="18"/>
+                <w:lang w:eastAsia="ko-KR"/>
+              </w:rPr>
+            </w:pPr>
+            <w:r>
+              <w:rPr>
+                <w:rFonts w:ascii="Arial" w:hAnsi="Arial" w:cs="Arial"/>
+                <w:color w:val="222222"/>
+                <w:sz w:val="18"/>
+                <w:szCs w:val="18"/>
+                <w:lang w:eastAsia="ko-KR"/>
+              </w:rPr>
+              <w:t xml:space="preserve">    </w:t>
+            </w:r>
+            <w:r>
+              <w:rPr>
+                <w:rFonts w:ascii="Arial" w:hAnsi="Arial" w:cs="Arial"/>
+                <w:b/>
+                <w:color w:val="222222"/>
+                <w:sz w:val="18"/>
+                <w:szCs w:val="18"/>
+                <w:lang w:eastAsia="ko-KR"/>
+              </w:rPr>
+              <w:t>F</w:t>
+            </w:r>
+            <w:r>
+              <w:rPr>
+                <w:rFonts w:ascii="Arial" w:hAnsi="Arial" w:cs="Arial" w:hint="eastAsia"/>
+                <w:b/>
+                <w:color w:val="222222"/>
+                <w:sz w:val="18"/>
+                <w:szCs w:val="18"/>
+                <w:lang w:eastAsia="ko-KR"/>
+              </w:rPr>
+              <w:t>or</w:t>
+            </w:r>
+            <w:r>
+              <w:rPr>
+                <w:rFonts w:ascii="Arial" w:hAnsi="Arial" w:cs="Arial"/>
+                <w:color w:val="222222"/>
+                <w:sz w:val="18"/>
+                <w:szCs w:val="18"/>
+                <w:lang w:eastAsia="ko-KR"/>
+              </w:rPr>
+              <w:t xml:space="preserve"> From 0 to the second to last of the array in inner</w:t>
+            </w:r>
+          </w:p>
+          <w:p>
+            <w:pPr>
+              <w:spacing w:after="0"/>
+              <w:ind w:left="900" w:hangingChars="450" w:hanging="900"/>
+              <w:rPr>
+                <w:rFonts w:ascii="Arial" w:hAnsi="Arial" w:cs="Arial"/>
+                <w:b/>
+                <w:sz w:val="18"/>
+                <w:szCs w:val="18"/>
+                <w:shd w:val="clear" w:color="auto" w:fill="FDFDFD"/>
+                <w:lang w:eastAsia="ko-KR"/>
+              </w:rPr>
+            </w:pPr>
+            <w:r>
+              <w:rPr>
+                <w:rFonts w:ascii="Arial" w:hAnsi="Arial" w:cs="Arial"/>
+                <w:sz w:val="20"/>
+                <w:szCs w:val="20"/>
+                <w:lang w:eastAsia="ko-KR"/>
+              </w:rPr>
+              <w:t xml:space="preserve">   </w:t>
+            </w:r>
+            <w:r>
+              <w:rPr>
+                <w:rFonts w:ascii="Arial" w:hAnsi="Arial" w:cs="Arial" w:hint="eastAsia"/>
+                <w:sz w:val="20"/>
+                <w:szCs w:val="20"/>
+                <w:lang w:eastAsia="ko-KR"/>
+              </w:rPr>
+              <w:t xml:space="preserve">     </w:t>
+            </w:r>
+            <w:r>
+              <w:rPr>
+                <w:rFonts w:ascii="Arial" w:hAnsi="Arial" w:cs="Arial"/>
+                <w:b/>
+                <w:sz w:val="20"/>
+                <w:szCs w:val="20"/>
+                <w:lang w:eastAsia="ko-KR"/>
+              </w:rPr>
+              <w:t xml:space="preserve"> If</w:t>
+            </w:r>
+            <w:r>
+              <w:rPr>
+                <w:rFonts w:ascii="Arial" w:hAnsi="Arial" w:cs="Arial"/>
+                <w:sz w:val="20"/>
+                <w:szCs w:val="20"/>
+                <w:lang w:eastAsia="ko-KR"/>
+              </w:rPr>
+              <w:t xml:space="preserve"> </w:t>
+            </w:r>
+            <w:r>
+              <w:rPr>
+                <w:rFonts w:ascii="Arial" w:hAnsi="Arial" w:cs="Arial"/>
+                <w:sz w:val="18"/>
+                <w:szCs w:val="18"/>
+                <w:shd w:val="clear" w:color="auto" w:fill="FDFDFD"/>
+              </w:rPr>
+              <w:t>the current e</w:t>
+            </w:r>
+            <w:r>
+              <w:rPr>
+                <w:rFonts w:ascii="Arial" w:hAnsi="Arial" w:cs="Arial"/>
+                <w:sz w:val="18"/>
+                <w:szCs w:val="18"/>
+                <w:shd w:val="clear" w:color="auto" w:fill="FDFDFD"/>
+              </w:rPr>
+              <w:t>lement is greater than the nex</w:t>
+            </w:r>
+            <w:r>
+              <w:rPr>
+                <w:rFonts w:ascii="Arial" w:hAnsi="Arial" w:cs="Arial" w:hint="eastAsia"/>
+                <w:sz w:val="18"/>
+                <w:szCs w:val="18"/>
+                <w:shd w:val="clear" w:color="auto" w:fill="FDFDFD"/>
+                <w:lang w:eastAsia="ko-KR"/>
+              </w:rPr>
+              <w:t xml:space="preserve">t </w:t>
+            </w:r>
+            <w:proofErr w:type="gramStart"/>
+            <w:r>
+              <w:rPr>
+                <w:rFonts w:ascii="Arial" w:hAnsi="Arial" w:cs="Arial"/>
+                <w:sz w:val="18"/>
+                <w:szCs w:val="18"/>
+                <w:shd w:val="clear" w:color="auto" w:fill="FDFDFD"/>
+              </w:rPr>
+              <w:t>element</w:t>
+            </w:r>
+            <w:proofErr w:type="gramEnd"/>
+            <w:r>
+              <w:rPr>
+                <w:rFonts w:ascii="Arial" w:hAnsi="Arial" w:cs="Arial" w:hint="eastAsia"/>
+                <w:sz w:val="18"/>
+                <w:szCs w:val="18"/>
+                <w:shd w:val="clear" w:color="auto" w:fill="FDFDFD"/>
+                <w:lang w:eastAsia="ko-KR"/>
+              </w:rPr>
+              <w:t xml:space="preserve"> </w:t>
+            </w:r>
+            <w:r>
+              <w:rPr>
+                <w:rFonts w:ascii="Arial" w:hAnsi="Arial" w:cs="Arial" w:hint="eastAsia"/>
+                <w:b/>
+                <w:sz w:val="18"/>
+                <w:szCs w:val="18"/>
+                <w:shd w:val="clear" w:color="auto" w:fill="FDFDFD"/>
+                <w:lang w:eastAsia="ko-KR"/>
+              </w:rPr>
+              <w:t>Then</w:t>
+            </w:r>
+          </w:p>
+          <w:p>
+            <w:pPr>
+              <w:spacing w:after="0"/>
+              <w:rPr>
+                <w:rFonts w:ascii="Arial" w:hAnsi="Arial" w:cs="Arial"/>
+                <w:sz w:val="18"/>
+                <w:szCs w:val="18"/>
+                <w:shd w:val="clear" w:color="auto" w:fill="FDFDFD"/>
+                <w:lang w:eastAsia="ko-KR"/>
+              </w:rPr>
+            </w:pPr>
+            <w:r>
+              <w:rPr>
+                <w:rFonts w:ascii="Arial" w:hAnsi="Arial" w:cs="Arial" w:hint="eastAsia"/>
+                <w:b/>
+                <w:sz w:val="20"/>
+                <w:szCs w:val="20"/>
+                <w:lang w:eastAsia="ko-KR"/>
+              </w:rPr>
+              <w:t xml:space="preserve">                </w:t>
+            </w:r>
+            <w:r>
+              <w:rPr>
+                <w:rFonts w:ascii="Arial" w:hAnsi="Arial" w:cs="Arial" w:hint="eastAsia"/>
+                <w:sz w:val="18"/>
+                <w:szCs w:val="18"/>
+                <w:lang w:eastAsia="ko-KR"/>
+              </w:rPr>
+              <w:t xml:space="preserve">swap </w:t>
+            </w:r>
+            <w:proofErr w:type="gramStart"/>
+            <w:r>
+              <w:rPr>
+                <w:rFonts w:ascii="Arial" w:hAnsi="Arial" w:cs="Arial" w:hint="eastAsia"/>
+                <w:sz w:val="18"/>
+                <w:szCs w:val="18"/>
+                <w:lang w:eastAsia="ko-KR"/>
+              </w:rPr>
+              <w:t>elements;</w:t>
+            </w:r>
+            <w:proofErr w:type="gramEnd"/>
+          </w:p>
+          <w:p>
+            <w:r>
+              <w:rPr>
+                <w:rFonts w:ascii="Courier New" w:hAnsi="Courier New" w:cs="Courier New" w:hint="eastAsia"/>
+                <w:sz w:val="20"/>
+                <w:szCs w:val="20"/>
+                <w:lang w:eastAsia="ko-KR"/>
+              </w:rPr>
+              <w:t xml:space="preserve">       </w:t>
+            </w:r>
+          </w:p>
+          <w:p>
+            <w:pPr>
+              <w:spacing w:after="0"/>
+              <w:rPr>
+                <w:rFonts w:ascii="Courier New" w:hAnsi="Courier New" w:cs="Courier New"/>
+                <w:sz w:val="20"/>
+                <w:szCs w:val="20"/>
+              </w:rPr>
+            </w:pPr>
+          </w:p>
+        </w:tc>
+        <w:tc>
+          <w:tcPr>
+            <w:tcW w:w="4625" w:type="dxa"/>
+          </w:tcPr>
+          <w:p>
+            <w:pPr>
+              <w:pStyle w:val="Heading3"/>
               <w:rPr>
                 <w:color w:val="FF0000"/>
                 <w:sz w:val="16"/>
                 <w:szCs w:val="16"/>
               </w:rPr>
-              <w:t>Bubble Sort here</w:t>
-            </w:r>
+            </w:pPr>
             <w:r>
               <w:rPr>
                 <w:color w:val="FF0000"/>
                 <w:sz w:val="16"/>
                 <w:szCs w:val="16"/>
               </w:rPr>
+              <w:t xml:space="preserve">Put the </w:t>
+            </w:r>
+            <w:r>
+              <w:rPr>
+                <w:color w:val="FF0000"/>
+                <w:sz w:val="16"/>
+                <w:szCs w:val="16"/>
+              </w:rPr>
+              <w:t xml:space="preserve">Pseudo Code </w:t>
+            </w:r>
+            <w:r>
+              <w:rPr>
+                <w:color w:val="FF0000"/>
+                <w:sz w:val="16"/>
+                <w:szCs w:val="16"/>
+              </w:rPr>
+              <w:t xml:space="preserve">for the </w:t>
+            </w:r>
+            <w:r>
+              <w:rPr>
+                <w:color w:val="FF0000"/>
+                <w:sz w:val="16"/>
+                <w:szCs w:val="16"/>
+              </w:rPr>
+              <w:t xml:space="preserve">Bubble Sort </w:t>
+            </w:r>
+            <w:proofErr w:type="gramStart"/>
+            <w:r>
+              <w:rPr>
+                <w:color w:val="FF0000"/>
+                <w:sz w:val="16"/>
+                <w:szCs w:val="16"/>
+              </w:rPr>
+              <w:t>here</w:t>
+            </w:r>
+            <w:r>
+              <w:rPr>
+                <w:color w:val="FF0000"/>
+                <w:sz w:val="16"/>
+                <w:szCs w:val="16"/>
+              </w:rPr>
               <w:t>;</w:t>
+            </w:r>
+            <w:proofErr w:type="gramEnd"/>
+          </w:p>
+          <w:p>
+            <w:pPr>
+              <w:pStyle w:val="NoSpacing"/>
+              <w:rPr>
+                <w:lang w:eastAsia="ko-KR"/>
+              </w:rPr>
+            </w:pPr>
+            <w:proofErr w:type="spellStart"/>
+            <w:r>
+              <w:t>B</w:t>
+            </w:r>
+            <w:r>
+              <w:rPr>
+                <w:rFonts w:hint="eastAsia"/>
+                <w:lang w:eastAsia="ko-KR"/>
+              </w:rPr>
+              <w:t>ubble</w:t>
+            </w:r>
+            <w:r>
+              <w:t>_</w:t>
+            </w:r>
+            <w:proofErr w:type="gramStart"/>
+            <w:r>
+              <w:t>S</w:t>
+            </w:r>
+            <w:r>
+              <w:rPr>
+                <w:rFonts w:hint="eastAsia"/>
+                <w:lang w:eastAsia="ko-KR"/>
+              </w:rPr>
+              <w:t>ort</w:t>
+            </w:r>
+            <w:proofErr w:type="spellEnd"/>
+            <w:r>
+              <w:t>(</w:t>
+            </w:r>
+            <w:proofErr w:type="gramEnd"/>
+            <w:r>
+              <w:rPr>
+                <w:rStyle w:val="hljs-keyword"/>
+                <w:rFonts w:ascii="Arial" w:hAnsi="Arial" w:cs="Arial"/>
+                <w:sz w:val="18"/>
+                <w:szCs w:val="18"/>
+              </w:rPr>
+              <w:t>Array</w:t>
+            </w:r>
+            <w:r>
+              <w:t>)</w:t>
+            </w:r>
+          </w:p>
+          <w:p>
+            <w:pPr>
+              <w:pStyle w:val="NoSpacing"/>
+              <w:rPr>
+                <w:b/>
+                <w:color w:val="222222"/>
+                <w:lang w:eastAsia="ko-KR"/>
+              </w:rPr>
+            </w:pPr>
+            <w:r>
+              <w:rPr>
+                <w:rFonts w:hint="eastAsia"/>
+                <w:b/>
+                <w:color w:val="222222"/>
+                <w:lang w:eastAsia="ko-KR"/>
+              </w:rPr>
+              <w:t>BEGIN</w:t>
+            </w:r>
+          </w:p>
+          <w:p>
+            <w:pPr>
+              <w:pStyle w:val="NoSpacing"/>
+              <w:rPr>
+                <w:color w:val="222222"/>
+                <w:lang w:eastAsia="ko-KR"/>
+              </w:rPr>
+            </w:pPr>
+            <w:r>
+              <w:rPr>
+                <w:rFonts w:hint="eastAsia"/>
+                <w:b/>
+                <w:color w:val="222222"/>
+                <w:lang w:eastAsia="ko-KR"/>
+              </w:rPr>
+              <w:t xml:space="preserve">     SET </w:t>
+            </w:r>
+            <w:proofErr w:type="gramStart"/>
+            <w:r>
+              <w:rPr>
+                <w:rFonts w:hint="eastAsia"/>
+                <w:color w:val="222222"/>
+                <w:lang w:eastAsia="ko-KR"/>
+              </w:rPr>
+              <w:t>Array[</w:t>
+            </w:r>
+            <w:proofErr w:type="gramEnd"/>
+            <w:r>
+              <w:rPr>
+                <w:rFonts w:hint="eastAsia"/>
+                <w:color w:val="222222"/>
+                <w:lang w:eastAsia="ko-KR"/>
+              </w:rPr>
+              <w:t>]</w:t>
+            </w:r>
+          </w:p>
+          <w:p>
+            <w:pPr>
+              <w:pStyle w:val="NoSpacing"/>
+              <w:rPr>
+                <w:color w:val="222222"/>
+                <w:lang w:eastAsia="ko-KR"/>
+              </w:rPr>
+            </w:pPr>
+            <w:r>
+              <w:rPr>
+                <w:rFonts w:hint="eastAsia"/>
+                <w:color w:val="222222"/>
+                <w:lang w:eastAsia="ko-KR"/>
+              </w:rPr>
+              <w:t xml:space="preserve">     </w:t>
+            </w:r>
+            <w:r>
+              <w:rPr>
+                <w:rFonts w:hint="eastAsia"/>
+                <w:b/>
+                <w:color w:val="222222"/>
+                <w:lang w:eastAsia="ko-KR"/>
+              </w:rPr>
+              <w:t>SET</w:t>
+            </w:r>
+            <w:r>
+              <w:rPr>
+                <w:rFonts w:hint="eastAsia"/>
+                <w:color w:val="222222"/>
+                <w:lang w:eastAsia="ko-KR"/>
+              </w:rPr>
+              <w:t xml:space="preserve"> Temp</w:t>
+            </w:r>
+          </w:p>
+          <w:p>
+            <w:pPr>
+              <w:pStyle w:val="NoSpacing"/>
+              <w:rPr>
+                <w:rStyle w:val="hljs-number"/>
+                <w:lang w:eastAsia="ko-KR"/>
+              </w:rPr>
+            </w:pPr>
+            <w:r>
+              <w:rPr>
+                <w:rFonts w:hint="eastAsia"/>
+                <w:b/>
+                <w:color w:val="222222"/>
+                <w:lang w:eastAsia="ko-KR"/>
+              </w:rPr>
+              <w:t xml:space="preserve">      FOR </w:t>
+            </w:r>
+            <w:r>
+              <w:rPr>
+                <w:rStyle w:val="hljs-keyword"/>
+              </w:rPr>
+              <w:t>outer</w:t>
+            </w:r>
+            <w:r>
+              <w:t xml:space="preserve"> </w:t>
+            </w:r>
+            <w:r>
+              <w:rPr>
+                <w:rStyle w:val="hljs-operator"/>
+              </w:rPr>
+              <w:t>=</w:t>
+            </w:r>
+            <w:r>
+              <w:t xml:space="preserve"> </w:t>
+            </w:r>
+            <w:r>
+              <w:rPr>
+                <w:rStyle w:val="hljs-number"/>
+              </w:rPr>
+              <w:t>0</w:t>
+            </w:r>
+            <w:r>
+              <w:rPr>
+                <w:rStyle w:val="hljs-number"/>
+                <w:rFonts w:hint="eastAsia"/>
+                <w:lang w:eastAsia="ko-KR"/>
+              </w:rPr>
+              <w:t xml:space="preserve"> </w:t>
+            </w:r>
+            <w:proofErr w:type="gramStart"/>
+            <w:r>
+              <w:rPr>
+                <w:rStyle w:val="hljs-number"/>
+                <w:rFonts w:hint="eastAsia"/>
+                <w:lang w:eastAsia="ko-KR"/>
+              </w:rPr>
+              <w:t>to</w:t>
+            </w:r>
+            <w:r>
+              <w:rPr>
+                <w:rStyle w:val="hljs-keyword"/>
+                <w:rFonts w:hint="eastAsia"/>
+                <w:lang w:eastAsia="ko-KR"/>
+              </w:rPr>
+              <w:t xml:space="preserve"> </w:t>
+            </w:r>
+            <w:r>
+              <w:t xml:space="preserve"> </w:t>
+            </w:r>
+            <w:proofErr w:type="spellStart"/>
+            <w:r>
+              <w:t>Array.Length</w:t>
+            </w:r>
+            <w:proofErr w:type="spellEnd"/>
+            <w:proofErr w:type="gramEnd"/>
+            <w:r>
+              <w:t xml:space="preserve"> </w:t>
+            </w:r>
+            <w:r>
+              <w:rPr>
+                <w:rStyle w:val="hljs-operator"/>
+              </w:rPr>
+              <w:t>–</w:t>
+            </w:r>
+            <w:r>
+              <w:t xml:space="preserve"> </w:t>
+            </w:r>
+            <w:r>
+              <w:rPr>
+                <w:rStyle w:val="hljs-number"/>
+              </w:rPr>
+              <w:t>2</w:t>
+            </w:r>
+          </w:p>
+          <w:p>
+            <w:pPr>
+              <w:pStyle w:val="NoSpacing"/>
+              <w:rPr>
+                <w:rStyle w:val="hljs-number"/>
+                <w:lang w:eastAsia="ko-KR"/>
+              </w:rPr>
+            </w:pPr>
+            <w:r>
+              <w:rPr>
+                <w:rStyle w:val="hljs-number"/>
+                <w:rFonts w:hint="eastAsia"/>
+                <w:lang w:eastAsia="ko-KR"/>
+              </w:rPr>
+              <w:t xml:space="preserve">            </w:t>
+            </w:r>
+            <w:r>
+              <w:rPr>
+                <w:rStyle w:val="hljs-number"/>
+                <w:rFonts w:hint="eastAsia"/>
+                <w:b/>
+                <w:lang w:eastAsia="ko-KR"/>
+              </w:rPr>
+              <w:t>FOR</w:t>
+            </w:r>
+            <w:r>
+              <w:rPr>
+                <w:rStyle w:val="hljs-number"/>
+                <w:rFonts w:hint="eastAsia"/>
+                <w:lang w:eastAsia="ko-KR"/>
+              </w:rPr>
+              <w:t xml:space="preserve"> inner = 0 to </w:t>
+            </w:r>
+            <w:proofErr w:type="spellStart"/>
+            <w:r>
+              <w:t>Array.Length</w:t>
+            </w:r>
+            <w:proofErr w:type="spellEnd"/>
+            <w:r>
+              <w:t xml:space="preserve"> </w:t>
+            </w:r>
+            <w:r>
+              <w:rPr>
+                <w:rStyle w:val="hljs-operator"/>
+              </w:rPr>
+              <w:t>–</w:t>
+            </w:r>
+            <w:r>
+              <w:t xml:space="preserve"> </w:t>
+            </w:r>
+            <w:r>
+              <w:rPr>
+                <w:rStyle w:val="hljs-number"/>
+              </w:rPr>
+              <w:t>2</w:t>
+            </w:r>
+          </w:p>
+          <w:p>
+            <w:pPr>
+              <w:pStyle w:val="NoSpacing"/>
+              <w:rPr>
+                <w:rStyle w:val="hljs-number"/>
+                <w:b/>
+                <w:lang w:eastAsia="ko-KR"/>
+              </w:rPr>
+            </w:pPr>
+            <w:r>
+              <w:rPr>
+                <w:rStyle w:val="hljs-number"/>
+                <w:rFonts w:hint="eastAsia"/>
+                <w:lang w:eastAsia="ko-KR"/>
+              </w:rPr>
+              <w:t xml:space="preserve">                  </w:t>
+            </w:r>
+            <w:r>
+              <w:rPr>
+                <w:rStyle w:val="hljs-number"/>
+                <w:rFonts w:hint="eastAsia"/>
+                <w:b/>
+                <w:lang w:eastAsia="ko-KR"/>
+              </w:rPr>
+              <w:t xml:space="preserve">IF </w:t>
+            </w:r>
+            <w:r>
+              <w:rPr>
+                <w:rStyle w:val="hljs-number"/>
+                <w:rFonts w:hint="eastAsia"/>
+                <w:lang w:eastAsia="ko-KR"/>
+              </w:rPr>
+              <w:t>Array</w:t>
+            </w:r>
+            <w:r>
+              <w:rPr>
+                <w:rStyle w:val="hljs-number"/>
+                <w:rFonts w:hint="eastAsia"/>
+                <w:b/>
+                <w:lang w:eastAsia="ko-KR"/>
+              </w:rPr>
+              <w:t>[</w:t>
+            </w:r>
+            <w:r>
+              <w:rPr>
+                <w:rStyle w:val="hljs-number"/>
+                <w:rFonts w:hint="eastAsia"/>
+                <w:lang w:eastAsia="ko-KR"/>
+              </w:rPr>
+              <w:t>inner</w:t>
+            </w:r>
+            <w:r>
+              <w:rPr>
+                <w:rStyle w:val="hljs-number"/>
+                <w:rFonts w:hint="eastAsia"/>
+                <w:b/>
+                <w:lang w:eastAsia="ko-KR"/>
+              </w:rPr>
+              <w:t>] &gt;</w:t>
+            </w:r>
+            <w:r>
+              <w:rPr>
+                <w:rStyle w:val="hljs-number"/>
+                <w:rFonts w:hint="eastAsia"/>
+                <w:lang w:eastAsia="ko-KR"/>
+              </w:rPr>
+              <w:t xml:space="preserve"> Array</w:t>
+            </w:r>
+            <w:r>
+              <w:rPr>
+                <w:rStyle w:val="hljs-number"/>
+                <w:rFonts w:hint="eastAsia"/>
+                <w:b/>
+                <w:lang w:eastAsia="ko-KR"/>
+              </w:rPr>
+              <w:t>[</w:t>
+            </w:r>
+            <w:r>
+              <w:rPr>
+                <w:rStyle w:val="hljs-number"/>
+                <w:rFonts w:hint="eastAsia"/>
+                <w:lang w:eastAsia="ko-KR"/>
+              </w:rPr>
+              <w:t>inner+1</w:t>
+            </w:r>
+            <w:r>
+              <w:rPr>
+                <w:rStyle w:val="hljs-number"/>
+                <w:rFonts w:hint="eastAsia"/>
+                <w:b/>
+                <w:lang w:eastAsia="ko-KR"/>
+              </w:rPr>
+              <w:t>]</w:t>
+            </w:r>
+          </w:p>
+          <w:p>
+            <w:pPr>
+              <w:pStyle w:val="NoSpacing"/>
+              <w:rPr>
+                <w:lang w:eastAsia="ko-KR"/>
+              </w:rPr>
+            </w:pPr>
+            <w:r>
+              <w:rPr>
+                <w:rStyle w:val="hljs-number"/>
+                <w:rFonts w:hint="eastAsia"/>
+                <w:b/>
+                <w:lang w:eastAsia="ko-KR"/>
+              </w:rPr>
+              <w:t xml:space="preserve">                       </w:t>
+            </w:r>
+            <w:r>
+              <w:t xml:space="preserve">temp </w:t>
+            </w:r>
+            <w:r>
+              <w:rPr>
+                <w:rStyle w:val="hljs-operator"/>
+              </w:rPr>
+              <w:t>=</w:t>
+            </w:r>
+            <w:r>
+              <w:t xml:space="preserve"> </w:t>
+            </w:r>
+            <w:proofErr w:type="gramStart"/>
+            <w:r>
+              <w:rPr>
+                <w:rStyle w:val="hljs-keyword"/>
+              </w:rPr>
+              <w:t>Array</w:t>
+            </w:r>
+            <w:r>
+              <w:t>[</w:t>
+            </w:r>
+            <w:proofErr w:type="gramEnd"/>
+            <w:r>
+              <w:rPr>
+                <w:rStyle w:val="hljs-keyword"/>
+              </w:rPr>
+              <w:t>inner</w:t>
+            </w:r>
+            <w:r>
+              <w:rPr>
+                <w:rStyle w:val="hljs-keyword"/>
+                <w:rFonts w:hint="eastAsia"/>
+                <w:lang w:eastAsia="ko-KR"/>
+              </w:rPr>
+              <w:t xml:space="preserve"> +1 </w:t>
+            </w:r>
+            <w:r>
+              <w:t>]</w:t>
+            </w:r>
+          </w:p>
+          <w:p>
+            <w:pPr>
+              <w:pStyle w:val="NoSpacing"/>
+              <w:ind w:firstLineChars="500" w:firstLine="1100"/>
+              <w:rPr>
+                <w:lang w:eastAsia="ko-KR"/>
+              </w:rPr>
+            </w:pPr>
+            <w:r>
+              <w:t xml:space="preserve"> </w:t>
+            </w:r>
+            <w:r>
+              <w:rPr>
+                <w:rStyle w:val="hljs-keyword"/>
+              </w:rPr>
+              <w:t>Array</w:t>
+            </w:r>
+            <w:r>
+              <w:t>[</w:t>
+            </w:r>
+            <w:r>
+              <w:rPr>
+                <w:rStyle w:val="hljs-keyword"/>
+              </w:rPr>
+              <w:t>inner</w:t>
+            </w:r>
+            <w:r>
+              <w:rPr>
+                <w:rStyle w:val="hljs-keyword"/>
+                <w:rFonts w:hint="eastAsia"/>
+                <w:lang w:eastAsia="ko-KR"/>
+              </w:rPr>
+              <w:t>+1</w:t>
+            </w:r>
+            <w:r>
+              <w:t xml:space="preserve">] </w:t>
+            </w:r>
+            <w:r>
+              <w:rPr>
+                <w:rStyle w:val="hljs-operator"/>
+              </w:rPr>
+              <w:t>=</w:t>
+            </w:r>
+            <w:r>
+              <w:t xml:space="preserve"> </w:t>
+            </w:r>
+            <w:proofErr w:type="gramStart"/>
+            <w:r>
+              <w:rPr>
+                <w:rStyle w:val="hljs-keyword"/>
+              </w:rPr>
+              <w:t>Array</w:t>
+            </w:r>
+            <w:r>
+              <w:t>[</w:t>
+            </w:r>
+            <w:proofErr w:type="gramEnd"/>
+            <w:r>
+              <w:rPr>
+                <w:rStyle w:val="hljs-keyword"/>
+              </w:rPr>
+              <w:t>inner</w:t>
+            </w:r>
+            <w:r>
+              <w:t xml:space="preserve"> ] </w:t>
+            </w:r>
+          </w:p>
+          <w:p>
+            <w:pPr>
+              <w:pStyle w:val="NoSpacing"/>
+              <w:ind w:firstLineChars="550" w:firstLine="1210"/>
+              <w:rPr>
+                <w:b/>
+                <w:color w:val="222222"/>
+                <w:lang w:eastAsia="ko-KR"/>
+              </w:rPr>
+            </w:pPr>
+            <w:proofErr w:type="gramStart"/>
+            <w:r>
+              <w:rPr>
+                <w:rStyle w:val="hljs-keyword"/>
+              </w:rPr>
+              <w:t>Array</w:t>
+            </w:r>
+            <w:r>
+              <w:t>[</w:t>
+            </w:r>
+            <w:proofErr w:type="gramEnd"/>
+            <w:r>
+              <w:rPr>
+                <w:rStyle w:val="hljs-keyword"/>
+              </w:rPr>
+              <w:t>inner</w:t>
+            </w:r>
+            <w:r>
+              <w:t xml:space="preserve"> ] </w:t>
+            </w:r>
+            <w:r>
+              <w:rPr>
+                <w:rStyle w:val="hljs-operator"/>
+              </w:rPr>
+              <w:t>=</w:t>
+            </w:r>
+            <w:r>
+              <w:t xml:space="preserve"> temp</w:t>
+            </w:r>
+          </w:p>
+          <w:p>
+            <w:r>
+              <w:rPr>
+                <w:rFonts w:ascii="Arial" w:hAnsi="Arial" w:cs="Arial" w:hint="eastAsia"/>
+                <w:b/>
+                <w:sz w:val="18"/>
+                <w:szCs w:val="18"/>
+                <w:lang w:eastAsia="ko-KR"/>
+              </w:rPr>
+              <w:t>END</w:t>
             </w:r>
           </w:p>
           <w:p>
@@ -13711,9 +16203,9 @@
       <w:bookmarkEnd w:id="0"/>
     </w:p>
     <w:sectPr>
-      <w:headerReference w:type="even" r:id="rId16"/>
-      <w:headerReference w:type="default" r:id="rId17"/>
-      <w:headerReference w:type="first" r:id="rId18"/>
+      <w:headerReference w:type="even" r:id="rId19"/>
+      <w:headerReference w:type="default" r:id="rId20"/>
+      <w:headerReference w:type="first" r:id="rId21"/>
       <w:pgSz w:w="11906" w:h="16838"/>
       <w:pgMar w:top="1985" w:right="1134" w:bottom="1701" w:left="1134" w:header="568" w:footer="457" w:gutter="0"/>
       <w:cols w:space="708"/>
@@ -20237,6 +22729,33 @@
       <w:lang w:eastAsia="en-AU"/>
     </w:rPr>
   </w:style>
+  <w:style w:type="character" w:styleId="UnresolvedMention">
+    <w:name w:val="Unresolved Mention"/>
+    <w:basedOn w:val="DefaultParagraphFont"/>
+    <w:uiPriority w:val="99"/>
+    <w:semiHidden/>
+    <w:unhideWhenUsed/>
+    <w:rsid w:val="00751730"/>
+    <w:rPr>
+      <w:color w:val="605E5C"/>
+      <w:shd w:val="clear" w:color="auto" w:fill="E1DFDD"/>
+    </w:rPr>
+  </w:style>
+  <w:style w:type="character" w:customStyle="1" w:styleId="hljs-operator">
+    <w:name w:val="hljs-operator"/>
+    <w:basedOn w:val="DefaultParagraphFont"/>
+    <w:rsid w:val="001B21F1"/>
+  </w:style>
+  <w:style w:type="character" w:customStyle="1" w:styleId="hljs-number">
+    <w:name w:val="hljs-number"/>
+    <w:basedOn w:val="DefaultParagraphFont"/>
+    <w:rsid w:val="001B21F1"/>
+  </w:style>
+  <w:style w:type="character" w:customStyle="1" w:styleId="hljs-keyword">
+    <w:name w:val="hljs-keyword"/>
+    <w:basedOn w:val="DefaultParagraphFont"/>
+    <w:rsid w:val="001B21F1"/>
+  </w:style>
 </w:styles>
 </file>
 

--- a/P305532-C#-AT2-Sprint one/Assessment Task Two 2024.v1.0 - SprintOne (1) (2).docx
+++ b/P305532-C#-AT2-Sprint one/Assessment Task Two 2024.v1.0 - SprintOne (1) (2).docx
@@ -2689,21 +2689,12 @@
                 <w:sz w:val="20"/>
               </w:rPr>
             </w:pPr>
-            <w:proofErr w:type="gramStart"/>
-            <w:r>
-              <w:rPr>
-                <w:rFonts w:ascii="Tahoma" w:hAnsi="Tahoma" w:cs="Tahoma"/>
-                <w:sz w:val="20"/>
-              </w:rPr>
-              <w:t>In order to</w:t>
-            </w:r>
-            <w:proofErr w:type="gramEnd"/>
-            <w:r>
-              <w:rPr>
-                <w:rFonts w:ascii="Tahoma" w:hAnsi="Tahoma" w:cs="Tahoma"/>
-                <w:sz w:val="20"/>
-              </w:rPr>
-              <w:t xml:space="preserve"> verify the authenticity of the student’s assessment, you may ask the student to again produce an answer to an existing question.</w:t>
+            <w:r>
+              <w:rPr>
+                <w:rFonts w:ascii="Tahoma" w:hAnsi="Tahoma" w:cs="Tahoma"/>
+                <w:sz w:val="20"/>
+              </w:rPr>
+              <w:t>In order to verify the authenticity of the student’s assessment, you may ask the student to again produce an answer to an existing question.</w:t>
             </w:r>
           </w:p>
         </w:tc>
@@ -7315,15 +7306,7 @@
         </w:numPr>
       </w:pPr>
       <w:r>
-        <w:t xml:space="preserve">The </w:t>
-      </w:r>
-      <w:proofErr w:type="gramStart"/>
-      <w:r>
-        <w:t>sort</w:t>
-      </w:r>
-      <w:proofErr w:type="gramEnd"/>
-      <w:r>
-        <w:t xml:space="preserve"> method must be coded using the Bubble Sort algorithm.</w:t>
+        <w:t>The sort method must be coded using the Bubble Sort algorithm.</w:t>
       </w:r>
     </w:p>
     <w:p>
@@ -7458,11 +7441,9 @@
       <w:r>
         <w:t xml:space="preserve"> </w:t>
       </w:r>
-      <w:proofErr w:type="gramStart"/>
       <w:r>
         <w:t>account</w:t>
       </w:r>
-      <w:proofErr w:type="gramEnd"/>
       <w:r>
         <w:t xml:space="preserve"> then you will need to create one and share the </w:t>
       </w:r>
@@ -7924,6 +7905,9 @@
             <w:pPr>
               <w:spacing w:after="0" w:line="240" w:lineRule="auto"/>
             </w:pPr>
+            <w:r>
+              <w:t>16.9.2024</w:t>
+            </w:r>
           </w:p>
         </w:tc>
       </w:tr>
@@ -7961,6 +7945,9 @@
             <w:pPr>
               <w:spacing w:after="0" w:line="240" w:lineRule="auto"/>
             </w:pPr>
+            <w:r>
+              <w:t>SJ Team</w:t>
+            </w:r>
           </w:p>
         </w:tc>
       </w:tr>
@@ -7992,6 +7979,9 @@
             <w:pPr>
               <w:spacing w:after="0" w:line="240" w:lineRule="auto"/>
             </w:pPr>
+            <w:r>
+              <w:t>SUNJU CHOI</w:t>
+            </w:r>
           </w:p>
         </w:tc>
       </w:tr>
@@ -8416,15 +8406,7 @@
               <w:spacing w:after="0" w:line="240" w:lineRule="auto"/>
             </w:pPr>
             <w:r>
-              <w:t xml:space="preserve">Set up a development environment for </w:t>
-            </w:r>
-            <w:proofErr w:type="gramStart"/>
-            <w:r>
-              <w:t>programming.(</w:t>
-            </w:r>
-            <w:proofErr w:type="gramEnd"/>
-            <w:r>
-              <w:t>GitHub, Figma etc.)</w:t>
+              <w:t>Set up a development environment for programming.(GitHub, Figma etc.)</w:t>
             </w:r>
           </w:p>
         </w:tc>
@@ -8492,13 +8474,8 @@
               <w:spacing w:after="0" w:line="240" w:lineRule="auto"/>
             </w:pPr>
             <w:r>
-              <w:t xml:space="preserve">Create an array with 24 elements and store a random number (10 to 90) to simulate the data </w:t>
-            </w:r>
-            <w:proofErr w:type="gramStart"/>
-            <w:r>
-              <w:t>stream .</w:t>
-            </w:r>
-            <w:proofErr w:type="gramEnd"/>
+              <w:t>Create an array with 24 elements and store a random number (10 to 90) to simulate the data stream .</w:t>
+            </w:r>
           </w:p>
         </w:tc>
         <w:tc>
@@ -9451,6 +9428,41 @@
           <w:tcPr>
             <w:tcW w:w="9379" w:type="dxa"/>
             <w:gridSpan w:val="5"/>
+            <w:tcBorders>
+              <w:bottom w:val="single" w:sz="4" w:space="0" w:color="auto"/>
+            </w:tcBorders>
+          </w:tcPr>
+          <w:p>
+            <w:pPr>
+              <w:spacing w:after="0"/>
+              <w:rPr>
+                <w:lang w:eastAsia="ko-KR"/>
+              </w:rPr>
+            </w:pPr>
+            <w:r>
+              <w:rPr>
+                <w:rFonts w:hint="eastAsia"/>
+                <w:lang w:eastAsia="ko-KR"/>
+              </w:rPr>
+              <w:t>-</w:t>
+            </w:r>
+            <w:r>
+              <w:t xml:space="preserve"> </w:t>
+            </w:r>
+            <w:r>
+              <w:rPr>
+                <w:lang w:eastAsia="ko-KR"/>
+              </w:rPr>
+              <w:t>Allows easy storage, editing, and retrieval of hourly neutrino data.</w:t>
+            </w:r>
+          </w:p>
+        </w:tc>
+      </w:tr>
+      <w:tr>
+        <w:tc>
+          <w:tcPr>
+            <w:tcW w:w="9379" w:type="dxa"/>
+            <w:gridSpan w:val="5"/>
             <w:shd w:val="clear" w:color="auto" w:fill="1F3864" w:themeFill="accent5" w:themeFillShade="80"/>
           </w:tcPr>
           <w:p>
@@ -9610,71 +9622,7 @@
               <w:rPr>
                 <w:lang w:eastAsia="ko-KR"/>
               </w:rPr>
-              <w:t>Allows easy storage, editing, and retrieval of hourly neutrino data.</w:t>
-            </w:r>
-          </w:p>
-        </w:tc>
-      </w:tr>
-      <w:tr>
-        <w:tc>
-          <w:tcPr>
-            <w:tcW w:w="9379" w:type="dxa"/>
-            <w:gridSpan w:val="5"/>
-          </w:tcPr>
-          <w:p>
-            <w:pPr>
-              <w:spacing w:after="0"/>
-              <w:rPr>
-                <w:lang w:eastAsia="ko-KR"/>
-              </w:rPr>
-            </w:pPr>
-            <w:r>
-              <w:rPr>
-                <w:rFonts w:hint="eastAsia"/>
-                <w:lang w:eastAsia="ko-KR"/>
-              </w:rPr>
-              <w:t>-</w:t>
-            </w:r>
-            <w:r>
-              <w:t xml:space="preserve"> </w:t>
-            </w:r>
-            <w:r>
-              <w:rPr>
-                <w:lang w:eastAsia="ko-KR"/>
-              </w:rPr>
               <w:t>Appropriate feedback is provided based on the user's needs.</w:t>
-            </w:r>
-          </w:p>
-        </w:tc>
-      </w:tr>
-      <w:tr>
-        <w:tc>
-          <w:tcPr>
-            <w:tcW w:w="9379" w:type="dxa"/>
-            <w:gridSpan w:val="5"/>
-          </w:tcPr>
-          <w:p>
-            <w:pPr>
-              <w:spacing w:after="0"/>
-              <w:rPr>
-                <w:lang w:eastAsia="ko-KR"/>
-              </w:rPr>
-            </w:pPr>
-            <w:r>
-              <w:rPr>
-                <w:rFonts w:hint="eastAsia"/>
-                <w:lang w:eastAsia="ko-KR"/>
-              </w:rPr>
-              <w:t>-</w:t>
-            </w:r>
-            <w:r>
-              <w:t xml:space="preserve"> </w:t>
-            </w:r>
-            <w:r>
-              <w:rPr>
-                <w:lang w:eastAsia="ko-KR"/>
-              </w:rPr>
-              <w:t>The application should be easily updated, function properly and be maintained without errors.</w:t>
             </w:r>
           </w:p>
         </w:tc>
@@ -9759,8 +9707,8 @@
         <w:tblLook w:val="04A0" w:firstRow="1" w:lastRow="0" w:firstColumn="1" w:lastColumn="0" w:noHBand="0" w:noVBand="1"/>
       </w:tblPr>
       <w:tblGrid>
-        <w:gridCol w:w="4036"/>
-        <w:gridCol w:w="5592"/>
+        <w:gridCol w:w="3775"/>
+        <w:gridCol w:w="5853"/>
       </w:tblGrid>
       <w:tr>
         <w:trPr>
@@ -9838,6 +9786,9 @@
             <w:pPr>
               <w:spacing w:after="0" w:line="240" w:lineRule="auto"/>
             </w:pPr>
+            <w:r>
+              <w:t>Figma</w:t>
+            </w:r>
           </w:p>
         </w:tc>
       </w:tr>
@@ -9882,6 +9833,9 @@
             <w:pPr>
               <w:spacing w:after="0" w:line="240" w:lineRule="auto"/>
             </w:pPr>
+            <w:r>
+              <w:t>Visual Studio</w:t>
+            </w:r>
           </w:p>
         </w:tc>
       </w:tr>
@@ -10006,21 +9960,7 @@
               <w:rPr>
                 <w:lang w:eastAsia="ko-KR"/>
               </w:rPr>
-              <w:t xml:space="preserve">- When you press the </w:t>
-            </w:r>
-            <w:proofErr w:type="gramStart"/>
-            <w:r>
-              <w:rPr>
-                <w:lang w:eastAsia="ko-KR"/>
-              </w:rPr>
-              <w:t>sort</w:t>
-            </w:r>
-            <w:proofErr w:type="gramEnd"/>
-            <w:r>
-              <w:rPr>
-                <w:lang w:eastAsia="ko-KR"/>
-              </w:rPr>
-              <w:t xml:space="preserve"> button, 24 hourly neutrino values ​​are displayed.</w:t>
+              <w:t>- When you press the sort button, 24 hourly neutrino values ​​are displayed.</w:t>
             </w:r>
           </w:p>
           <w:p>
@@ -10071,6 +10011,7 @@
                 <w:rFonts w:hint="eastAsia"/>
                 <w:lang w:eastAsia="ko-KR"/>
               </w:rPr>
+              <w:lastRenderedPageBreak/>
               <w:t>*Text Box</w:t>
             </w:r>
           </w:p>
@@ -10121,12 +10062,122 @@
               <w:t>*</w:t>
             </w:r>
             <w:r>
+              <w:t>Button (Edit/</w:t>
+            </w:r>
+            <w:r>
+              <w:rPr>
+                <w:rFonts w:hint="eastAsia"/>
+                <w:lang w:eastAsia="ko-KR"/>
+              </w:rPr>
+              <w:t>Save</w:t>
+            </w:r>
+            <w:r>
+              <w:t>)</w:t>
+            </w:r>
+          </w:p>
+          <w:p>
+            <w:pPr>
+              <w:spacing w:after="0" w:line="240" w:lineRule="auto"/>
+              <w:rPr>
+                <w:lang w:eastAsia="ko-KR"/>
+              </w:rPr>
+            </w:pPr>
+            <w:r>
+              <w:rPr>
+                <w:rFonts w:hint="eastAsia"/>
+                <w:lang w:eastAsia="ko-KR"/>
+              </w:rPr>
+              <w:t>-</w:t>
+            </w:r>
+            <w:r>
               <w:t xml:space="preserve"> </w:t>
             </w:r>
             <w:r>
               <w:rPr>
                 <w:lang w:eastAsia="ko-KR"/>
               </w:rPr>
+              <w:t>Enter the value you want to edit or store in the text box and click this button to edit or save the new value in the array and display it in the list box.</w:t>
+            </w:r>
+          </w:p>
+          <w:p>
+            <w:pPr>
+              <w:spacing w:after="0" w:line="240" w:lineRule="auto"/>
+              <w:rPr>
+                <w:lang w:eastAsia="ko-KR"/>
+              </w:rPr>
+            </w:pPr>
+          </w:p>
+          <w:p>
+            <w:pPr>
+              <w:spacing w:after="0" w:line="240" w:lineRule="auto"/>
+              <w:rPr>
+                <w:lang w:eastAsia="ko-KR"/>
+              </w:rPr>
+            </w:pPr>
+            <w:r>
+              <w:rPr>
+                <w:rFonts w:hint="eastAsia"/>
+                <w:lang w:eastAsia="ko-KR"/>
+              </w:rPr>
+              <w:t>*</w:t>
+            </w:r>
+            <w:r>
+              <w:t xml:space="preserve"> Button (Search)</w:t>
+            </w:r>
+          </w:p>
+          <w:p>
+            <w:pPr>
+              <w:spacing w:after="0" w:line="240" w:lineRule="auto"/>
+              <w:rPr>
+                <w:lang w:eastAsia="ko-KR"/>
+              </w:rPr>
+            </w:pPr>
+            <w:r>
+              <w:rPr>
+                <w:rFonts w:hint="eastAsia"/>
+                <w:lang w:eastAsia="ko-KR"/>
+              </w:rPr>
+              <w:t>-</w:t>
+            </w:r>
+            <w:r>
+              <w:t xml:space="preserve"> </w:t>
+            </w:r>
+            <w:r>
+              <w:rPr>
+                <w:lang w:eastAsia="ko-KR"/>
+              </w:rPr>
+              <w:t>when enter a search value in the text box and click this button , the value you are looking for will be displayed  in the data in the list box.</w:t>
+            </w:r>
+          </w:p>
+          <w:p>
+            <w:pPr>
+              <w:spacing w:after="0" w:line="240" w:lineRule="auto"/>
+              <w:rPr>
+                <w:lang w:eastAsia="ko-KR"/>
+              </w:rPr>
+            </w:pPr>
+          </w:p>
+          <w:p>
+            <w:pPr>
+              <w:spacing w:after="0" w:line="240" w:lineRule="auto"/>
+              <w:rPr>
+                <w:lang w:eastAsia="ko-KR"/>
+              </w:rPr>
+            </w:pPr>
+            <w:r>
+              <w:rPr>
+                <w:rFonts w:hint="eastAsia"/>
+                <w:lang w:eastAsia="ko-KR"/>
+              </w:rPr>
+              <w:t>*</w:t>
+            </w:r>
+            <w:r>
+              <w:t xml:space="preserve"> </w:t>
+            </w:r>
+            <w:r>
+              <w:rPr>
+                <w:lang w:eastAsia="ko-KR"/>
+              </w:rPr>
               <w:t>Button (Sort)</w:t>
             </w:r>
           </w:p>
@@ -10152,374 +10203,6 @@
                 <w:lang w:eastAsia="ko-KR"/>
               </w:rPr>
               <w:t>When you press this button, the entire data of 24 neutrinos will be selected in ascending and descending order and displayed in the list box.</w:t>
-            </w:r>
-          </w:p>
-          <w:p>
-            <w:pPr>
-              <w:spacing w:after="0" w:line="240" w:lineRule="auto"/>
-              <w:rPr>
-                <w:lang w:eastAsia="ko-KR"/>
-              </w:rPr>
-            </w:pPr>
-          </w:p>
-          <w:p>
-            <w:pPr>
-              <w:spacing w:after="0" w:line="240" w:lineRule="auto"/>
-              <w:rPr>
-                <w:lang w:eastAsia="ko-KR"/>
-              </w:rPr>
-            </w:pPr>
-            <w:r>
-              <w:rPr>
-                <w:rFonts w:hint="eastAsia"/>
-                <w:lang w:eastAsia="ko-KR"/>
-              </w:rPr>
-              <w:t>*</w:t>
-            </w:r>
-            <w:r>
-              <w:t xml:space="preserve"> Button (Search)</w:t>
-            </w:r>
-          </w:p>
-          <w:p>
-            <w:pPr>
-              <w:spacing w:after="0" w:line="240" w:lineRule="auto"/>
-              <w:rPr>
-                <w:lang w:eastAsia="ko-KR"/>
-              </w:rPr>
-            </w:pPr>
-            <w:r>
-              <w:rPr>
-                <w:rFonts w:hint="eastAsia"/>
-                <w:lang w:eastAsia="ko-KR"/>
-              </w:rPr>
-              <w:t>-</w:t>
-            </w:r>
-            <w:r>
-              <w:t xml:space="preserve"> </w:t>
-            </w:r>
-            <w:r>
-              <w:rPr>
-                <w:lang w:eastAsia="ko-KR"/>
-              </w:rPr>
-              <w:t xml:space="preserve">when enter a search value in the text box and click this </w:t>
-            </w:r>
-            <w:proofErr w:type="gramStart"/>
-            <w:r>
-              <w:rPr>
-                <w:lang w:eastAsia="ko-KR"/>
-              </w:rPr>
-              <w:t>button ,</w:t>
-            </w:r>
-            <w:proofErr w:type="gramEnd"/>
-            <w:r>
-              <w:rPr>
-                <w:lang w:eastAsia="ko-KR"/>
-              </w:rPr>
-              <w:t xml:space="preserve"> the value you are looking for will be displayed  in the data in the list box.</w:t>
-            </w:r>
-          </w:p>
-          <w:p>
-            <w:pPr>
-              <w:spacing w:after="0" w:line="240" w:lineRule="auto"/>
-              <w:rPr>
-                <w:lang w:eastAsia="ko-KR"/>
-              </w:rPr>
-            </w:pPr>
-          </w:p>
-          <w:p>
-            <w:pPr>
-              <w:spacing w:after="0" w:line="240" w:lineRule="auto"/>
-              <w:rPr>
-                <w:lang w:eastAsia="ko-KR"/>
-              </w:rPr>
-            </w:pPr>
-            <w:r>
-              <w:rPr>
-                <w:rFonts w:hint="eastAsia"/>
-                <w:lang w:eastAsia="ko-KR"/>
-              </w:rPr>
-              <w:t>*</w:t>
-            </w:r>
-            <w:r>
-              <w:t>Button (Edit/</w:t>
-            </w:r>
-            <w:r>
-              <w:rPr>
-                <w:rFonts w:hint="eastAsia"/>
-                <w:lang w:eastAsia="ko-KR"/>
-              </w:rPr>
-              <w:t>Save</w:t>
-            </w:r>
-            <w:r>
-              <w:t>)</w:t>
-            </w:r>
-          </w:p>
-          <w:p>
-            <w:pPr>
-              <w:spacing w:after="0" w:line="240" w:lineRule="auto"/>
-              <w:rPr>
-                <w:lang w:eastAsia="ko-KR"/>
-              </w:rPr>
-            </w:pPr>
-            <w:r>
-              <w:rPr>
-                <w:rFonts w:hint="eastAsia"/>
-                <w:lang w:eastAsia="ko-KR"/>
-              </w:rPr>
-              <w:t>-</w:t>
-            </w:r>
-            <w:r>
-              <w:t xml:space="preserve"> </w:t>
-            </w:r>
-            <w:r>
-              <w:rPr>
-                <w:lang w:eastAsia="ko-KR"/>
-              </w:rPr>
-              <w:t>Enter the value you want to edit or store in the text box and click this button to edit or save the new value in the array and display it in the list box.</w:t>
-            </w:r>
-          </w:p>
-          <w:p>
-            <w:pPr>
-              <w:spacing w:after="0" w:line="240" w:lineRule="auto"/>
-              <w:rPr>
-                <w:lang w:eastAsia="ko-KR"/>
-              </w:rPr>
-            </w:pPr>
-          </w:p>
-          <w:p>
-            <w:pPr>
-              <w:spacing w:after="0" w:line="240" w:lineRule="auto"/>
-              <w:rPr>
-                <w:lang w:eastAsia="ko-KR"/>
-              </w:rPr>
-            </w:pPr>
-            <w:r>
-              <w:rPr>
-                <w:lang w:eastAsia="ko-KR"/>
-              </w:rPr>
-              <w:t>*</w:t>
-            </w:r>
-            <w:r>
-              <w:rPr>
-                <w:lang w:eastAsia="ko-KR"/>
-              </w:rPr>
-              <w:t>Drop</w:t>
-            </w:r>
-            <w:r>
-              <w:rPr>
-                <w:lang w:eastAsia="ko-KR"/>
-              </w:rPr>
-              <w:t xml:space="preserve"> Down</w:t>
-            </w:r>
-            <w:r>
-              <w:rPr>
-                <w:lang w:eastAsia="ko-KR"/>
-              </w:rPr>
-              <w:t xml:space="preserve"> Button</w:t>
-            </w:r>
-            <w:r>
-              <w:rPr>
-                <w:lang w:eastAsia="ko-KR"/>
-              </w:rPr>
-              <w:t xml:space="preserve"> </w:t>
-            </w:r>
-            <w:r>
-              <w:rPr>
-                <w:lang w:eastAsia="ko-KR"/>
-              </w:rPr>
-              <w:t>(hour)</w:t>
-            </w:r>
-          </w:p>
-          <w:p>
-            <w:pPr>
-              <w:spacing w:after="0" w:line="240" w:lineRule="auto"/>
-              <w:rPr>
-                <w:lang w:eastAsia="ko-KR"/>
-              </w:rPr>
-            </w:pPr>
-            <w:r>
-              <w:rPr>
-                <w:lang w:eastAsia="ko-KR"/>
-              </w:rPr>
-              <w:t xml:space="preserve">- </w:t>
-            </w:r>
-            <w:r>
-              <w:rPr>
-                <w:lang w:eastAsia="ko-KR"/>
-              </w:rPr>
-              <w:t>Click and select the time in the</w:t>
-            </w:r>
-            <w:r>
-              <w:rPr>
-                <w:lang w:eastAsia="ko-KR"/>
-              </w:rPr>
-              <w:t xml:space="preserve"> </w:t>
-            </w:r>
-            <w:proofErr w:type="gramStart"/>
-            <w:r>
-              <w:rPr>
-                <w:lang w:eastAsia="ko-KR"/>
-              </w:rPr>
-              <w:t>d</w:t>
-            </w:r>
-            <w:r>
-              <w:rPr>
-                <w:lang w:eastAsia="ko-KR"/>
-              </w:rPr>
-              <w:t xml:space="preserve">rop </w:t>
-            </w:r>
-            <w:r>
-              <w:rPr>
-                <w:lang w:eastAsia="ko-KR"/>
-              </w:rPr>
-              <w:t>d</w:t>
-            </w:r>
-            <w:r>
-              <w:rPr>
-                <w:lang w:eastAsia="ko-KR"/>
-              </w:rPr>
-              <w:t>own</w:t>
-            </w:r>
-            <w:proofErr w:type="gramEnd"/>
-            <w:r>
-              <w:rPr>
-                <w:lang w:eastAsia="ko-KR"/>
-              </w:rPr>
-              <w:t xml:space="preserve"> Button </w:t>
-            </w:r>
-            <w:r>
-              <w:rPr>
-                <w:lang w:eastAsia="ko-KR"/>
-              </w:rPr>
-              <w:t xml:space="preserve">and enter value that you want to save or modify in the text box and click the Save button. </w:t>
-            </w:r>
-          </w:p>
-          <w:p>
-            <w:pPr>
-              <w:spacing w:after="0" w:line="240" w:lineRule="auto"/>
-              <w:rPr>
-                <w:lang w:eastAsia="ko-KR"/>
-              </w:rPr>
-            </w:pPr>
-          </w:p>
-          <w:p>
-            <w:pPr>
-              <w:spacing w:after="0" w:line="240" w:lineRule="auto"/>
-              <w:rPr>
-                <w:lang w:eastAsia="ko-KR"/>
-              </w:rPr>
-            </w:pPr>
-            <w:r>
-              <w:rPr>
-                <w:lang w:eastAsia="ko-KR"/>
-              </w:rPr>
-              <w:t>*</w:t>
-            </w:r>
-            <w:r>
-              <w:rPr>
-                <w:lang w:eastAsia="ko-KR"/>
-              </w:rPr>
-              <w:t xml:space="preserve"> Drop </w:t>
-            </w:r>
-            <w:r>
-              <w:rPr>
-                <w:lang w:eastAsia="ko-KR"/>
-              </w:rPr>
-              <w:t>Down Button</w:t>
-            </w:r>
-            <w:r>
-              <w:rPr>
-                <w:lang w:eastAsia="ko-KR"/>
-              </w:rPr>
-              <w:t xml:space="preserve"> </w:t>
-            </w:r>
-            <w:r>
-              <w:rPr>
-                <w:lang w:eastAsia="ko-KR"/>
-              </w:rPr>
-              <w:t>(</w:t>
-            </w:r>
-            <w:r>
-              <w:rPr>
-                <w:lang w:eastAsia="ko-KR"/>
-              </w:rPr>
-              <w:t>hour</w:t>
-            </w:r>
-            <w:r>
-              <w:rPr>
-                <w:lang w:eastAsia="ko-KR"/>
-              </w:rPr>
-              <w:t>/</w:t>
-            </w:r>
-            <w:r>
-              <w:rPr>
-                <w:lang w:eastAsia="ko-KR"/>
-              </w:rPr>
-              <w:t>data</w:t>
-            </w:r>
-            <w:r>
-              <w:rPr>
-                <w:lang w:eastAsia="ko-KR"/>
-              </w:rPr>
-              <w:t>)</w:t>
-            </w:r>
-          </w:p>
-          <w:p>
-            <w:pPr>
-              <w:spacing w:after="0" w:line="240" w:lineRule="auto"/>
-              <w:rPr>
-                <w:lang w:eastAsia="ko-KR"/>
-              </w:rPr>
-            </w:pPr>
-            <w:r>
-              <w:rPr>
-                <w:lang w:eastAsia="ko-KR"/>
-              </w:rPr>
-              <w:t>-</w:t>
-            </w:r>
-            <w:r>
-              <w:rPr>
-                <w:lang w:eastAsia="ko-KR"/>
-              </w:rPr>
-              <w:t xml:space="preserve"> C</w:t>
-            </w:r>
-            <w:r>
-              <w:rPr>
-                <w:lang w:eastAsia="ko-KR"/>
-              </w:rPr>
-              <w:t xml:space="preserve">lick the this </w:t>
-            </w:r>
-            <w:proofErr w:type="gramStart"/>
-            <w:r>
-              <w:rPr>
-                <w:lang w:eastAsia="ko-KR"/>
-              </w:rPr>
-              <w:t>drop down</w:t>
-            </w:r>
-            <w:proofErr w:type="gramEnd"/>
-            <w:r>
-              <w:rPr>
-                <w:lang w:eastAsia="ko-KR"/>
-              </w:rPr>
-              <w:t xml:space="preserve"> button to sort the</w:t>
-            </w:r>
-            <w:r>
-              <w:rPr>
-                <w:lang w:eastAsia="ko-KR"/>
-              </w:rPr>
-              <w:t xml:space="preserve"> entire</w:t>
-            </w:r>
-            <w:r>
-              <w:rPr>
-                <w:lang w:eastAsia="ko-KR"/>
-              </w:rPr>
-              <w:t xml:space="preserve"> data by </w:t>
-            </w:r>
-            <w:r>
-              <w:rPr>
-                <w:lang w:eastAsia="ko-KR"/>
-              </w:rPr>
-              <w:t>Selecting it in value order or time order and click the search button.</w:t>
             </w:r>
           </w:p>
           <w:p>
@@ -10657,12 +10340,11 @@
               <w:rPr>
                 <w:noProof/>
               </w:rPr>
-              <w:lastRenderedPageBreak/>
               <w:drawing>
-                <wp:inline distT="0" distB="0" distL="0" distR="0" wp14:anchorId="1344040D" wp14:editId="3ABC1BF7">
-                  <wp:extent cx="6120130" cy="4793615"/>
-                  <wp:effectExtent l="0" t="0" r="0" b="6985"/>
-                  <wp:docPr id="883998733" name="Picture 8" descr="A screenshot of a computer&#10;&#10;Description automatically generated"/>
+                <wp:inline distT="0" distB="0" distL="0" distR="0" wp14:anchorId="60DEF28B" wp14:editId="631126BD">
+                  <wp:extent cx="5957971" cy="4152900"/>
+                  <wp:effectExtent l="0" t="0" r="5080" b="0"/>
+                  <wp:docPr id="1490582212" name="Picture 7" descr="A screenshot of a computer&#10;&#10;Description automatically generated"/>
                   <wp:cNvGraphicFramePr>
                     <a:graphicFrameLocks xmlns:a="http://schemas.openxmlformats.org/drawingml/2006/main" noChangeAspect="1"/>
                   </wp:cNvGraphicFramePr>
@@ -10670,7 +10352,7 @@
                     <a:graphicData uri="http://schemas.openxmlformats.org/drawingml/2006/picture">
                       <pic:pic xmlns:pic="http://schemas.openxmlformats.org/drawingml/2006/picture">
                         <pic:nvPicPr>
-                          <pic:cNvPr id="883998733" name="Picture 8" descr="A screenshot of a computer&#10;&#10;Description automatically generated"/>
+                          <pic:cNvPr id="1490582212" name="Picture 7" descr="A screenshot of a computer&#10;&#10;Description automatically generated"/>
                           <pic:cNvPicPr/>
                         </pic:nvPicPr>
                         <pic:blipFill>
@@ -10688,7 +10370,7 @@
                         <pic:spPr>
                           <a:xfrm>
                             <a:off x="0" y="0"/>
-                            <a:ext cx="6120130" cy="4793615"/>
+                            <a:ext cx="5961064" cy="4155056"/>
                           </a:xfrm>
                           <a:prstGeom prst="rect">
                             <a:avLst/>
@@ -10818,22 +10500,22 @@
     <w:tbl>
       <w:tblPr>
         <w:tblStyle w:val="TableGrid"/>
-        <w:tblW w:w="9634" w:type="dxa"/>
+        <w:tblW w:w="5000" w:type="pct"/>
         <w:tblLook w:val="04A0" w:firstRow="1" w:lastRow="0" w:firstColumn="1" w:lastColumn="0" w:noHBand="0" w:noVBand="1"/>
       </w:tblPr>
       <w:tblGrid>
-        <w:gridCol w:w="1422"/>
-        <w:gridCol w:w="124"/>
-        <w:gridCol w:w="3371"/>
-        <w:gridCol w:w="2047"/>
-        <w:gridCol w:w="824"/>
-        <w:gridCol w:w="1899"/>
-        <w:gridCol w:w="2001"/>
+        <w:gridCol w:w="1122"/>
+        <w:gridCol w:w="116"/>
+        <w:gridCol w:w="2780"/>
+        <w:gridCol w:w="1694"/>
+        <w:gridCol w:w="690"/>
+        <w:gridCol w:w="1571"/>
+        <w:gridCol w:w="1655"/>
       </w:tblGrid>
       <w:tr>
         <w:tc>
           <w:tcPr>
-            <w:tcW w:w="9634" w:type="dxa"/>
+            <w:tcW w:w="5000" w:type="pct"/>
             <w:gridSpan w:val="7"/>
             <w:tcBorders>
               <w:top w:val="single" w:sz="4" w:space="0" w:color="auto"/>
@@ -10857,7 +10539,7 @@
       <w:tr>
         <w:tc>
           <w:tcPr>
-            <w:tcW w:w="2195" w:type="dxa"/>
+            <w:tcW w:w="661" w:type="pct"/>
             <w:gridSpan w:val="2"/>
             <w:tcBorders>
               <w:top w:val="single" w:sz="4" w:space="0" w:color="auto"/>
@@ -10876,7 +10558,7 @@
         </w:tc>
         <w:tc>
           <w:tcPr>
-            <w:tcW w:w="7439" w:type="dxa"/>
+            <w:tcW w:w="4339" w:type="pct"/>
             <w:gridSpan w:val="5"/>
             <w:tcBorders>
               <w:top w:val="single" w:sz="4" w:space="0" w:color="auto"/>
@@ -10887,13 +10569,16 @@
             <w:pPr>
               <w:spacing w:after="0"/>
             </w:pPr>
+            <w:r>
+              <w:t>GitHub</w:t>
+            </w:r>
           </w:p>
         </w:tc>
       </w:tr>
       <w:tr>
         <w:tc>
           <w:tcPr>
-            <w:tcW w:w="2195" w:type="dxa"/>
+            <w:tcW w:w="661" w:type="pct"/>
             <w:gridSpan w:val="2"/>
             <w:tcBorders>
               <w:top w:val="single" w:sz="4" w:space="0" w:color="auto"/>
@@ -10912,7 +10597,7 @@
         </w:tc>
         <w:tc>
           <w:tcPr>
-            <w:tcW w:w="2810" w:type="dxa"/>
+            <w:tcW w:w="1442" w:type="pct"/>
             <w:tcBorders>
               <w:top w:val="single" w:sz="4" w:space="0" w:color="auto"/>
             </w:tcBorders>
@@ -10922,11 +10607,14 @@
             <w:pPr>
               <w:spacing w:after="0"/>
             </w:pPr>
-          </w:p>
-        </w:tc>
-        <w:tc>
-          <w:tcPr>
-            <w:tcW w:w="1212" w:type="dxa"/>
+            <w:r>
+              <w:t>3.4</w:t>
+            </w:r>
+          </w:p>
+        </w:tc>
+        <w:tc>
+          <w:tcPr>
+            <w:tcW w:w="876" w:type="pct"/>
             <w:tcBorders>
               <w:top w:val="single" w:sz="4" w:space="0" w:color="auto"/>
             </w:tcBorders>
@@ -10944,7 +10632,7 @@
         </w:tc>
         <w:tc>
           <w:tcPr>
-            <w:tcW w:w="3417" w:type="dxa"/>
+            <w:tcW w:w="2021" w:type="pct"/>
             <w:gridSpan w:val="3"/>
             <w:tcBorders>
               <w:top w:val="single" w:sz="4" w:space="0" w:color="auto"/>
@@ -10955,13 +10643,16 @@
             <w:pPr>
               <w:spacing w:after="0"/>
             </w:pPr>
+            <w:r>
+              <w:t>30.9.2024</w:t>
+            </w:r>
           </w:p>
         </w:tc>
       </w:tr>
       <w:tr>
         <w:tc>
           <w:tcPr>
-            <w:tcW w:w="2195" w:type="dxa"/>
+            <w:tcW w:w="661" w:type="pct"/>
             <w:gridSpan w:val="2"/>
             <w:tcBorders>
               <w:top w:val="single" w:sz="4" w:space="0" w:color="auto"/>
@@ -10981,7 +10672,7 @@
         </w:tc>
         <w:tc>
           <w:tcPr>
-            <w:tcW w:w="7439" w:type="dxa"/>
+            <w:tcW w:w="4339" w:type="pct"/>
             <w:gridSpan w:val="5"/>
             <w:tcBorders>
               <w:top w:val="single" w:sz="4" w:space="0" w:color="auto"/>
@@ -11002,7 +10693,7 @@
         </w:trPr>
         <w:tc>
           <w:tcPr>
-            <w:tcW w:w="6941" w:type="dxa"/>
+            <w:tcW w:w="3332" w:type="pct"/>
             <w:gridSpan w:val="5"/>
             <w:tcBorders>
               <w:top w:val="single" w:sz="4" w:space="0" w:color="171717" w:themeColor="background2" w:themeShade="1A"/>
@@ -11027,14 +10718,13 @@
                 <w:sz w:val="32"/>
                 <w:szCs w:val="32"/>
               </w:rPr>
-              <w:lastRenderedPageBreak/>
               <w:t>Repository/Project Information</w:t>
             </w:r>
           </w:p>
         </w:tc>
         <w:tc>
           <w:tcPr>
-            <w:tcW w:w="1276" w:type="dxa"/>
+            <w:tcW w:w="812" w:type="pct"/>
             <w:tcBorders>
               <w:top w:val="single" w:sz="4" w:space="0" w:color="171717" w:themeColor="background2" w:themeShade="1A"/>
               <w:left w:val="single" w:sz="4" w:space="0" w:color="171717" w:themeColor="background2" w:themeShade="1A"/>
@@ -11059,7 +10749,7 @@
         </w:tc>
         <w:tc>
           <w:tcPr>
-            <w:tcW w:w="1417" w:type="dxa"/>
+            <w:tcW w:w="856" w:type="pct"/>
             <w:tcBorders>
               <w:top w:val="single" w:sz="4" w:space="0" w:color="171717" w:themeColor="background2" w:themeShade="1A"/>
               <w:left w:val="single" w:sz="4" w:space="0" w:color="171717" w:themeColor="background2" w:themeShade="1A"/>
@@ -11086,7 +10776,7 @@
       <w:tr>
         <w:tc>
           <w:tcPr>
-            <w:tcW w:w="6941" w:type="dxa"/>
+            <w:tcW w:w="3332" w:type="pct"/>
             <w:gridSpan w:val="5"/>
             <w:tcBorders>
               <w:top w:val="single" w:sz="4" w:space="0" w:color="171717" w:themeColor="background2" w:themeShade="1A"/>
@@ -11125,7 +10815,7 @@
           <w:sdtPr>
             <w:id w:val="-458963375"/>
             <w14:checkbox>
-              <w14:checked w14:val="0"/>
+              <w14:checked w14:val="1"/>
               <w14:checkedState w14:val="2612" w14:font="MS Gothic"/>
               <w14:uncheckedState w14:val="2610" w14:font="MS Gothic"/>
             </w14:checkbox>
@@ -11133,7 +10823,7 @@
           <w:sdtContent>
             <w:tc>
               <w:tcPr>
-                <w:tcW w:w="1276" w:type="dxa"/>
+                <w:tcW w:w="812" w:type="pct"/>
                 <w:tcBorders>
                   <w:top w:val="single" w:sz="4" w:space="0" w:color="171717" w:themeColor="background2" w:themeShade="1A"/>
                   <w:left w:val="single" w:sz="4" w:space="0" w:color="171717" w:themeColor="background2" w:themeShade="1A"/>
@@ -11150,7 +10840,7 @@
                   <w:rPr>
                     <w:rFonts w:ascii="MS Gothic" w:eastAsia="MS Gothic" w:hAnsi="MS Gothic" w:hint="eastAsia"/>
                   </w:rPr>
-                  <w:t>☐</w:t>
+                  <w:t>☒</w:t>
                 </w:r>
               </w:p>
             </w:tc>
@@ -11168,7 +10858,7 @@
           <w:sdtContent>
             <w:tc>
               <w:tcPr>
-                <w:tcW w:w="1417" w:type="dxa"/>
+                <w:tcW w:w="856" w:type="pct"/>
                 <w:tcBorders>
                   <w:top w:val="single" w:sz="4" w:space="0" w:color="171717" w:themeColor="background2" w:themeShade="1A"/>
                   <w:left w:val="single" w:sz="4" w:space="0" w:color="171717" w:themeColor="background2" w:themeShade="1A"/>
@@ -11195,7 +10885,7 @@
       <w:tr>
         <w:tc>
           <w:tcPr>
-            <w:tcW w:w="6941" w:type="dxa"/>
+            <w:tcW w:w="3332" w:type="pct"/>
             <w:gridSpan w:val="5"/>
             <w:tcBorders>
               <w:top w:val="single" w:sz="4" w:space="0" w:color="171717" w:themeColor="background2" w:themeShade="1A"/>
@@ -11219,7 +10909,7 @@
           <w:sdtPr>
             <w:id w:val="-559559687"/>
             <w14:checkbox>
-              <w14:checked w14:val="0"/>
+              <w14:checked w14:val="1"/>
               <w14:checkedState w14:val="2612" w14:font="MS Gothic"/>
               <w14:uncheckedState w14:val="2610" w14:font="MS Gothic"/>
             </w14:checkbox>
@@ -11227,7 +10917,7 @@
           <w:sdtContent>
             <w:tc>
               <w:tcPr>
-                <w:tcW w:w="1276" w:type="dxa"/>
+                <w:tcW w:w="812" w:type="pct"/>
                 <w:tcBorders>
                   <w:top w:val="single" w:sz="4" w:space="0" w:color="171717" w:themeColor="background2" w:themeShade="1A"/>
                   <w:left w:val="single" w:sz="4" w:space="0" w:color="171717" w:themeColor="background2" w:themeShade="1A"/>
@@ -11244,7 +10934,7 @@
                   <w:rPr>
                     <w:rFonts w:ascii="MS Gothic" w:eastAsia="MS Gothic" w:hAnsi="MS Gothic" w:hint="eastAsia"/>
                   </w:rPr>
-                  <w:t>☐</w:t>
+                  <w:t>☒</w:t>
                 </w:r>
               </w:p>
             </w:tc>
@@ -11262,7 +10952,7 @@
           <w:sdtContent>
             <w:tc>
               <w:tcPr>
-                <w:tcW w:w="1417" w:type="dxa"/>
+                <w:tcW w:w="856" w:type="pct"/>
                 <w:tcBorders>
                   <w:top w:val="single" w:sz="4" w:space="0" w:color="171717" w:themeColor="background2" w:themeShade="1A"/>
                   <w:left w:val="single" w:sz="4" w:space="0" w:color="171717" w:themeColor="background2" w:themeShade="1A"/>
@@ -11289,7 +10979,7 @@
       <w:tr>
         <w:tc>
           <w:tcPr>
-            <w:tcW w:w="6941" w:type="dxa"/>
+            <w:tcW w:w="3332" w:type="pct"/>
             <w:gridSpan w:val="5"/>
             <w:tcBorders>
               <w:top w:val="single" w:sz="4" w:space="0" w:color="171717" w:themeColor="background2" w:themeShade="1A"/>
@@ -11313,7 +11003,7 @@
           <w:sdtPr>
             <w:id w:val="440881602"/>
             <w14:checkbox>
-              <w14:checked w14:val="0"/>
+              <w14:checked w14:val="1"/>
               <w14:checkedState w14:val="2612" w14:font="MS Gothic"/>
               <w14:uncheckedState w14:val="2610" w14:font="MS Gothic"/>
             </w14:checkbox>
@@ -11321,7 +11011,7 @@
           <w:sdtContent>
             <w:tc>
               <w:tcPr>
-                <w:tcW w:w="1276" w:type="dxa"/>
+                <w:tcW w:w="812" w:type="pct"/>
                 <w:tcBorders>
                   <w:top w:val="single" w:sz="4" w:space="0" w:color="171717" w:themeColor="background2" w:themeShade="1A"/>
                   <w:left w:val="single" w:sz="4" w:space="0" w:color="171717" w:themeColor="background2" w:themeShade="1A"/>
@@ -11338,7 +11028,7 @@
                   <w:rPr>
                     <w:rFonts w:ascii="MS Gothic" w:eastAsia="MS Gothic" w:hAnsi="MS Gothic" w:hint="eastAsia"/>
                   </w:rPr>
-                  <w:t>☐</w:t>
+                  <w:t>☒</w:t>
                 </w:r>
               </w:p>
             </w:tc>
@@ -11356,7 +11046,7 @@
           <w:sdtContent>
             <w:tc>
               <w:tcPr>
-                <w:tcW w:w="1417" w:type="dxa"/>
+                <w:tcW w:w="856" w:type="pct"/>
                 <w:tcBorders>
                   <w:top w:val="single" w:sz="4" w:space="0" w:color="171717" w:themeColor="background2" w:themeShade="1A"/>
                   <w:left w:val="single" w:sz="4" w:space="0" w:color="171717" w:themeColor="background2" w:themeShade="1A"/>
@@ -11383,7 +11073,7 @@
       <w:tr>
         <w:tc>
           <w:tcPr>
-            <w:tcW w:w="6941" w:type="dxa"/>
+            <w:tcW w:w="3332" w:type="pct"/>
             <w:gridSpan w:val="5"/>
             <w:tcBorders>
               <w:top w:val="single" w:sz="4" w:space="0" w:color="171717" w:themeColor="background2" w:themeShade="1A"/>
@@ -11407,7 +11097,7 @@
           <w:sdtPr>
             <w:id w:val="1959524519"/>
             <w14:checkbox>
-              <w14:checked w14:val="0"/>
+              <w14:checked w14:val="1"/>
               <w14:checkedState w14:val="2612" w14:font="MS Gothic"/>
               <w14:uncheckedState w14:val="2610" w14:font="MS Gothic"/>
             </w14:checkbox>
@@ -11415,7 +11105,7 @@
           <w:sdtContent>
             <w:tc>
               <w:tcPr>
-                <w:tcW w:w="1276" w:type="dxa"/>
+                <w:tcW w:w="812" w:type="pct"/>
                 <w:tcBorders>
                   <w:top w:val="single" w:sz="4" w:space="0" w:color="171717" w:themeColor="background2" w:themeShade="1A"/>
                   <w:left w:val="single" w:sz="4" w:space="0" w:color="171717" w:themeColor="background2" w:themeShade="1A"/>
@@ -11432,7 +11122,7 @@
                   <w:rPr>
                     <w:rFonts w:ascii="MS Gothic" w:eastAsia="MS Gothic" w:hAnsi="MS Gothic" w:hint="eastAsia"/>
                   </w:rPr>
-                  <w:t>☐</w:t>
+                  <w:t>☒</w:t>
                 </w:r>
               </w:p>
             </w:tc>
@@ -11450,7 +11140,7 @@
           <w:sdtContent>
             <w:tc>
               <w:tcPr>
-                <w:tcW w:w="1417" w:type="dxa"/>
+                <w:tcW w:w="856" w:type="pct"/>
                 <w:tcBorders>
                   <w:top w:val="single" w:sz="4" w:space="0" w:color="171717" w:themeColor="background2" w:themeShade="1A"/>
                   <w:left w:val="single" w:sz="4" w:space="0" w:color="171717" w:themeColor="background2" w:themeShade="1A"/>
@@ -11477,7 +11167,7 @@
       <w:tr>
         <w:tc>
           <w:tcPr>
-            <w:tcW w:w="6941" w:type="dxa"/>
+            <w:tcW w:w="3332" w:type="pct"/>
             <w:gridSpan w:val="5"/>
             <w:tcBorders>
               <w:top w:val="single" w:sz="4" w:space="0" w:color="171717" w:themeColor="background2" w:themeShade="1A"/>
@@ -11501,7 +11191,7 @@
           <w:sdtPr>
             <w:id w:val="1048725788"/>
             <w14:checkbox>
-              <w14:checked w14:val="0"/>
+              <w14:checked w14:val="1"/>
               <w14:checkedState w14:val="2612" w14:font="MS Gothic"/>
               <w14:uncheckedState w14:val="2610" w14:font="MS Gothic"/>
             </w14:checkbox>
@@ -11509,7 +11199,7 @@
           <w:sdtContent>
             <w:tc>
               <w:tcPr>
-                <w:tcW w:w="1276" w:type="dxa"/>
+                <w:tcW w:w="812" w:type="pct"/>
                 <w:tcBorders>
                   <w:top w:val="single" w:sz="4" w:space="0" w:color="171717" w:themeColor="background2" w:themeShade="1A"/>
                   <w:left w:val="single" w:sz="4" w:space="0" w:color="171717" w:themeColor="background2" w:themeShade="1A"/>
@@ -11526,7 +11216,7 @@
                   <w:rPr>
                     <w:rFonts w:ascii="MS Gothic" w:eastAsia="MS Gothic" w:hAnsi="MS Gothic" w:hint="eastAsia"/>
                   </w:rPr>
-                  <w:t>☐</w:t>
+                  <w:t>☒</w:t>
                 </w:r>
               </w:p>
             </w:tc>
@@ -11544,7 +11234,7 @@
           <w:sdtContent>
             <w:tc>
               <w:tcPr>
-                <w:tcW w:w="1417" w:type="dxa"/>
+                <w:tcW w:w="856" w:type="pct"/>
                 <w:tcBorders>
                   <w:top w:val="single" w:sz="4" w:space="0" w:color="171717" w:themeColor="background2" w:themeShade="1A"/>
                   <w:left w:val="single" w:sz="4" w:space="0" w:color="171717" w:themeColor="background2" w:themeShade="1A"/>
@@ -11571,7 +11261,7 @@
       <w:tr>
         <w:tc>
           <w:tcPr>
-            <w:tcW w:w="6941" w:type="dxa"/>
+            <w:tcW w:w="3332" w:type="pct"/>
             <w:gridSpan w:val="5"/>
             <w:tcBorders>
               <w:top w:val="single" w:sz="4" w:space="0" w:color="171717" w:themeColor="background2" w:themeShade="1A"/>
@@ -11595,7 +11285,7 @@
           <w:sdtPr>
             <w:id w:val="-1090392381"/>
             <w14:checkbox>
-              <w14:checked w14:val="0"/>
+              <w14:checked w14:val="1"/>
               <w14:checkedState w14:val="2612" w14:font="MS Gothic"/>
               <w14:uncheckedState w14:val="2610" w14:font="MS Gothic"/>
             </w14:checkbox>
@@ -11603,7 +11293,7 @@
           <w:sdtContent>
             <w:tc>
               <w:tcPr>
-                <w:tcW w:w="1276" w:type="dxa"/>
+                <w:tcW w:w="812" w:type="pct"/>
                 <w:tcBorders>
                   <w:top w:val="single" w:sz="4" w:space="0" w:color="171717" w:themeColor="background2" w:themeShade="1A"/>
                   <w:left w:val="single" w:sz="4" w:space="0" w:color="171717" w:themeColor="background2" w:themeShade="1A"/>
@@ -11620,7 +11310,7 @@
                   <w:rPr>
                     <w:rFonts w:ascii="MS Gothic" w:eastAsia="MS Gothic" w:hAnsi="MS Gothic" w:hint="eastAsia"/>
                   </w:rPr>
-                  <w:t>☐</w:t>
+                  <w:t>☒</w:t>
                 </w:r>
               </w:p>
             </w:tc>
@@ -11638,7 +11328,7 @@
           <w:sdtContent>
             <w:tc>
               <w:tcPr>
-                <w:tcW w:w="1417" w:type="dxa"/>
+                <w:tcW w:w="856" w:type="pct"/>
                 <w:tcBorders>
                   <w:top w:val="single" w:sz="4" w:space="0" w:color="171717" w:themeColor="background2" w:themeShade="1A"/>
                   <w:left w:val="single" w:sz="4" w:space="0" w:color="171717" w:themeColor="background2" w:themeShade="1A"/>
@@ -11665,7 +11355,7 @@
       <w:tr>
         <w:tc>
           <w:tcPr>
-            <w:tcW w:w="9634" w:type="dxa"/>
+            <w:tcW w:w="5000" w:type="pct"/>
             <w:gridSpan w:val="7"/>
             <w:tcBorders>
               <w:top w:val="single" w:sz="4" w:space="0" w:color="auto"/>
@@ -11697,7 +11387,7 @@
       <w:tr>
         <w:tc>
           <w:tcPr>
-            <w:tcW w:w="2122" w:type="dxa"/>
+            <w:tcW w:w="608" w:type="pct"/>
             <w:tcBorders>
               <w:top w:val="single" w:sz="4" w:space="0" w:color="auto"/>
               <w:left w:val="single" w:sz="4" w:space="0" w:color="auto"/>
@@ -11714,7 +11404,7 @@
         </w:tc>
         <w:tc>
           <w:tcPr>
-            <w:tcW w:w="7512" w:type="dxa"/>
+            <w:tcW w:w="4392" w:type="pct"/>
             <w:gridSpan w:val="6"/>
             <w:tcBorders>
               <w:top w:val="single" w:sz="4" w:space="0" w:color="auto"/>
@@ -11734,7 +11424,7 @@
       <w:tr>
         <w:tc>
           <w:tcPr>
-            <w:tcW w:w="2122" w:type="dxa"/>
+            <w:tcW w:w="608" w:type="pct"/>
             <w:tcBorders>
               <w:top w:val="single" w:sz="4" w:space="0" w:color="auto"/>
               <w:left w:val="single" w:sz="4" w:space="0" w:color="auto"/>
@@ -11751,7 +11441,7 @@
         </w:tc>
         <w:tc>
           <w:tcPr>
-            <w:tcW w:w="7512" w:type="dxa"/>
+            <w:tcW w:w="4392" w:type="pct"/>
             <w:gridSpan w:val="6"/>
             <w:tcBorders>
               <w:top w:val="single" w:sz="4" w:space="0" w:color="auto"/>
@@ -11811,7 +11501,7 @@
       <w:tr>
         <w:tc>
           <w:tcPr>
-            <w:tcW w:w="2122" w:type="dxa"/>
+            <w:tcW w:w="608" w:type="pct"/>
             <w:tcBorders>
               <w:top w:val="single" w:sz="4" w:space="0" w:color="auto"/>
               <w:left w:val="single" w:sz="4" w:space="0" w:color="auto"/>
@@ -11822,13 +11512,14 @@
           </w:tcPr>
           <w:p>
             <w:r>
+              <w:lastRenderedPageBreak/>
               <w:t>Local Source Control Screen Shot</w:t>
             </w:r>
           </w:p>
         </w:tc>
         <w:tc>
           <w:tcPr>
-            <w:tcW w:w="7512" w:type="dxa"/>
+            <w:tcW w:w="4392" w:type="pct"/>
             <w:gridSpan w:val="6"/>
             <w:tcBorders>
               <w:top w:val="single" w:sz="4" w:space="0" w:color="auto"/>
@@ -11843,9 +11534,9 @@
                 <w:noProof/>
               </w:rPr>
               <w:drawing>
-                <wp:inline distT="0" distB="0" distL="0" distR="0" wp14:anchorId="18FCFD8C" wp14:editId="381EB99F">
-                  <wp:extent cx="6120130" cy="4201795"/>
-                  <wp:effectExtent l="0" t="0" r="0" b="8255"/>
+                <wp:inline distT="0" distB="0" distL="0" distR="0" wp14:anchorId="18FCFD8C" wp14:editId="35F419C9">
+                  <wp:extent cx="5216493" cy="3581400"/>
+                  <wp:effectExtent l="0" t="0" r="3810" b="0"/>
                   <wp:docPr id="938420066" name="Picture 7" descr="A screenshot of a computer&#10;&#10;Description automatically generated"/>
                   <wp:cNvGraphicFramePr>
                     <a:graphicFrameLocks xmlns:a="http://schemas.openxmlformats.org/drawingml/2006/main" noChangeAspect="1"/>
@@ -11872,7 +11563,7 @@
                         <pic:spPr>
                           <a:xfrm>
                             <a:off x="0" y="0"/>
-                            <a:ext cx="6120130" cy="4201795"/>
+                            <a:ext cx="5223844" cy="3586447"/>
                           </a:xfrm>
                           <a:prstGeom prst="rect">
                             <a:avLst/>
@@ -11890,7 +11581,7 @@
       <w:tr>
         <w:tc>
           <w:tcPr>
-            <w:tcW w:w="2122" w:type="dxa"/>
+            <w:tcW w:w="608" w:type="pct"/>
             <w:tcBorders>
               <w:top w:val="single" w:sz="4" w:space="0" w:color="auto"/>
               <w:left w:val="nil"/>
@@ -11901,14 +11592,13 @@
           </w:tcPr>
           <w:p>
             <w:r>
-              <w:lastRenderedPageBreak/>
               <w:t>Cloud Screen Shot</w:t>
             </w:r>
           </w:p>
         </w:tc>
         <w:tc>
           <w:tcPr>
-            <w:tcW w:w="7512" w:type="dxa"/>
+            <w:tcW w:w="4392" w:type="pct"/>
             <w:gridSpan w:val="6"/>
             <w:tcBorders>
               <w:top w:val="single" w:sz="4" w:space="0" w:color="auto"/>
@@ -11923,9 +11613,17 @@
                 <w:noProof/>
               </w:rPr>
               <w:drawing>
-                <wp:inline distT="0" distB="0" distL="0" distR="0" wp14:anchorId="774A5913" wp14:editId="75B40706">
-                  <wp:extent cx="6120130" cy="4237355"/>
-                  <wp:effectExtent l="133350" t="114300" r="128270" b="163195"/>
+                <wp:anchor distT="0" distB="0" distL="114300" distR="114300" simplePos="0" relativeHeight="251658240" behindDoc="0" locked="0" layoutInCell="1" allowOverlap="1" wp14:anchorId="774A5913" wp14:editId="56F0942E">
+                  <wp:simplePos x="0" y="0"/>
+                  <wp:positionH relativeFrom="column">
+                    <wp:posOffset>65404</wp:posOffset>
+                  </wp:positionH>
+                  <wp:positionV relativeFrom="paragraph">
+                    <wp:posOffset>114300</wp:posOffset>
+                  </wp:positionV>
+                  <wp:extent cx="5291455" cy="3663611"/>
+                  <wp:effectExtent l="133350" t="114300" r="137795" b="165735"/>
+                  <wp:wrapSquare wrapText="bothSides"/>
                   <wp:docPr id="1076079470" name="Picture 8" descr="A screenshot of a computer&#10;&#10;Description automatically generated"/>
                   <wp:cNvGraphicFramePr>
                     <a:graphicFrameLocks xmlns:a="http://schemas.openxmlformats.org/drawingml/2006/main" noChangeAspect="1"/>
@@ -11952,7 +11650,7 @@
                         <pic:spPr>
                           <a:xfrm>
                             <a:off x="0" y="0"/>
-                            <a:ext cx="6120130" cy="4237355"/>
+                            <a:ext cx="5305566" cy="3673381"/>
                           </a:xfrm>
                           <a:prstGeom prst="rect">
                             <a:avLst/>
@@ -11991,18 +11689,19 @@
                       </pic:pic>
                     </a:graphicData>
                   </a:graphic>
-                </wp:inline>
+                  <wp14:sizeRelH relativeFrom="margin">
+                    <wp14:pctWidth>0</wp14:pctWidth>
+                  </wp14:sizeRelH>
+                  <wp14:sizeRelV relativeFrom="margin">
+                    <wp14:pctHeight>0</wp14:pctHeight>
+                  </wp14:sizeRelV>
+                </wp:anchor>
               </w:drawing>
             </w:r>
           </w:p>
         </w:tc>
       </w:tr>
     </w:tbl>
-    <w:p>
-      <w:pPr>
-        <w:pStyle w:val="Heading2"/>
-      </w:pPr>
-    </w:p>
     <w:p>
       <w:pPr>
         <w:rPr>
@@ -12334,25 +12033,46 @@
           <w:tcPr>
             <w:tcW w:w="2405" w:type="dxa"/>
           </w:tcPr>
+          <w:p>
+            <w:r>
+              <w:t>R</w:t>
+            </w:r>
+            <w:r>
+              <w:t>hys</w:t>
+            </w:r>
+            <w:r>
+              <w:t xml:space="preserve"> G</w:t>
+            </w:r>
+            <w:r>
+              <w:t>illham</w:t>
+            </w:r>
+          </w:p>
+        </w:tc>
+        <w:tc>
+          <w:tcPr>
+            <w:tcW w:w="2268" w:type="dxa"/>
+          </w:tcPr>
+          <w:p>
+            <w:r>
+              <w:t>Lecturer</w:t>
+            </w:r>
+          </w:p>
+        </w:tc>
+        <w:tc>
+          <w:tcPr>
+            <w:tcW w:w="1701" w:type="dxa"/>
+          </w:tcPr>
           <w:p/>
         </w:tc>
         <w:tc>
           <w:tcPr>
-            <w:tcW w:w="2268" w:type="dxa"/>
-          </w:tcPr>
-          <w:p/>
-        </w:tc>
-        <w:tc>
-          <w:tcPr>
-            <w:tcW w:w="1701" w:type="dxa"/>
-          </w:tcPr>
-          <w:p/>
-        </w:tc>
-        <w:tc>
-          <w:tcPr>
             <w:tcW w:w="1359" w:type="dxa"/>
           </w:tcPr>
-          <w:p/>
+          <w:p>
+            <w:r>
+              <w:t>30.9.2024</w:t>
+            </w:r>
+          </w:p>
         </w:tc>
         <w:tc>
           <w:tcPr>
@@ -12421,7 +12141,41 @@
             <w:tcW w:w="9351" w:type="dxa"/>
             <w:gridSpan w:val="5"/>
           </w:tcPr>
-          <w:p/>
+          <w:p>
+            <w:pPr>
+              <w:pStyle w:val="ListParagraph"/>
+              <w:numPr>
+                <w:ilvl w:val="0"/>
+                <w:numId w:val="36"/>
+              </w:numPr>
+            </w:pPr>
+            <w:r>
+              <w:t xml:space="preserve">Request the removal of unnecessary dropdown button and the content in the </w:t>
+            </w:r>
+            <w:proofErr w:type="spellStart"/>
+            <w:r>
+              <w:t>ListBox</w:t>
+            </w:r>
+            <w:proofErr w:type="spellEnd"/>
+            <w:r>
+              <w:t xml:space="preserve"> that displays time in the UI design.</w:t>
+            </w:r>
+          </w:p>
+          <w:p>
+            <w:pPr>
+              <w:pStyle w:val="ListParagraph"/>
+              <w:numPr>
+                <w:ilvl w:val="0"/>
+                <w:numId w:val="36"/>
+              </w:numPr>
+            </w:pPr>
+            <w:r>
+              <w:t xml:space="preserve">Delete a few things from non-functional </w:t>
+            </w:r>
+            <w:r>
+              <w:t>requirements.</w:t>
+            </w:r>
+          </w:p>
         </w:tc>
       </w:tr>
       <w:tr>
@@ -12640,25 +12394,900 @@
                 <w:sz w:val="16"/>
                 <w:szCs w:val="16"/>
               </w:rPr>
-              <w:t xml:space="preserve"> </w:t>
-            </w:r>
-            <w:proofErr w:type="gramStart"/>
-            <w:r>
+              <w:t xml:space="preserve"> here; </w:t>
+            </w:r>
+          </w:p>
+          <w:p>
+            <w:pPr>
+              <w:spacing w:after="0"/>
+              <w:rPr>
+                <w:rFonts w:ascii="Arial" w:hAnsi="Arial" w:cs="Arial"/>
+                <w:b/>
+                <w:color w:val="222222"/>
+                <w:sz w:val="18"/>
+                <w:szCs w:val="18"/>
+                <w:lang w:eastAsia="ko-KR"/>
+              </w:rPr>
+            </w:pPr>
+            <w:r>
+              <w:rPr>
+                <w:rFonts w:ascii="Arial" w:hAnsi="Arial" w:cs="Arial"/>
+                <w:b/>
+                <w:color w:val="222222"/>
+                <w:sz w:val="18"/>
+                <w:szCs w:val="18"/>
+                <w:lang w:eastAsia="ko-KR"/>
+              </w:rPr>
+              <w:t>int mid;</w:t>
+            </w:r>
+          </w:p>
+          <w:p>
+            <w:pPr>
+              <w:spacing w:after="0"/>
+              <w:rPr>
+                <w:rFonts w:ascii="Arial" w:hAnsi="Arial" w:cs="Arial"/>
+                <w:b/>
+                <w:color w:val="222222"/>
+                <w:sz w:val="18"/>
+                <w:szCs w:val="18"/>
+                <w:lang w:eastAsia="ko-KR"/>
+              </w:rPr>
+            </w:pPr>
+            <w:r>
+              <w:rPr>
+                <w:rFonts w:ascii="Arial" w:hAnsi="Arial" w:cs="Arial"/>
+                <w:b/>
+                <w:color w:val="222222"/>
+                <w:sz w:val="18"/>
+                <w:szCs w:val="18"/>
+                <w:lang w:eastAsia="ko-KR"/>
+              </w:rPr>
+              <w:t xml:space="preserve">int </w:t>
+            </w:r>
+            <w:proofErr w:type="spellStart"/>
+            <w:r>
+              <w:rPr>
+                <w:rFonts w:ascii="Arial" w:hAnsi="Arial" w:cs="Arial"/>
+                <w:b/>
+                <w:color w:val="222222"/>
+                <w:sz w:val="18"/>
+                <w:szCs w:val="18"/>
+                <w:lang w:eastAsia="ko-KR"/>
+              </w:rPr>
+              <w:t>startPoint</w:t>
+            </w:r>
+            <w:proofErr w:type="spellEnd"/>
+            <w:r>
+              <w:rPr>
+                <w:rFonts w:ascii="Arial" w:hAnsi="Arial" w:cs="Arial"/>
+                <w:b/>
+                <w:color w:val="222222"/>
+                <w:sz w:val="18"/>
+                <w:szCs w:val="18"/>
+                <w:lang w:eastAsia="ko-KR"/>
+              </w:rPr>
+              <w:t xml:space="preserve"> = 0;</w:t>
+            </w:r>
+          </w:p>
+          <w:p>
+            <w:pPr>
+              <w:spacing w:after="0"/>
+              <w:rPr>
+                <w:rFonts w:ascii="Arial" w:hAnsi="Arial" w:cs="Arial"/>
+                <w:b/>
+                <w:color w:val="222222"/>
+                <w:sz w:val="18"/>
+                <w:szCs w:val="18"/>
+                <w:lang w:eastAsia="ko-KR"/>
+              </w:rPr>
+            </w:pPr>
+            <w:r>
+              <w:rPr>
+                <w:rFonts w:ascii="Arial" w:hAnsi="Arial" w:cs="Arial"/>
+                <w:b/>
+                <w:color w:val="222222"/>
+                <w:sz w:val="18"/>
+                <w:szCs w:val="18"/>
+                <w:lang w:eastAsia="ko-KR"/>
+              </w:rPr>
+              <w:t xml:space="preserve">int </w:t>
+            </w:r>
+            <w:proofErr w:type="spellStart"/>
+            <w:r>
+              <w:rPr>
+                <w:rFonts w:ascii="Arial" w:hAnsi="Arial" w:cs="Arial"/>
+                <w:b/>
+                <w:color w:val="222222"/>
+                <w:sz w:val="18"/>
+                <w:szCs w:val="18"/>
+                <w:lang w:eastAsia="ko-KR"/>
+              </w:rPr>
+              <w:t>endPoint</w:t>
+            </w:r>
+            <w:proofErr w:type="spellEnd"/>
+            <w:r>
+              <w:rPr>
+                <w:rFonts w:ascii="Arial" w:hAnsi="Arial" w:cs="Arial"/>
+                <w:b/>
+                <w:color w:val="222222"/>
+                <w:sz w:val="18"/>
+                <w:szCs w:val="18"/>
+                <w:lang w:eastAsia="ko-KR"/>
+              </w:rPr>
+              <w:t xml:space="preserve"> = </w:t>
+            </w:r>
+            <w:proofErr w:type="spellStart"/>
+            <w:r>
+              <w:rPr>
+                <w:rFonts w:ascii="Arial" w:hAnsi="Arial" w:cs="Arial"/>
+                <w:b/>
+                <w:color w:val="222222"/>
+                <w:sz w:val="18"/>
+                <w:szCs w:val="18"/>
+                <w:lang w:eastAsia="ko-KR"/>
+              </w:rPr>
+              <w:t>hourMax</w:t>
+            </w:r>
+            <w:proofErr w:type="spellEnd"/>
+            <w:r>
+              <w:rPr>
+                <w:rFonts w:ascii="Arial" w:hAnsi="Arial" w:cs="Arial"/>
+                <w:b/>
+                <w:color w:val="222222"/>
+                <w:sz w:val="18"/>
+                <w:szCs w:val="18"/>
+                <w:lang w:eastAsia="ko-KR"/>
+              </w:rPr>
+              <w:t xml:space="preserve"> - 1;</w:t>
+            </w:r>
+          </w:p>
+          <w:p>
+            <w:pPr>
+              <w:spacing w:after="0"/>
+              <w:rPr>
+                <w:rFonts w:ascii="Arial" w:hAnsi="Arial" w:cs="Arial"/>
+                <w:b/>
+                <w:color w:val="222222"/>
+                <w:sz w:val="18"/>
+                <w:szCs w:val="18"/>
+                <w:lang w:eastAsia="ko-KR"/>
+              </w:rPr>
+            </w:pPr>
+            <w:r>
+              <w:rPr>
+                <w:rFonts w:ascii="Arial" w:hAnsi="Arial" w:cs="Arial"/>
+                <w:b/>
+                <w:color w:val="222222"/>
+                <w:sz w:val="18"/>
+                <w:szCs w:val="18"/>
+                <w:lang w:eastAsia="ko-KR"/>
+              </w:rPr>
+              <w:t>while (</w:t>
+            </w:r>
+            <w:proofErr w:type="spellStart"/>
+            <w:r>
+              <w:rPr>
+                <w:rFonts w:ascii="Arial" w:hAnsi="Arial" w:cs="Arial"/>
+                <w:b/>
+                <w:color w:val="222222"/>
+                <w:sz w:val="18"/>
+                <w:szCs w:val="18"/>
+                <w:lang w:eastAsia="ko-KR"/>
+              </w:rPr>
+              <w:t>startPoint</w:t>
+            </w:r>
+            <w:proofErr w:type="spellEnd"/>
+            <w:r>
+              <w:rPr>
+                <w:rFonts w:ascii="Arial" w:hAnsi="Arial" w:cs="Arial"/>
+                <w:b/>
+                <w:color w:val="222222"/>
+                <w:sz w:val="18"/>
+                <w:szCs w:val="18"/>
+                <w:lang w:eastAsia="ko-KR"/>
+              </w:rPr>
+              <w:t xml:space="preserve"> &lt;= </w:t>
+            </w:r>
+            <w:proofErr w:type="spellStart"/>
+            <w:r>
+              <w:rPr>
+                <w:rFonts w:ascii="Arial" w:hAnsi="Arial" w:cs="Arial"/>
+                <w:b/>
+                <w:color w:val="222222"/>
+                <w:sz w:val="18"/>
+                <w:szCs w:val="18"/>
+                <w:lang w:eastAsia="ko-KR"/>
+              </w:rPr>
+              <w:t>endPoint</w:t>
+            </w:r>
+            <w:proofErr w:type="spellEnd"/>
+            <w:r>
+              <w:rPr>
+                <w:rFonts w:ascii="Arial" w:hAnsi="Arial" w:cs="Arial"/>
+                <w:b/>
+                <w:color w:val="222222"/>
+                <w:sz w:val="18"/>
+                <w:szCs w:val="18"/>
+                <w:lang w:eastAsia="ko-KR"/>
+              </w:rPr>
+              <w:t xml:space="preserve">) </w:t>
+            </w:r>
+          </w:p>
+          <w:p>
+            <w:pPr>
+              <w:spacing w:after="0"/>
+              <w:rPr>
+                <w:rFonts w:ascii="Arial" w:hAnsi="Arial" w:cs="Arial"/>
+                <w:b/>
+                <w:color w:val="222222"/>
+                <w:sz w:val="18"/>
+                <w:szCs w:val="18"/>
+                <w:lang w:eastAsia="ko-KR"/>
+              </w:rPr>
+            </w:pPr>
+            <w:r>
+              <w:rPr>
+                <w:rFonts w:ascii="Arial" w:hAnsi="Arial" w:cs="Arial"/>
+                <w:b/>
+                <w:color w:val="222222"/>
+                <w:sz w:val="18"/>
+                <w:szCs w:val="18"/>
+                <w:lang w:eastAsia="ko-KR"/>
+              </w:rPr>
+              <w:t>{</w:t>
+            </w:r>
+          </w:p>
+          <w:p>
+            <w:pPr>
+              <w:spacing w:after="0"/>
+              <w:rPr>
+                <w:rFonts w:ascii="Arial" w:hAnsi="Arial" w:cs="Arial"/>
+                <w:b/>
+                <w:color w:val="222222"/>
+                <w:sz w:val="18"/>
+                <w:szCs w:val="18"/>
+                <w:lang w:eastAsia="ko-KR"/>
+              </w:rPr>
+            </w:pPr>
+            <w:r>
+              <w:rPr>
+                <w:rFonts w:ascii="Arial" w:hAnsi="Arial" w:cs="Arial"/>
+                <w:b/>
+                <w:color w:val="222222"/>
+                <w:sz w:val="18"/>
+                <w:szCs w:val="18"/>
+                <w:lang w:eastAsia="ko-KR"/>
+              </w:rPr>
+              <w:t xml:space="preserve">    mid = (</w:t>
+            </w:r>
+            <w:proofErr w:type="spellStart"/>
+            <w:r>
+              <w:rPr>
+                <w:rFonts w:ascii="Arial" w:hAnsi="Arial" w:cs="Arial"/>
+                <w:b/>
+                <w:color w:val="222222"/>
+                <w:sz w:val="18"/>
+                <w:szCs w:val="18"/>
+                <w:lang w:eastAsia="ko-KR"/>
+              </w:rPr>
+              <w:t>startPoint</w:t>
+            </w:r>
+            <w:proofErr w:type="spellEnd"/>
+            <w:r>
+              <w:rPr>
+                <w:rFonts w:ascii="Arial" w:hAnsi="Arial" w:cs="Arial"/>
+                <w:b/>
+                <w:color w:val="222222"/>
+                <w:sz w:val="18"/>
+                <w:szCs w:val="18"/>
+                <w:lang w:eastAsia="ko-KR"/>
+              </w:rPr>
+              <w:t xml:space="preserve"> + </w:t>
+            </w:r>
+            <w:proofErr w:type="spellStart"/>
+            <w:r>
+              <w:rPr>
+                <w:rFonts w:ascii="Arial" w:hAnsi="Arial" w:cs="Arial"/>
+                <w:b/>
+                <w:color w:val="222222"/>
+                <w:sz w:val="18"/>
+                <w:szCs w:val="18"/>
+                <w:lang w:eastAsia="ko-KR"/>
+              </w:rPr>
+              <w:t>endPoint</w:t>
+            </w:r>
+            <w:proofErr w:type="spellEnd"/>
+            <w:r>
+              <w:rPr>
+                <w:rFonts w:ascii="Arial" w:hAnsi="Arial" w:cs="Arial"/>
+                <w:b/>
+                <w:color w:val="222222"/>
+                <w:sz w:val="18"/>
+                <w:szCs w:val="18"/>
+                <w:lang w:eastAsia="ko-KR"/>
+              </w:rPr>
+              <w:t>) /2;</w:t>
+            </w:r>
+          </w:p>
+          <w:p>
+            <w:pPr>
+              <w:spacing w:after="0"/>
+              <w:rPr>
+                <w:rFonts w:ascii="Arial" w:hAnsi="Arial" w:cs="Arial"/>
+                <w:b/>
+                <w:color w:val="222222"/>
+                <w:sz w:val="18"/>
+                <w:szCs w:val="18"/>
+                <w:lang w:eastAsia="ko-KR"/>
+              </w:rPr>
+            </w:pPr>
+            <w:r>
+              <w:rPr>
+                <w:rFonts w:ascii="Arial" w:hAnsi="Arial" w:cs="Arial"/>
+                <w:b/>
+                <w:color w:val="222222"/>
+                <w:sz w:val="18"/>
+                <w:szCs w:val="18"/>
+                <w:lang w:eastAsia="ko-KR"/>
+              </w:rPr>
+              <w:t xml:space="preserve">    if (</w:t>
+            </w:r>
+            <w:proofErr w:type="spellStart"/>
+            <w:r>
+              <w:rPr>
+                <w:rFonts w:ascii="Arial" w:hAnsi="Arial" w:cs="Arial"/>
+                <w:b/>
+                <w:color w:val="222222"/>
+                <w:sz w:val="18"/>
+                <w:szCs w:val="18"/>
+                <w:lang w:eastAsia="ko-KR"/>
+              </w:rPr>
+              <w:t>hourArray</w:t>
+            </w:r>
+            <w:proofErr w:type="spellEnd"/>
+            <w:r>
+              <w:rPr>
+                <w:rFonts w:ascii="Arial" w:hAnsi="Arial" w:cs="Arial"/>
+                <w:b/>
+                <w:color w:val="222222"/>
+                <w:sz w:val="18"/>
+                <w:szCs w:val="18"/>
+                <w:lang w:eastAsia="ko-KR"/>
+              </w:rPr>
+              <w:t>[mid] == target)</w:t>
+            </w:r>
+          </w:p>
+          <w:p>
+            <w:pPr>
+              <w:spacing w:after="0"/>
+              <w:rPr>
+                <w:rFonts w:ascii="Arial" w:hAnsi="Arial" w:cs="Arial"/>
+                <w:b/>
+                <w:color w:val="222222"/>
+                <w:sz w:val="18"/>
+                <w:szCs w:val="18"/>
+                <w:lang w:eastAsia="ko-KR"/>
+              </w:rPr>
+            </w:pPr>
+            <w:r>
+              <w:rPr>
+                <w:rFonts w:ascii="Arial" w:hAnsi="Arial" w:cs="Arial"/>
+                <w:b/>
+                <w:color w:val="222222"/>
+                <w:sz w:val="18"/>
+                <w:szCs w:val="18"/>
+                <w:lang w:eastAsia="ko-KR"/>
+              </w:rPr>
+              <w:t xml:space="preserve">    {</w:t>
+            </w:r>
+          </w:p>
+          <w:p>
+            <w:pPr>
+              <w:spacing w:after="0"/>
+              <w:rPr>
+                <w:rFonts w:ascii="Arial" w:hAnsi="Arial" w:cs="Arial"/>
+                <w:b/>
+                <w:color w:val="222222"/>
+                <w:sz w:val="18"/>
+                <w:szCs w:val="18"/>
+                <w:lang w:eastAsia="ko-KR"/>
+              </w:rPr>
+            </w:pPr>
+            <w:r>
+              <w:rPr>
+                <w:rFonts w:ascii="Arial" w:hAnsi="Arial" w:cs="Arial"/>
+                <w:b/>
+                <w:color w:val="222222"/>
+                <w:sz w:val="18"/>
+                <w:szCs w:val="18"/>
+                <w:lang w:eastAsia="ko-KR"/>
+              </w:rPr>
+              <w:t xml:space="preserve">        </w:t>
+            </w:r>
+            <w:proofErr w:type="spellStart"/>
+            <w:r>
+              <w:rPr>
+                <w:rFonts w:ascii="Arial" w:hAnsi="Arial" w:cs="Arial"/>
+                <w:b/>
+                <w:color w:val="222222"/>
+                <w:sz w:val="18"/>
+                <w:szCs w:val="18"/>
+                <w:lang w:eastAsia="ko-KR"/>
+              </w:rPr>
+              <w:t>ListBoxResults.Items.Clear</w:t>
+            </w:r>
+            <w:proofErr w:type="spellEnd"/>
+            <w:r>
+              <w:rPr>
+                <w:rFonts w:ascii="Arial" w:hAnsi="Arial" w:cs="Arial"/>
+                <w:b/>
+                <w:color w:val="222222"/>
+                <w:sz w:val="18"/>
+                <w:szCs w:val="18"/>
+                <w:lang w:eastAsia="ko-KR"/>
+              </w:rPr>
+              <w:t>();</w:t>
+            </w:r>
+          </w:p>
+          <w:p>
+            <w:pPr>
+              <w:spacing w:after="0"/>
+              <w:rPr>
+                <w:rFonts w:ascii="Arial" w:hAnsi="Arial" w:cs="Arial"/>
+                <w:b/>
+                <w:color w:val="222222"/>
+                <w:sz w:val="18"/>
+                <w:szCs w:val="18"/>
+                <w:lang w:eastAsia="ko-KR"/>
+              </w:rPr>
+            </w:pPr>
+            <w:r>
+              <w:rPr>
+                <w:rFonts w:ascii="Arial" w:hAnsi="Arial" w:cs="Arial"/>
+                <w:b/>
+                <w:color w:val="222222"/>
+                <w:sz w:val="18"/>
+                <w:szCs w:val="18"/>
+                <w:lang w:eastAsia="ko-KR"/>
+              </w:rPr>
+              <w:t xml:space="preserve">                    </w:t>
+            </w:r>
+          </w:p>
+          <w:p>
+            <w:pPr>
+              <w:spacing w:after="0"/>
+              <w:rPr>
+                <w:rFonts w:ascii="Arial" w:hAnsi="Arial" w:cs="Arial"/>
+                <w:b/>
+                <w:color w:val="222222"/>
+                <w:sz w:val="18"/>
+                <w:szCs w:val="18"/>
+                <w:lang w:eastAsia="ko-KR"/>
+              </w:rPr>
+            </w:pPr>
+            <w:r>
+              <w:rPr>
+                <w:rFonts w:ascii="Arial" w:hAnsi="Arial" w:cs="Arial"/>
+                <w:b/>
+                <w:color w:val="222222"/>
+                <w:sz w:val="18"/>
+                <w:szCs w:val="18"/>
+                <w:lang w:eastAsia="ko-KR"/>
+              </w:rPr>
+              <w:t xml:space="preserve">        return mid;</w:t>
+            </w:r>
+          </w:p>
+          <w:p>
+            <w:pPr>
+              <w:spacing w:after="0"/>
+              <w:rPr>
+                <w:rFonts w:ascii="Arial" w:hAnsi="Arial" w:cs="Arial"/>
+                <w:b/>
+                <w:color w:val="222222"/>
+                <w:sz w:val="18"/>
+                <w:szCs w:val="18"/>
+                <w:lang w:eastAsia="ko-KR"/>
+              </w:rPr>
+            </w:pPr>
+            <w:r>
+              <w:rPr>
+                <w:rFonts w:ascii="Arial" w:hAnsi="Arial" w:cs="Arial"/>
+                <w:b/>
+                <w:color w:val="222222"/>
+                <w:sz w:val="18"/>
+                <w:szCs w:val="18"/>
+                <w:lang w:eastAsia="ko-KR"/>
+              </w:rPr>
+              <w:t xml:space="preserve">                    </w:t>
+            </w:r>
+          </w:p>
+          <w:p>
+            <w:pPr>
+              <w:spacing w:after="0"/>
+              <w:rPr>
+                <w:rFonts w:ascii="Arial" w:hAnsi="Arial" w:cs="Arial"/>
+                <w:b/>
+                <w:color w:val="222222"/>
+                <w:sz w:val="18"/>
+                <w:szCs w:val="18"/>
+                <w:lang w:eastAsia="ko-KR"/>
+              </w:rPr>
+            </w:pPr>
+            <w:r>
+              <w:rPr>
+                <w:rFonts w:ascii="Arial" w:hAnsi="Arial" w:cs="Arial"/>
+                <w:b/>
+                <w:color w:val="222222"/>
+                <w:sz w:val="18"/>
+                <w:szCs w:val="18"/>
+                <w:lang w:eastAsia="ko-KR"/>
+              </w:rPr>
+              <w:t xml:space="preserve">    }</w:t>
+            </w:r>
+          </w:p>
+          <w:p>
+            <w:pPr>
+              <w:spacing w:after="0"/>
+              <w:rPr>
+                <w:rFonts w:ascii="Arial" w:hAnsi="Arial" w:cs="Arial"/>
+                <w:b/>
+                <w:color w:val="222222"/>
+                <w:sz w:val="18"/>
+                <w:szCs w:val="18"/>
+                <w:lang w:eastAsia="ko-KR"/>
+              </w:rPr>
+            </w:pPr>
+            <w:r>
+              <w:rPr>
+                <w:rFonts w:ascii="Arial" w:hAnsi="Arial" w:cs="Arial"/>
+                <w:b/>
+                <w:color w:val="222222"/>
+                <w:sz w:val="18"/>
+                <w:szCs w:val="18"/>
+                <w:lang w:eastAsia="ko-KR"/>
+              </w:rPr>
+              <w:t xml:space="preserve">    else if (</w:t>
+            </w:r>
+            <w:proofErr w:type="spellStart"/>
+            <w:r>
+              <w:rPr>
+                <w:rFonts w:ascii="Arial" w:hAnsi="Arial" w:cs="Arial"/>
+                <w:b/>
+                <w:color w:val="222222"/>
+                <w:sz w:val="18"/>
+                <w:szCs w:val="18"/>
+                <w:lang w:eastAsia="ko-KR"/>
+              </w:rPr>
+              <w:t>hourArray</w:t>
+            </w:r>
+            <w:proofErr w:type="spellEnd"/>
+            <w:r>
+              <w:rPr>
+                <w:rFonts w:ascii="Arial" w:hAnsi="Arial" w:cs="Arial"/>
+                <w:b/>
+                <w:color w:val="222222"/>
+                <w:sz w:val="18"/>
+                <w:szCs w:val="18"/>
+                <w:lang w:eastAsia="ko-KR"/>
+              </w:rPr>
+              <w:t>[mid] &gt; target)</w:t>
+            </w:r>
+          </w:p>
+          <w:p>
+            <w:pPr>
+              <w:spacing w:after="0"/>
+              <w:rPr>
+                <w:rFonts w:ascii="Arial" w:hAnsi="Arial" w:cs="Arial"/>
+                <w:b/>
+                <w:color w:val="222222"/>
+                <w:sz w:val="18"/>
+                <w:szCs w:val="18"/>
+                <w:lang w:eastAsia="ko-KR"/>
+              </w:rPr>
+            </w:pPr>
+            <w:r>
+              <w:rPr>
+                <w:rFonts w:ascii="Arial" w:hAnsi="Arial" w:cs="Arial"/>
+                <w:b/>
+                <w:color w:val="222222"/>
+                <w:sz w:val="18"/>
+                <w:szCs w:val="18"/>
+                <w:lang w:eastAsia="ko-KR"/>
+              </w:rPr>
+              <w:t xml:space="preserve">    {</w:t>
+            </w:r>
+          </w:p>
+          <w:p>
+            <w:pPr>
+              <w:spacing w:after="0"/>
+              <w:rPr>
+                <w:rFonts w:ascii="Arial" w:hAnsi="Arial" w:cs="Arial"/>
+                <w:b/>
+                <w:color w:val="222222"/>
+                <w:sz w:val="18"/>
+                <w:szCs w:val="18"/>
+                <w:lang w:eastAsia="ko-KR"/>
+              </w:rPr>
+            </w:pPr>
+            <w:r>
+              <w:rPr>
+                <w:rFonts w:ascii="Arial" w:hAnsi="Arial" w:cs="Arial"/>
+                <w:b/>
+                <w:color w:val="222222"/>
+                <w:sz w:val="18"/>
+                <w:szCs w:val="18"/>
+                <w:lang w:eastAsia="ko-KR"/>
+              </w:rPr>
+              <w:t xml:space="preserve">        </w:t>
+            </w:r>
+            <w:proofErr w:type="spellStart"/>
+            <w:r>
+              <w:rPr>
+                <w:rFonts w:ascii="Arial" w:hAnsi="Arial" w:cs="Arial"/>
+                <w:b/>
+                <w:color w:val="222222"/>
+                <w:sz w:val="18"/>
+                <w:szCs w:val="18"/>
+                <w:lang w:eastAsia="ko-KR"/>
+              </w:rPr>
+              <w:t>endPoint</w:t>
+            </w:r>
+            <w:proofErr w:type="spellEnd"/>
+            <w:r>
+              <w:rPr>
+                <w:rFonts w:ascii="Arial" w:hAnsi="Arial" w:cs="Arial"/>
+                <w:b/>
+                <w:color w:val="222222"/>
+                <w:sz w:val="18"/>
+                <w:szCs w:val="18"/>
+                <w:lang w:eastAsia="ko-KR"/>
+              </w:rPr>
+              <w:t xml:space="preserve"> = mid - 1;</w:t>
+            </w:r>
+          </w:p>
+          <w:p>
+            <w:pPr>
+              <w:spacing w:after="0"/>
+              <w:rPr>
+                <w:rFonts w:ascii="Arial" w:hAnsi="Arial" w:cs="Arial"/>
+                <w:b/>
+                <w:color w:val="222222"/>
+                <w:sz w:val="18"/>
+                <w:szCs w:val="18"/>
+                <w:lang w:eastAsia="ko-KR"/>
+              </w:rPr>
+            </w:pPr>
+            <w:r>
+              <w:rPr>
+                <w:rFonts w:ascii="Arial" w:hAnsi="Arial" w:cs="Arial"/>
+                <w:b/>
+                <w:color w:val="222222"/>
+                <w:sz w:val="18"/>
+                <w:szCs w:val="18"/>
+                <w:lang w:eastAsia="ko-KR"/>
+              </w:rPr>
+              <w:t xml:space="preserve">    }</w:t>
+            </w:r>
+          </w:p>
+          <w:p>
+            <w:pPr>
+              <w:spacing w:after="0"/>
+              <w:rPr>
+                <w:rFonts w:ascii="Arial" w:hAnsi="Arial" w:cs="Arial"/>
+                <w:b/>
+                <w:color w:val="222222"/>
+                <w:sz w:val="18"/>
+                <w:szCs w:val="18"/>
+                <w:lang w:eastAsia="ko-KR"/>
+              </w:rPr>
+            </w:pPr>
+            <w:r>
+              <w:rPr>
+                <w:rFonts w:ascii="Arial" w:hAnsi="Arial" w:cs="Arial"/>
+                <w:b/>
+                <w:color w:val="222222"/>
+                <w:sz w:val="18"/>
+                <w:szCs w:val="18"/>
+                <w:lang w:eastAsia="ko-KR"/>
+              </w:rPr>
+              <w:t xml:space="preserve">    else </w:t>
+            </w:r>
+          </w:p>
+          <w:p>
+            <w:pPr>
+              <w:spacing w:after="0"/>
+              <w:rPr>
+                <w:rFonts w:ascii="Arial" w:hAnsi="Arial" w:cs="Arial"/>
+                <w:b/>
+                <w:color w:val="222222"/>
+                <w:sz w:val="18"/>
+                <w:szCs w:val="18"/>
+                <w:lang w:eastAsia="ko-KR"/>
+              </w:rPr>
+            </w:pPr>
+            <w:r>
+              <w:rPr>
+                <w:rFonts w:ascii="Arial" w:hAnsi="Arial" w:cs="Arial"/>
+                <w:b/>
+                <w:color w:val="222222"/>
+                <w:sz w:val="18"/>
+                <w:szCs w:val="18"/>
+                <w:lang w:eastAsia="ko-KR"/>
+              </w:rPr>
+              <w:t xml:space="preserve">    {</w:t>
+            </w:r>
+          </w:p>
+          <w:p>
+            <w:pPr>
+              <w:spacing w:after="0"/>
+              <w:rPr>
+                <w:rFonts w:ascii="Arial" w:hAnsi="Arial" w:cs="Arial"/>
+                <w:b/>
+                <w:color w:val="222222"/>
+                <w:sz w:val="18"/>
+                <w:szCs w:val="18"/>
+                <w:lang w:eastAsia="ko-KR"/>
+              </w:rPr>
+            </w:pPr>
+            <w:r>
+              <w:rPr>
+                <w:rFonts w:ascii="Arial" w:hAnsi="Arial" w:cs="Arial"/>
+                <w:b/>
+                <w:color w:val="222222"/>
+                <w:sz w:val="18"/>
+                <w:szCs w:val="18"/>
+                <w:lang w:eastAsia="ko-KR"/>
+              </w:rPr>
+              <w:t xml:space="preserve">        </w:t>
+            </w:r>
+            <w:proofErr w:type="spellStart"/>
+            <w:r>
+              <w:rPr>
+                <w:rFonts w:ascii="Arial" w:hAnsi="Arial" w:cs="Arial"/>
+                <w:b/>
+                <w:color w:val="222222"/>
+                <w:sz w:val="18"/>
+                <w:szCs w:val="18"/>
+                <w:lang w:eastAsia="ko-KR"/>
+              </w:rPr>
+              <w:t>startPoint</w:t>
+            </w:r>
+            <w:proofErr w:type="spellEnd"/>
+            <w:r>
+              <w:rPr>
+                <w:rFonts w:ascii="Arial" w:hAnsi="Arial" w:cs="Arial"/>
+                <w:b/>
+                <w:color w:val="222222"/>
+                <w:sz w:val="18"/>
+                <w:szCs w:val="18"/>
+                <w:lang w:eastAsia="ko-KR"/>
+              </w:rPr>
+              <w:t xml:space="preserve"> = mid +1;</w:t>
+            </w:r>
+          </w:p>
+          <w:p>
+            <w:pPr>
+              <w:spacing w:after="0"/>
+              <w:rPr>
+                <w:rFonts w:ascii="Arial" w:hAnsi="Arial" w:cs="Arial"/>
+                <w:b/>
+                <w:color w:val="222222"/>
+                <w:sz w:val="18"/>
+                <w:szCs w:val="18"/>
+                <w:lang w:eastAsia="ko-KR"/>
+              </w:rPr>
+            </w:pPr>
+            <w:r>
+              <w:rPr>
+                <w:rFonts w:ascii="Arial" w:hAnsi="Arial" w:cs="Arial"/>
+                <w:b/>
+                <w:color w:val="222222"/>
+                <w:sz w:val="18"/>
+                <w:szCs w:val="18"/>
+                <w:lang w:eastAsia="ko-KR"/>
+              </w:rPr>
+              <w:t xml:space="preserve">    }</w:t>
+            </w:r>
+          </w:p>
+          <w:p>
+            <w:pPr>
+              <w:spacing w:after="0"/>
+              <w:rPr>
+                <w:rFonts w:ascii="Arial" w:hAnsi="Arial" w:cs="Arial"/>
+                <w:b/>
+                <w:color w:val="222222"/>
+                <w:sz w:val="18"/>
+                <w:szCs w:val="18"/>
+                <w:lang w:eastAsia="ko-KR"/>
+              </w:rPr>
+            </w:pPr>
+            <w:r>
+              <w:rPr>
+                <w:rFonts w:ascii="Arial" w:hAnsi="Arial" w:cs="Arial"/>
+                <w:b/>
+                <w:color w:val="222222"/>
+                <w:sz w:val="18"/>
+                <w:szCs w:val="18"/>
+                <w:lang w:eastAsia="ko-KR"/>
+              </w:rPr>
+              <w:t>}</w:t>
+            </w:r>
+          </w:p>
+          <w:p>
+            <w:pPr>
+              <w:spacing w:after="0"/>
+              <w:rPr>
+                <w:rFonts w:ascii="Arial" w:eastAsia="Times New Roman" w:hAnsi="Arial" w:cs="Arial"/>
+                <w:color w:val="222222"/>
+                <w:lang w:eastAsia="en-AU"/>
+              </w:rPr>
+            </w:pPr>
+            <w:r>
+              <w:rPr>
+                <w:rFonts w:ascii="Arial" w:hAnsi="Arial" w:cs="Arial"/>
+                <w:b/>
+                <w:color w:val="222222"/>
+                <w:sz w:val="18"/>
+                <w:szCs w:val="18"/>
+                <w:lang w:eastAsia="ko-KR"/>
+              </w:rPr>
+              <w:t>return -1;</w:t>
+            </w:r>
+          </w:p>
+        </w:tc>
+        <w:tc>
+          <w:tcPr>
+            <w:tcW w:w="4678" w:type="dxa"/>
+            <w:gridSpan w:val="2"/>
+          </w:tcPr>
+          <w:p>
+            <w:pPr>
+              <w:pStyle w:val="Heading3"/>
               <w:rPr>
                 <w:color w:val="FF0000"/>
                 <w:sz w:val="16"/>
                 <w:szCs w:val="16"/>
               </w:rPr>
-              <w:t>here;</w:t>
-            </w:r>
-            <w:proofErr w:type="gramEnd"/>
+            </w:pPr>
             <w:r>
               <w:rPr>
                 <w:color w:val="FF0000"/>
                 <w:sz w:val="16"/>
                 <w:szCs w:val="16"/>
               </w:rPr>
-              <w:t xml:space="preserve"> </w:t>
+              <w:t xml:space="preserve">Put the </w:t>
+            </w:r>
+            <w:r>
+              <w:rPr>
+                <w:color w:val="FF0000"/>
+                <w:sz w:val="16"/>
+                <w:szCs w:val="16"/>
+              </w:rPr>
+              <w:t>Pseudo Code</w:t>
+            </w:r>
+            <w:r>
+              <w:rPr>
+                <w:color w:val="FF0000"/>
+                <w:sz w:val="16"/>
+                <w:szCs w:val="16"/>
+              </w:rPr>
+              <w:t xml:space="preserve"> for the</w:t>
+            </w:r>
+            <w:r>
+              <w:rPr>
+                <w:color w:val="FF0000"/>
+                <w:sz w:val="16"/>
+                <w:szCs w:val="16"/>
+              </w:rPr>
+              <w:t xml:space="preserve"> Binary Search </w:t>
+            </w:r>
+            <w:r>
+              <w:rPr>
+                <w:color w:val="FF0000"/>
+                <w:sz w:val="16"/>
+                <w:szCs w:val="16"/>
+              </w:rPr>
+              <w:t>here;</w:t>
             </w:r>
           </w:p>
           <w:p>
@@ -12672,7 +13301,41 @@
                 <w:lang w:eastAsia="ko-KR"/>
               </w:rPr>
             </w:pPr>
-            <w:proofErr w:type="gramStart"/>
+            <w:proofErr w:type="spellStart"/>
+            <w:r>
+              <w:rPr>
+                <w:rFonts w:ascii="Arial" w:hAnsi="Arial" w:cs="Arial" w:hint="eastAsia"/>
+                <w:color w:val="222222"/>
+                <w:sz w:val="18"/>
+                <w:szCs w:val="18"/>
+                <w:lang w:eastAsia="ko-KR"/>
+              </w:rPr>
+              <w:t>Binary_Search</w:t>
+            </w:r>
+            <w:proofErr w:type="spellEnd"/>
+            <w:r>
+              <w:rPr>
+                <w:rFonts w:ascii="Arial" w:hAnsi="Arial" w:cs="Arial" w:hint="eastAsia"/>
+                <w:color w:val="222222"/>
+                <w:sz w:val="18"/>
+                <w:szCs w:val="18"/>
+                <w:lang w:eastAsia="ko-KR"/>
+              </w:rPr>
+              <w:t>(Array, Target)</w:t>
+            </w:r>
+          </w:p>
+          <w:p>
+            <w:pPr>
+              <w:spacing w:after="0"/>
+              <w:rPr>
+                <w:rFonts w:ascii="Arial" w:hAnsi="Arial" w:cs="Arial"/>
+                <w:b/>
+                <w:color w:val="222222"/>
+                <w:sz w:val="18"/>
+                <w:szCs w:val="18"/>
+                <w:lang w:eastAsia="ko-KR"/>
+              </w:rPr>
+            </w:pPr>
             <w:r>
               <w:rPr>
                 <w:rFonts w:ascii="Arial" w:hAnsi="Arial" w:cs="Arial" w:hint="eastAsia"/>
@@ -12682,8 +13345,20 @@
                 <w:szCs w:val="18"/>
                 <w:lang w:eastAsia="ko-KR"/>
               </w:rPr>
-              <w:t>Data</w:t>
-            </w:r>
+              <w:t>BEGIN</w:t>
+            </w:r>
+          </w:p>
+          <w:p>
+            <w:pPr>
+              <w:spacing w:after="0"/>
+              <w:rPr>
+                <w:rFonts w:ascii="Arial" w:hAnsi="Arial" w:cs="Arial"/>
+                <w:color w:val="222222"/>
+                <w:sz w:val="18"/>
+                <w:szCs w:val="18"/>
+                <w:lang w:eastAsia="ko-KR"/>
+              </w:rPr>
+            </w:pPr>
             <w:r>
               <w:rPr>
                 <w:rFonts w:ascii="Arial" w:hAnsi="Arial" w:cs="Arial" w:hint="eastAsia"/>
@@ -12692,53 +13367,8 @@
                 <w:szCs w:val="18"/>
                 <w:lang w:eastAsia="ko-KR"/>
               </w:rPr>
-              <w:t xml:space="preserve"> :</w:t>
-            </w:r>
-            <w:proofErr w:type="gramEnd"/>
-            <w:r>
-              <w:rPr>
-                <w:rFonts w:ascii="Arial" w:hAnsi="Arial" w:cs="Arial" w:hint="eastAsia"/>
-                <w:color w:val="222222"/>
-                <w:sz w:val="18"/>
-                <w:szCs w:val="18"/>
-                <w:lang w:eastAsia="ko-KR"/>
-              </w:rPr>
-              <w:t xml:space="preserve"> </w:t>
-            </w:r>
-            <w:r>
-              <w:rPr>
-                <w:rFonts w:ascii="Arial" w:hAnsi="Arial" w:cs="Arial"/>
-                <w:color w:val="222222"/>
-                <w:sz w:val="18"/>
-                <w:szCs w:val="18"/>
-                <w:lang w:eastAsia="ko-KR"/>
-              </w:rPr>
-              <w:t>Saved array values</w:t>
-            </w:r>
-            <w:r>
-              <w:rPr>
-                <w:rFonts w:ascii="Arial" w:hAnsi="Arial" w:cs="Arial" w:hint="eastAsia"/>
-                <w:color w:val="222222"/>
-                <w:sz w:val="18"/>
-                <w:szCs w:val="18"/>
-                <w:lang w:eastAsia="ko-KR"/>
-              </w:rPr>
-              <w:t xml:space="preserve"> </w:t>
-            </w:r>
-          </w:p>
-          <w:p>
-            <w:pPr>
-              <w:spacing w:after="0"/>
-              <w:ind w:left="720" w:hangingChars="400" w:hanging="720"/>
-              <w:rPr>
-                <w:rFonts w:ascii="Arial" w:hAnsi="Arial" w:cs="Arial"/>
-                <w:color w:val="222222"/>
-                <w:sz w:val="18"/>
-                <w:szCs w:val="18"/>
-                <w:lang w:eastAsia="ko-KR"/>
-              </w:rPr>
-            </w:pPr>
-            <w:proofErr w:type="gramStart"/>
+              <w:t xml:space="preserve">        </w:t>
+            </w:r>
             <w:r>
               <w:rPr>
                 <w:rFonts w:ascii="Arial" w:hAnsi="Arial" w:cs="Arial" w:hint="eastAsia"/>
@@ -12748,52 +13378,8 @@
                 <w:szCs w:val="18"/>
                 <w:lang w:eastAsia="ko-KR"/>
               </w:rPr>
-              <w:t>Result</w:t>
-            </w:r>
-            <w:r>
-              <w:rPr>
-                <w:rFonts w:ascii="Arial" w:hAnsi="Arial" w:cs="Arial" w:hint="eastAsia"/>
-                <w:color w:val="222222"/>
-                <w:sz w:val="18"/>
-                <w:szCs w:val="18"/>
-                <w:lang w:eastAsia="ko-KR"/>
-              </w:rPr>
-              <w:t xml:space="preserve"> :</w:t>
-            </w:r>
-            <w:proofErr w:type="gramEnd"/>
-            <w:r>
-              <w:rPr>
-                <w:rFonts w:ascii="Arial" w:hAnsi="Arial" w:cs="Arial" w:hint="eastAsia"/>
-                <w:color w:val="222222"/>
-                <w:sz w:val="18"/>
-                <w:szCs w:val="18"/>
-                <w:lang w:eastAsia="ko-KR"/>
-              </w:rPr>
-              <w:t xml:space="preserve"> </w:t>
-            </w:r>
-            <w:r>
-              <w:rPr>
-                <w:rFonts w:ascii="Arial" w:hAnsi="Arial" w:cs="Arial"/>
-                <w:color w:val="222222"/>
-                <w:sz w:val="18"/>
-                <w:szCs w:val="18"/>
-                <w:lang w:eastAsia="ko-KR"/>
-              </w:rPr>
-              <w:t>Search for a value that is the same as the user input</w:t>
-            </w:r>
-          </w:p>
-          <w:p>
-            <w:pPr>
-              <w:spacing w:after="0"/>
-              <w:ind w:left="540" w:hangingChars="300" w:hanging="540"/>
-              <w:rPr>
-                <w:rFonts w:ascii="Arial" w:hAnsi="Arial" w:cs="Arial"/>
-                <w:color w:val="222222"/>
-                <w:sz w:val="18"/>
-                <w:szCs w:val="18"/>
-                <w:lang w:eastAsia="ko-KR"/>
-              </w:rPr>
-            </w:pPr>
+              <w:t>SET</w:t>
+            </w:r>
             <w:r>
               <w:rPr>
                 <w:rFonts w:ascii="Arial" w:hAnsi="Arial" w:cs="Arial" w:hint="eastAsia"/>
@@ -12803,27 +13389,9 @@
                 <w:szCs w:val="18"/>
                 <w:lang w:eastAsia="ko-KR"/>
               </w:rPr>
-              <w:t>While</w:t>
-            </w:r>
-            <w:r>
-              <w:rPr>
-                <w:rFonts w:ascii="Arial" w:hAnsi="Arial" w:cs="Arial" w:hint="eastAsia"/>
-                <w:color w:val="222222"/>
-                <w:lang w:eastAsia="ko-KR"/>
-              </w:rPr>
               <w:t xml:space="preserve"> </w:t>
             </w:r>
-            <w:r>
-              <w:rPr>
-                <w:rFonts w:ascii="Arial" w:hAnsi="Arial" w:cs="Arial"/>
-                <w:color w:val="222222"/>
-                <w:sz w:val="18"/>
-                <w:szCs w:val="18"/>
-                <w:lang w:eastAsia="ko-KR"/>
-              </w:rPr>
-              <w:t xml:space="preserve">the start </w:t>
-            </w:r>
-            <w:proofErr w:type="gramStart"/>
+            <w:proofErr w:type="spellStart"/>
             <w:r>
               <w:rPr>
                 <w:rFonts w:ascii="Arial" w:hAnsi="Arial" w:cs="Arial" w:hint="eastAsia"/>
@@ -12832,49 +13400,9 @@
                 <w:szCs w:val="18"/>
                 <w:lang w:eastAsia="ko-KR"/>
               </w:rPr>
-              <w:t>point</w:t>
-            </w:r>
-            <w:r>
-              <w:rPr>
-                <w:rFonts w:ascii="Arial" w:hAnsi="Arial" w:cs="Arial"/>
-                <w:color w:val="222222"/>
-                <w:sz w:val="18"/>
-                <w:szCs w:val="18"/>
-                <w:lang w:eastAsia="ko-KR"/>
-              </w:rPr>
-              <w:t xml:space="preserve"> </w:t>
-            </w:r>
-            <w:r>
-              <w:rPr>
-                <w:rFonts w:ascii="Arial" w:hAnsi="Arial" w:cs="Arial"/>
-                <w:color w:val="222222"/>
-                <w:sz w:val="18"/>
-                <w:szCs w:val="18"/>
-                <w:lang w:eastAsia="ko-KR"/>
-              </w:rPr>
-              <w:t xml:space="preserve"> is</w:t>
-            </w:r>
-            <w:proofErr w:type="gramEnd"/>
-            <w:r>
-              <w:rPr>
-                <w:rFonts w:ascii="Arial" w:hAnsi="Arial" w:cs="Arial"/>
-                <w:color w:val="222222"/>
-                <w:sz w:val="18"/>
-                <w:szCs w:val="18"/>
-                <w:lang w:eastAsia="ko-KR"/>
-              </w:rPr>
-              <w:t xml:space="preserve"> less than or </w:t>
-            </w:r>
-            <w:r>
-              <w:rPr>
-                <w:rFonts w:ascii="Arial" w:hAnsi="Arial" w:cs="Arial"/>
-                <w:color w:val="222222"/>
-                <w:sz w:val="18"/>
-                <w:szCs w:val="18"/>
-                <w:lang w:eastAsia="ko-KR"/>
-              </w:rPr>
-              <w:t xml:space="preserve">equal to the last </w:t>
-            </w:r>
+              <w:t>startPoint</w:t>
+            </w:r>
+            <w:proofErr w:type="spellEnd"/>
             <w:r>
               <w:rPr>
                 <w:rFonts w:ascii="Arial" w:hAnsi="Arial" w:cs="Arial" w:hint="eastAsia"/>
@@ -12883,72 +13411,15 @@
                 <w:szCs w:val="18"/>
                 <w:lang w:eastAsia="ko-KR"/>
               </w:rPr>
-              <w:t>point  Do</w:t>
+              <w:t xml:space="preserve"> = 0</w:t>
             </w:r>
           </w:p>
           <w:p>
             <w:pPr>
               <w:spacing w:after="0"/>
-              <w:ind w:left="540" w:hangingChars="300" w:hanging="540"/>
-              <w:rPr>
-                <w:rFonts w:ascii="Arial" w:hAnsi="Arial" w:cs="Arial"/>
-                <w:color w:val="222222"/>
+              <w:rPr>
                 <w:sz w:val="18"/>
                 <w:szCs w:val="18"/>
-                <w:lang w:eastAsia="ko-KR"/>
-              </w:rPr>
-            </w:pPr>
-            <w:r>
-              <w:rPr>
-                <w:rFonts w:ascii="Arial" w:hAnsi="Arial" w:cs="Arial" w:hint="eastAsia"/>
-                <w:color w:val="222222"/>
-                <w:sz w:val="18"/>
-                <w:szCs w:val="18"/>
-                <w:lang w:eastAsia="ko-KR"/>
-              </w:rPr>
-              <w:t xml:space="preserve">             </w:t>
-            </w:r>
-            <w:r>
-              <w:rPr>
-                <w:rFonts w:ascii="Arial" w:hAnsi="Arial" w:cs="Arial"/>
-                <w:color w:val="222222"/>
-                <w:sz w:val="18"/>
-                <w:szCs w:val="18"/>
-                <w:lang w:eastAsia="ko-KR"/>
-              </w:rPr>
-              <w:t>Add the start and last</w:t>
-            </w:r>
-            <w:r>
-              <w:rPr>
-                <w:rFonts w:ascii="Arial" w:hAnsi="Arial" w:cs="Arial" w:hint="eastAsia"/>
-                <w:color w:val="222222"/>
-                <w:sz w:val="18"/>
-                <w:szCs w:val="18"/>
-                <w:lang w:eastAsia="ko-KR"/>
-              </w:rPr>
-              <w:t xml:space="preserve"> point</w:t>
-            </w:r>
-            <w:r>
-              <w:rPr>
-                <w:rFonts w:ascii="Arial" w:hAnsi="Arial" w:cs="Arial"/>
-                <w:color w:val="222222"/>
-                <w:sz w:val="18"/>
-                <w:szCs w:val="18"/>
-                <w:lang w:eastAsia="ko-KR"/>
-              </w:rPr>
-              <w:t xml:space="preserve"> and divide by 2</w:t>
-            </w:r>
-          </w:p>
-          <w:p>
-            <w:pPr>
-              <w:spacing w:after="0"/>
-              <w:ind w:left="540" w:hangingChars="300" w:hanging="540"/>
-              <w:rPr>
-                <w:rFonts w:ascii="Arial" w:hAnsi="Arial" w:cs="Arial"/>
-                <w:color w:val="222222"/>
-                <w:sz w:val="18"/>
-                <w:szCs w:val="18"/>
-                <w:lang w:eastAsia="ko-KR"/>
               </w:rPr>
             </w:pPr>
             <w:r>
@@ -12960,19 +13431,189 @@
                 <w:szCs w:val="18"/>
                 <w:lang w:eastAsia="ko-KR"/>
               </w:rPr>
-              <w:t xml:space="preserve">      </w:t>
-            </w:r>
-            <w:r>
-              <w:rPr>
-                <w:rFonts w:ascii="Arial" w:hAnsi="Arial" w:cs="Arial"/>
-                <w:b/>
+              <w:t xml:space="preserve">        SET</w:t>
+            </w:r>
+            <w:r>
+              <w:rPr>
+                <w:rFonts w:ascii="Arial" w:hAnsi="Arial" w:cs="Arial" w:hint="eastAsia"/>
                 <w:color w:val="222222"/>
                 <w:sz w:val="18"/>
                 <w:szCs w:val="18"/>
                 <w:lang w:eastAsia="ko-KR"/>
               </w:rPr>
-              <w:t>I</w:t>
-            </w:r>
+              <w:t xml:space="preserve"> </w:t>
+            </w:r>
+            <w:proofErr w:type="spellStart"/>
+            <w:r>
+              <w:rPr>
+                <w:rFonts w:ascii="Arial" w:hAnsi="Arial" w:cs="Arial"/>
+                <w:color w:val="222222"/>
+                <w:sz w:val="18"/>
+                <w:szCs w:val="18"/>
+                <w:lang w:eastAsia="ko-KR"/>
+              </w:rPr>
+              <w:t>endPoint</w:t>
+            </w:r>
+            <w:proofErr w:type="spellEnd"/>
+            <w:r>
+              <w:rPr>
+                <w:rFonts w:ascii="Arial" w:hAnsi="Arial" w:cs="Arial" w:hint="eastAsia"/>
+                <w:color w:val="222222"/>
+                <w:sz w:val="18"/>
+                <w:szCs w:val="18"/>
+                <w:lang w:eastAsia="ko-KR"/>
+              </w:rPr>
+              <w:t xml:space="preserve"> </w:t>
+            </w:r>
+            <w:r>
+              <w:rPr>
+                <w:rFonts w:ascii="Arial" w:hAnsi="Arial" w:cs="Arial" w:hint="eastAsia"/>
+                <w:color w:val="222222"/>
+                <w:sz w:val="18"/>
+                <w:szCs w:val="18"/>
+                <w:lang w:eastAsia="ko-KR"/>
+              </w:rPr>
+              <w:t xml:space="preserve">= </w:t>
+            </w:r>
+            <w:proofErr w:type="spellStart"/>
+            <w:r>
+              <w:rPr>
+                <w:sz w:val="18"/>
+                <w:szCs w:val="18"/>
+              </w:rPr>
+              <w:t>Array.Length</w:t>
+            </w:r>
+            <w:proofErr w:type="spellEnd"/>
+            <w:r>
+              <w:rPr>
+                <w:sz w:val="18"/>
+                <w:szCs w:val="18"/>
+              </w:rPr>
+              <w:t xml:space="preserve"> </w:t>
+            </w:r>
+          </w:p>
+          <w:p>
+            <w:pPr>
+              <w:spacing w:after="0"/>
+              <w:rPr>
+                <w:rStyle w:val="hljs-number"/>
+                <w:b/>
+                <w:bCs/>
+                <w:sz w:val="18"/>
+                <w:szCs w:val="18"/>
+                <w:lang w:eastAsia="ko-KR"/>
+              </w:rPr>
+            </w:pPr>
+            <w:r>
+              <w:rPr>
+                <w:rStyle w:val="hljs-number"/>
+                <w:sz w:val="18"/>
+                <w:szCs w:val="18"/>
+                <w:lang w:eastAsia="ko-KR"/>
+              </w:rPr>
+              <w:t xml:space="preserve"> </w:t>
+            </w:r>
+            <w:r>
+              <w:rPr>
+                <w:rStyle w:val="hljs-number"/>
+              </w:rPr>
+              <w:t xml:space="preserve">        </w:t>
+            </w:r>
+            <w:r>
+              <w:rPr>
+                <w:rStyle w:val="hljs-number"/>
+                <w:b/>
+                <w:bCs/>
+              </w:rPr>
+              <w:t>SET</w:t>
+            </w:r>
+            <w:r>
+              <w:rPr>
+                <w:rStyle w:val="hljs-number"/>
+                <w:b/>
+                <w:bCs/>
+              </w:rPr>
+              <w:t xml:space="preserve"> </w:t>
+            </w:r>
+            <w:r>
+              <w:rPr>
+                <w:rStyle w:val="hljs-number"/>
+              </w:rPr>
+              <w:t>mid</w:t>
+            </w:r>
+          </w:p>
+          <w:p>
+            <w:pPr>
+              <w:spacing w:after="0"/>
+              <w:ind w:firstLineChars="200" w:firstLine="440"/>
+              <w:rPr>
+                <w:rFonts w:ascii="Arial" w:hAnsi="Arial" w:cs="Arial"/>
+                <w:color w:val="222222"/>
+                <w:sz w:val="18"/>
+                <w:szCs w:val="18"/>
+                <w:lang w:eastAsia="ko-KR"/>
+              </w:rPr>
+            </w:pPr>
+            <w:r>
+              <w:rPr>
+                <w:b/>
+              </w:rPr>
+              <w:t>WHILE</w:t>
+            </w:r>
+            <w:r>
+              <w:rPr>
+                <w:rFonts w:hint="eastAsia"/>
+                <w:lang w:eastAsia="ko-KR"/>
+              </w:rPr>
+              <w:t xml:space="preserve"> </w:t>
+            </w:r>
+            <w:proofErr w:type="spellStart"/>
+            <w:r>
+              <w:rPr>
+                <w:rFonts w:ascii="Arial" w:hAnsi="Arial" w:cs="Arial" w:hint="eastAsia"/>
+                <w:color w:val="222222"/>
+                <w:sz w:val="18"/>
+                <w:szCs w:val="18"/>
+                <w:lang w:eastAsia="ko-KR"/>
+              </w:rPr>
+              <w:t>startPoint</w:t>
+            </w:r>
+            <w:proofErr w:type="spellEnd"/>
+            <w:r>
+              <w:rPr>
+                <w:rFonts w:ascii="Arial" w:hAnsi="Arial" w:cs="Arial" w:hint="eastAsia"/>
+                <w:color w:val="222222"/>
+                <w:sz w:val="18"/>
+                <w:szCs w:val="18"/>
+                <w:lang w:eastAsia="ko-KR"/>
+              </w:rPr>
+              <w:t xml:space="preserve"> &lt;= </w:t>
+            </w:r>
+            <w:proofErr w:type="spellStart"/>
+            <w:r>
+              <w:rPr>
+                <w:rFonts w:ascii="Arial" w:hAnsi="Arial" w:cs="Arial"/>
+                <w:color w:val="222222"/>
+                <w:sz w:val="18"/>
+                <w:szCs w:val="18"/>
+                <w:lang w:eastAsia="ko-KR"/>
+              </w:rPr>
+              <w:t>endPoint</w:t>
+            </w:r>
+            <w:proofErr w:type="spellEnd"/>
+          </w:p>
+          <w:p>
+            <w:pPr>
+              <w:spacing w:after="0"/>
+              <w:ind w:firstLineChars="500" w:firstLine="900"/>
+              <w:rPr>
+                <w:rFonts w:ascii="Arial" w:hAnsi="Arial" w:cs="Arial"/>
+                <w:color w:val="222222"/>
+                <w:sz w:val="18"/>
+                <w:szCs w:val="18"/>
+                <w:lang w:eastAsia="ko-KR"/>
+              </w:rPr>
+            </w:pPr>
             <w:r>
               <w:rPr>
                 <w:rFonts w:ascii="Arial" w:hAnsi="Arial" w:cs="Arial" w:hint="eastAsia"/>
@@ -12982,7 +13623,7 @@
                 <w:szCs w:val="18"/>
                 <w:lang w:eastAsia="ko-KR"/>
               </w:rPr>
-              <w:t>f</w:t>
+              <w:t>SET</w:t>
             </w:r>
             <w:r>
               <w:rPr>
@@ -12992,13 +13633,32 @@
                 <w:szCs w:val="18"/>
                 <w:lang w:eastAsia="ko-KR"/>
               </w:rPr>
-              <w:t xml:space="preserve">   input value is middle value</w:t>
-            </w:r>
-          </w:p>
-          <w:p>
-            <w:pPr>
-              <w:spacing w:after="0"/>
-              <w:ind w:left="540" w:hangingChars="300" w:hanging="540"/>
+              <w:t xml:space="preserve"> mid = (</w:t>
+            </w:r>
+            <w:proofErr w:type="spellStart"/>
+            <w:r>
+              <w:rPr>
+                <w:rFonts w:ascii="Arial" w:hAnsi="Arial" w:cs="Arial" w:hint="eastAsia"/>
+                <w:color w:val="222222"/>
+                <w:sz w:val="18"/>
+                <w:szCs w:val="18"/>
+                <w:lang w:eastAsia="ko-KR"/>
+              </w:rPr>
+              <w:t>startPoint</w:t>
+            </w:r>
+            <w:proofErr w:type="spellEnd"/>
+            <w:r>
+              <w:rPr>
+                <w:rFonts w:ascii="Arial" w:hAnsi="Arial" w:cs="Arial" w:hint="eastAsia"/>
+                <w:color w:val="222222"/>
+                <w:sz w:val="18"/>
+                <w:szCs w:val="18"/>
+                <w:lang w:eastAsia="ko-KR"/>
+              </w:rPr>
+              <w:t xml:space="preserve"> + </w:t>
+            </w:r>
+            <w:proofErr w:type="spellStart"/>
+            <w:r>
               <w:rPr>
                 <w:rFonts w:ascii="Arial" w:hAnsi="Arial" w:cs="Arial"/>
                 <w:color w:val="222222"/>
@@ -13006,7 +13666,9 @@
                 <w:szCs w:val="18"/>
                 <w:lang w:eastAsia="ko-KR"/>
               </w:rPr>
-            </w:pPr>
+              <w:t>endPoint</w:t>
+            </w:r>
+            <w:proofErr w:type="spellEnd"/>
             <w:r>
               <w:rPr>
                 <w:rFonts w:ascii="Arial" w:hAnsi="Arial" w:cs="Arial" w:hint="eastAsia"/>
@@ -13015,80 +13677,15 @@
                 <w:szCs w:val="18"/>
                 <w:lang w:eastAsia="ko-KR"/>
               </w:rPr>
-              <w:t xml:space="preserve"> </w:t>
-            </w:r>
-            <w:r>
-              <w:rPr>
-                <w:rFonts w:ascii="Arial" w:hAnsi="Arial" w:cs="Arial" w:hint="eastAsia"/>
-                <w:color w:val="222222"/>
-                <w:sz w:val="18"/>
-                <w:szCs w:val="18"/>
-                <w:lang w:eastAsia="ko-KR"/>
-              </w:rPr>
-              <w:t xml:space="preserve">          </w:t>
-            </w:r>
-            <w:proofErr w:type="gramStart"/>
-            <w:r>
-              <w:rPr>
-                <w:rFonts w:ascii="Arial" w:hAnsi="Arial" w:cs="Arial" w:hint="eastAsia"/>
-                <w:color w:val="222222"/>
-                <w:sz w:val="18"/>
-                <w:szCs w:val="18"/>
-                <w:lang w:eastAsia="ko-KR"/>
-              </w:rPr>
-              <w:t xml:space="preserve">Return </w:t>
-            </w:r>
-            <w:r>
-              <w:rPr>
-                <w:rFonts w:ascii="Arial" w:hAnsi="Arial" w:cs="Arial" w:hint="eastAsia"/>
-                <w:color w:val="222222"/>
-                <w:sz w:val="18"/>
-                <w:szCs w:val="18"/>
-                <w:lang w:eastAsia="ko-KR"/>
-              </w:rPr>
-              <w:t xml:space="preserve"> </w:t>
-            </w:r>
-            <w:r>
-              <w:rPr>
-                <w:rFonts w:ascii="Arial" w:hAnsi="Arial" w:cs="Arial" w:hint="eastAsia"/>
-                <w:color w:val="222222"/>
-                <w:sz w:val="18"/>
-                <w:szCs w:val="18"/>
-                <w:lang w:eastAsia="ko-KR"/>
-              </w:rPr>
-              <w:t>middle</w:t>
-            </w:r>
-            <w:proofErr w:type="gramEnd"/>
-            <w:r>
-              <w:rPr>
-                <w:rFonts w:ascii="Arial" w:hAnsi="Arial" w:cs="Arial" w:hint="eastAsia"/>
-                <w:color w:val="222222"/>
-                <w:sz w:val="18"/>
-                <w:szCs w:val="18"/>
-                <w:lang w:eastAsia="ko-KR"/>
-              </w:rPr>
-              <w:t xml:space="preserve"> index</w:t>
-            </w:r>
-            <w:r>
-              <w:rPr>
-                <w:rFonts w:ascii="Arial" w:hAnsi="Arial" w:cs="Arial" w:hint="eastAsia"/>
-                <w:color w:val="222222"/>
-                <w:sz w:val="18"/>
-                <w:szCs w:val="18"/>
-                <w:lang w:eastAsia="ko-KR"/>
-              </w:rPr>
-              <w:t>;</w:t>
+              <w:t>) / 2</w:t>
             </w:r>
           </w:p>
           <w:p>
             <w:pPr>
               <w:spacing w:after="0"/>
-              <w:ind w:leftChars="150" w:left="600" w:hangingChars="150" w:hanging="270"/>
-              <w:rPr>
-                <w:rFonts w:ascii="Arial" w:hAnsi="Arial" w:cs="Arial"/>
-                <w:color w:val="222222"/>
-                <w:sz w:val="18"/>
-                <w:szCs w:val="18"/>
+              <w:ind w:firstLineChars="500" w:firstLine="900"/>
+              <w:rPr>
+                <w:rStyle w:val="hljs-keyword"/>
                 <w:lang w:eastAsia="ko-KR"/>
               </w:rPr>
             </w:pPr>
@@ -13101,7 +13698,7 @@
                 <w:szCs w:val="18"/>
                 <w:lang w:eastAsia="ko-KR"/>
               </w:rPr>
-              <w:t>Else if</w:t>
+              <w:t>IF</w:t>
             </w:r>
             <w:r>
               <w:rPr>
@@ -13111,8 +13708,120 @@
                 <w:szCs w:val="18"/>
                 <w:lang w:eastAsia="ko-KR"/>
               </w:rPr>
-              <w:t xml:space="preserve"> middle value is </w:t>
-            </w:r>
+              <w:t xml:space="preserve"> </w:t>
+            </w:r>
+            <w:r>
+              <w:rPr>
+                <w:rStyle w:val="hljs-keyword"/>
+              </w:rPr>
+              <w:t>Array</w:t>
+            </w:r>
+            <w:r>
+              <w:t xml:space="preserve">[mid] </w:t>
+            </w:r>
+            <w:r>
+              <w:rPr>
+                <w:rStyle w:val="hljs-operator"/>
+              </w:rPr>
+              <w:t>==</w:t>
+            </w:r>
+            <w:r>
+              <w:t xml:space="preserve"> Target </w:t>
+            </w:r>
+          </w:p>
+          <w:p>
+            <w:pPr>
+              <w:spacing w:after="0"/>
+              <w:rPr>
+                <w:lang w:eastAsia="ko-KR"/>
+              </w:rPr>
+            </w:pPr>
+            <w:r>
+              <w:rPr>
+                <w:rStyle w:val="hljs-keyword"/>
+                <w:rFonts w:hint="eastAsia"/>
+                <w:lang w:eastAsia="ko-KR"/>
+              </w:rPr>
+              <w:t xml:space="preserve">                        </w:t>
+            </w:r>
+            <w:r>
+              <w:rPr>
+                <w:rStyle w:val="hljs-keyword"/>
+              </w:rPr>
+              <w:t>R</w:t>
+            </w:r>
+            <w:r>
+              <w:rPr>
+                <w:rStyle w:val="hljs-keyword"/>
+                <w:rFonts w:hint="eastAsia"/>
+                <w:lang w:eastAsia="ko-KR"/>
+              </w:rPr>
+              <w:t>eturn</w:t>
+            </w:r>
+            <w:r>
+              <w:t xml:space="preserve"> mid</w:t>
+            </w:r>
+          </w:p>
+          <w:p>
+            <w:pPr>
+              <w:spacing w:after="0"/>
+              <w:rPr>
+                <w:lang w:eastAsia="ko-KR"/>
+              </w:rPr>
+            </w:pPr>
+            <w:r>
+              <w:rPr>
+                <w:rFonts w:hint="eastAsia"/>
+                <w:b/>
+                <w:lang w:eastAsia="ko-KR"/>
+              </w:rPr>
+              <w:t xml:space="preserve">                  ELSE IF</w:t>
+            </w:r>
+            <w:r>
+              <w:rPr>
+                <w:rFonts w:hint="eastAsia"/>
+                <w:lang w:eastAsia="ko-KR"/>
+              </w:rPr>
+              <w:t xml:space="preserve"> </w:t>
+            </w:r>
+            <w:r>
+              <w:rPr>
+                <w:rStyle w:val="hljs-keyword"/>
+              </w:rPr>
+              <w:t>Array</w:t>
+            </w:r>
+            <w:r>
+              <w:t xml:space="preserve">[mid] </w:t>
+            </w:r>
+            <w:r>
+              <w:rPr>
+                <w:rStyle w:val="hljs-operator"/>
+                <w:rFonts w:hint="eastAsia"/>
+                <w:lang w:eastAsia="ko-KR"/>
+              </w:rPr>
+              <w:t>&gt;</w:t>
+            </w:r>
+            <w:r>
+              <w:t xml:space="preserve">Target </w:t>
+            </w:r>
+          </w:p>
+          <w:p>
+            <w:pPr>
+              <w:spacing w:after="0"/>
+              <w:ind w:firstLineChars="550" w:firstLine="1210"/>
+              <w:rPr>
+                <w:rStyle w:val="hljs-number"/>
+                <w:lang w:eastAsia="ko-KR"/>
+              </w:rPr>
+            </w:pPr>
+            <w:r>
+              <w:rPr>
+                <w:rFonts w:hint="eastAsia"/>
+                <w:lang w:eastAsia="ko-KR"/>
+              </w:rPr>
+              <w:t xml:space="preserve"> </w:t>
+            </w:r>
+            <w:proofErr w:type="spellStart"/>
             <w:r>
               <w:rPr>
                 <w:rFonts w:ascii="Arial" w:hAnsi="Arial" w:cs="Arial"/>
@@ -13121,33 +13830,10 @@
                 <w:szCs w:val="18"/>
                 <w:lang w:eastAsia="ko-KR"/>
               </w:rPr>
-              <w:t>greater than or equal</w:t>
-            </w:r>
-            <w:r>
-              <w:rPr>
-                <w:rFonts w:ascii="Arial" w:hAnsi="Arial" w:cs="Arial" w:hint="eastAsia"/>
-                <w:color w:val="222222"/>
-                <w:sz w:val="18"/>
-                <w:szCs w:val="18"/>
-                <w:lang w:eastAsia="ko-KR"/>
-              </w:rPr>
-              <w:t xml:space="preserve"> </w:t>
-            </w:r>
-            <w:r>
-              <w:rPr>
-                <w:rFonts w:ascii="Arial" w:hAnsi="Arial" w:cs="Arial" w:hint="eastAsia"/>
-                <w:color w:val="222222"/>
-                <w:sz w:val="18"/>
-                <w:szCs w:val="18"/>
-                <w:lang w:eastAsia="ko-KR"/>
-              </w:rPr>
-              <w:t>input value</w:t>
-            </w:r>
-          </w:p>
-          <w:p>
-            <w:pPr>
-              <w:spacing w:after="0"/>
-              <w:ind w:firstLineChars="150" w:firstLine="270"/>
+              <w:t>endPoint</w:t>
+            </w:r>
+            <w:proofErr w:type="spellEnd"/>
+            <w:r>
               <w:rPr>
                 <w:rFonts w:ascii="Arial" w:hAnsi="Arial" w:cs="Arial"/>
                 <w:color w:val="222222"/>
@@ -13155,705 +13841,13 @@
                 <w:szCs w:val="18"/>
                 <w:lang w:eastAsia="ko-KR"/>
               </w:rPr>
-            </w:pPr>
-            <w:r>
-              <w:rPr>
-                <w:rFonts w:ascii="Arial" w:hAnsi="Arial" w:cs="Arial" w:hint="eastAsia"/>
-                <w:color w:val="222222"/>
-                <w:sz w:val="18"/>
-                <w:szCs w:val="18"/>
-                <w:lang w:eastAsia="ko-KR"/>
-              </w:rPr>
-              <w:t xml:space="preserve">      SAVE midpoint minus 1 in the last </w:t>
-            </w:r>
-            <w:proofErr w:type="gramStart"/>
-            <w:r>
-              <w:rPr>
-                <w:rFonts w:ascii="Arial" w:hAnsi="Arial" w:cs="Arial" w:hint="eastAsia"/>
-                <w:color w:val="222222"/>
-                <w:sz w:val="18"/>
-                <w:szCs w:val="18"/>
-                <w:lang w:eastAsia="ko-KR"/>
-              </w:rPr>
-              <w:t>point ;</w:t>
-            </w:r>
-            <w:proofErr w:type="gramEnd"/>
-          </w:p>
-          <w:p>
-            <w:pPr>
-              <w:spacing w:after="0"/>
-              <w:ind w:firstLineChars="150" w:firstLine="270"/>
-              <w:rPr>
-                <w:rFonts w:ascii="Arial" w:hAnsi="Arial" w:cs="Arial"/>
-                <w:b/>
-                <w:color w:val="222222"/>
-                <w:sz w:val="18"/>
-                <w:szCs w:val="18"/>
-                <w:lang w:eastAsia="ko-KR"/>
-              </w:rPr>
-            </w:pPr>
-            <w:r>
-              <w:rPr>
-                <w:rFonts w:ascii="Arial" w:hAnsi="Arial" w:cs="Arial" w:hint="eastAsia"/>
-                <w:b/>
-                <w:color w:val="222222"/>
-                <w:sz w:val="18"/>
-                <w:szCs w:val="18"/>
-                <w:lang w:eastAsia="ko-KR"/>
-              </w:rPr>
-              <w:t xml:space="preserve">Else  </w:t>
-            </w:r>
-          </w:p>
-          <w:p>
-            <w:pPr>
-              <w:spacing w:after="0"/>
-              <w:ind w:firstLineChars="150" w:firstLine="270"/>
-              <w:rPr>
-                <w:rFonts w:ascii="Arial" w:hAnsi="Arial" w:cs="Arial"/>
-                <w:color w:val="222222"/>
-                <w:sz w:val="18"/>
-                <w:szCs w:val="18"/>
-                <w:lang w:eastAsia="ko-KR"/>
-              </w:rPr>
-            </w:pPr>
-            <w:r>
-              <w:rPr>
-                <w:rFonts w:ascii="Arial" w:hAnsi="Arial" w:cs="Arial" w:hint="eastAsia"/>
-                <w:color w:val="222222"/>
-                <w:sz w:val="18"/>
-                <w:szCs w:val="18"/>
-                <w:lang w:eastAsia="ko-KR"/>
-              </w:rPr>
-              <w:t xml:space="preserve">      SAVE midpoint plus 1 in the start </w:t>
-            </w:r>
-            <w:proofErr w:type="gramStart"/>
-            <w:r>
-              <w:rPr>
-                <w:rFonts w:ascii="Arial" w:hAnsi="Arial" w:cs="Arial" w:hint="eastAsia"/>
-                <w:color w:val="222222"/>
-                <w:sz w:val="18"/>
-                <w:szCs w:val="18"/>
-                <w:lang w:eastAsia="ko-KR"/>
-              </w:rPr>
-              <w:t>point ;</w:t>
-            </w:r>
-            <w:proofErr w:type="gramEnd"/>
-          </w:p>
-          <w:p>
-            <w:r>
-              <w:rPr>
-                <w:rFonts w:ascii="Arial" w:hAnsi="Arial" w:cs="Arial" w:hint="eastAsia"/>
-                <w:color w:val="222222"/>
-                <w:sz w:val="18"/>
-                <w:szCs w:val="18"/>
-                <w:lang w:eastAsia="ko-KR"/>
-              </w:rPr>
-              <w:t xml:space="preserve">    </w:t>
-            </w:r>
-          </w:p>
-          <w:p>
-            <w:pPr>
-              <w:spacing w:after="0"/>
-              <w:rPr>
-                <w:rFonts w:ascii="Arial" w:eastAsia="Times New Roman" w:hAnsi="Arial" w:cs="Arial"/>
-                <w:color w:val="222222"/>
-                <w:lang w:eastAsia="en-AU"/>
-              </w:rPr>
-            </w:pPr>
-          </w:p>
-        </w:tc>
-        <w:tc>
-          <w:tcPr>
-            <w:tcW w:w="4678" w:type="dxa"/>
-            <w:gridSpan w:val="2"/>
-          </w:tcPr>
-          <w:p>
-            <w:pPr>
-              <w:pStyle w:val="Heading3"/>
-              <w:rPr>
-                <w:color w:val="FF0000"/>
-                <w:sz w:val="16"/>
-                <w:szCs w:val="16"/>
-              </w:rPr>
-            </w:pPr>
-            <w:r>
-              <w:rPr>
-                <w:color w:val="FF0000"/>
-                <w:sz w:val="16"/>
-                <w:szCs w:val="16"/>
-              </w:rPr>
-              <w:t xml:space="preserve">Put the </w:t>
-            </w:r>
-            <w:r>
-              <w:rPr>
-                <w:color w:val="FF0000"/>
-                <w:sz w:val="16"/>
-                <w:szCs w:val="16"/>
-              </w:rPr>
-              <w:t>Pseudo Code</w:t>
-            </w:r>
-            <w:r>
-              <w:rPr>
-                <w:color w:val="FF0000"/>
-                <w:sz w:val="16"/>
-                <w:szCs w:val="16"/>
-              </w:rPr>
-              <w:t xml:space="preserve"> for the</w:t>
-            </w:r>
-            <w:r>
-              <w:rPr>
-                <w:color w:val="FF0000"/>
-                <w:sz w:val="16"/>
-                <w:szCs w:val="16"/>
-              </w:rPr>
-              <w:t xml:space="preserve"> Binary Search </w:t>
-            </w:r>
-            <w:proofErr w:type="gramStart"/>
-            <w:r>
-              <w:rPr>
-                <w:color w:val="FF0000"/>
-                <w:sz w:val="16"/>
-                <w:szCs w:val="16"/>
-              </w:rPr>
-              <w:t>here;</w:t>
-            </w:r>
-            <w:proofErr w:type="gramEnd"/>
-          </w:p>
-          <w:p>
-            <w:pPr>
-              <w:spacing w:after="0"/>
-              <w:rPr>
-                <w:rFonts w:ascii="Arial" w:hAnsi="Arial" w:cs="Arial"/>
-                <w:color w:val="222222"/>
-                <w:sz w:val="18"/>
-                <w:szCs w:val="18"/>
-                <w:lang w:eastAsia="ko-KR"/>
-              </w:rPr>
-            </w:pPr>
-            <w:proofErr w:type="spellStart"/>
-            <w:r>
-              <w:rPr>
-                <w:rFonts w:ascii="Arial" w:hAnsi="Arial" w:cs="Arial" w:hint="eastAsia"/>
-                <w:color w:val="222222"/>
-                <w:sz w:val="18"/>
-                <w:szCs w:val="18"/>
-                <w:lang w:eastAsia="ko-KR"/>
-              </w:rPr>
-              <w:t>Binary_</w:t>
-            </w:r>
-            <w:proofErr w:type="gramStart"/>
-            <w:r>
-              <w:rPr>
-                <w:rFonts w:ascii="Arial" w:hAnsi="Arial" w:cs="Arial" w:hint="eastAsia"/>
-                <w:color w:val="222222"/>
-                <w:sz w:val="18"/>
-                <w:szCs w:val="18"/>
-                <w:lang w:eastAsia="ko-KR"/>
-              </w:rPr>
-              <w:t>Search</w:t>
-            </w:r>
-            <w:proofErr w:type="spellEnd"/>
-            <w:r>
-              <w:rPr>
-                <w:rFonts w:ascii="Arial" w:hAnsi="Arial" w:cs="Arial" w:hint="eastAsia"/>
-                <w:color w:val="222222"/>
-                <w:sz w:val="18"/>
-                <w:szCs w:val="18"/>
-                <w:lang w:eastAsia="ko-KR"/>
-              </w:rPr>
-              <w:t>(</w:t>
-            </w:r>
-            <w:proofErr w:type="gramEnd"/>
-            <w:r>
-              <w:rPr>
-                <w:rFonts w:ascii="Arial" w:hAnsi="Arial" w:cs="Arial" w:hint="eastAsia"/>
-                <w:color w:val="222222"/>
-                <w:sz w:val="18"/>
-                <w:szCs w:val="18"/>
-                <w:lang w:eastAsia="ko-KR"/>
-              </w:rPr>
-              <w:t>Array, Target)</w:t>
-            </w:r>
-          </w:p>
-          <w:p>
-            <w:pPr>
-              <w:spacing w:after="0"/>
-              <w:rPr>
-                <w:rFonts w:ascii="Arial" w:hAnsi="Arial" w:cs="Arial"/>
-                <w:b/>
-                <w:color w:val="222222"/>
-                <w:sz w:val="18"/>
-                <w:szCs w:val="18"/>
-                <w:lang w:eastAsia="ko-KR"/>
-              </w:rPr>
-            </w:pPr>
-            <w:r>
-              <w:rPr>
-                <w:rFonts w:ascii="Arial" w:hAnsi="Arial" w:cs="Arial" w:hint="eastAsia"/>
-                <w:b/>
-                <w:color w:val="222222"/>
-                <w:sz w:val="18"/>
-                <w:szCs w:val="18"/>
-                <w:lang w:eastAsia="ko-KR"/>
-              </w:rPr>
-              <w:t>BEGIN</w:t>
-            </w:r>
-          </w:p>
-          <w:p>
-            <w:pPr>
-              <w:spacing w:after="0"/>
-              <w:rPr>
-                <w:rFonts w:ascii="Arial" w:hAnsi="Arial" w:cs="Arial"/>
-                <w:color w:val="222222"/>
-                <w:sz w:val="18"/>
-                <w:szCs w:val="18"/>
-                <w:lang w:eastAsia="ko-KR"/>
-              </w:rPr>
-            </w:pPr>
-            <w:r>
-              <w:rPr>
-                <w:rFonts w:ascii="Arial" w:hAnsi="Arial" w:cs="Arial" w:hint="eastAsia"/>
-                <w:color w:val="222222"/>
-                <w:sz w:val="18"/>
-                <w:szCs w:val="18"/>
-                <w:lang w:eastAsia="ko-KR"/>
-              </w:rPr>
-              <w:t xml:space="preserve">        </w:t>
-            </w:r>
-            <w:r>
-              <w:rPr>
-                <w:rFonts w:ascii="Arial" w:hAnsi="Arial" w:cs="Arial" w:hint="eastAsia"/>
-                <w:b/>
-                <w:color w:val="222222"/>
-                <w:sz w:val="18"/>
-                <w:szCs w:val="18"/>
-                <w:lang w:eastAsia="ko-KR"/>
-              </w:rPr>
-              <w:t>SET</w:t>
-            </w:r>
-            <w:r>
-              <w:rPr>
-                <w:rFonts w:ascii="Arial" w:hAnsi="Arial" w:cs="Arial" w:hint="eastAsia"/>
-                <w:b/>
-                <w:color w:val="222222"/>
-                <w:sz w:val="18"/>
-                <w:szCs w:val="18"/>
-                <w:lang w:eastAsia="ko-KR"/>
-              </w:rPr>
               <w:t xml:space="preserve"> </w:t>
             </w:r>
-            <w:proofErr w:type="spellStart"/>
-            <w:r>
-              <w:rPr>
-                <w:rFonts w:ascii="Arial" w:hAnsi="Arial" w:cs="Arial" w:hint="eastAsia"/>
-                <w:color w:val="222222"/>
-                <w:sz w:val="18"/>
-                <w:szCs w:val="18"/>
-                <w:lang w:eastAsia="ko-KR"/>
-              </w:rPr>
-              <w:t>startPoint</w:t>
-            </w:r>
-            <w:proofErr w:type="spellEnd"/>
-            <w:r>
-              <w:rPr>
-                <w:rFonts w:ascii="Arial" w:hAnsi="Arial" w:cs="Arial" w:hint="eastAsia"/>
-                <w:color w:val="222222"/>
-                <w:sz w:val="18"/>
-                <w:szCs w:val="18"/>
-                <w:lang w:eastAsia="ko-KR"/>
-              </w:rPr>
-              <w:t xml:space="preserve"> = 0</w:t>
-            </w:r>
-          </w:p>
-          <w:p>
-            <w:pPr>
-              <w:spacing w:after="0"/>
-              <w:rPr>
-                <w:rStyle w:val="hljs-number"/>
-                <w:sz w:val="18"/>
-                <w:szCs w:val="18"/>
-                <w:lang w:eastAsia="ko-KR"/>
-              </w:rPr>
-            </w:pPr>
-            <w:r>
-              <w:rPr>
-                <w:rFonts w:ascii="Arial" w:hAnsi="Arial" w:cs="Arial" w:hint="eastAsia"/>
-                <w:b/>
-                <w:color w:val="222222"/>
-                <w:sz w:val="18"/>
-                <w:szCs w:val="18"/>
-                <w:lang w:eastAsia="ko-KR"/>
-              </w:rPr>
-              <w:t xml:space="preserve">        SET</w:t>
-            </w:r>
-            <w:r>
-              <w:rPr>
-                <w:rFonts w:ascii="Arial" w:hAnsi="Arial" w:cs="Arial" w:hint="eastAsia"/>
-                <w:color w:val="222222"/>
-                <w:sz w:val="18"/>
-                <w:szCs w:val="18"/>
-                <w:lang w:eastAsia="ko-KR"/>
-              </w:rPr>
-              <w:t xml:space="preserve"> </w:t>
-            </w:r>
-            <w:proofErr w:type="spellStart"/>
-            <w:r>
-              <w:rPr>
-                <w:rFonts w:ascii="Arial" w:hAnsi="Arial" w:cs="Arial" w:hint="eastAsia"/>
-                <w:color w:val="222222"/>
-                <w:sz w:val="18"/>
-                <w:szCs w:val="18"/>
-                <w:lang w:eastAsia="ko-KR"/>
-              </w:rPr>
-              <w:t>lastPoint</w:t>
-            </w:r>
-            <w:proofErr w:type="spellEnd"/>
-            <w:r>
-              <w:rPr>
-                <w:rFonts w:ascii="Arial" w:hAnsi="Arial" w:cs="Arial" w:hint="eastAsia"/>
-                <w:color w:val="222222"/>
-                <w:sz w:val="18"/>
-                <w:szCs w:val="18"/>
-                <w:lang w:eastAsia="ko-KR"/>
-              </w:rPr>
-              <w:t xml:space="preserve"> = </w:t>
-            </w:r>
-            <w:proofErr w:type="spellStart"/>
-            <w:r>
-              <w:rPr>
-                <w:sz w:val="18"/>
-                <w:szCs w:val="18"/>
-              </w:rPr>
-              <w:t>Array.Length</w:t>
-            </w:r>
-            <w:proofErr w:type="spellEnd"/>
-            <w:r>
-              <w:rPr>
-                <w:sz w:val="18"/>
-                <w:szCs w:val="18"/>
-              </w:rPr>
-              <w:t xml:space="preserve"> </w:t>
-            </w:r>
             <w:r>
               <w:rPr>
                 <w:rStyle w:val="hljs-operator"/>
-                <w:sz w:val="18"/>
-                <w:szCs w:val="18"/>
-              </w:rPr>
-              <w:t>–</w:t>
-            </w:r>
-            <w:r>
-              <w:rPr>
-                <w:sz w:val="18"/>
-                <w:szCs w:val="18"/>
-              </w:rPr>
-              <w:t xml:space="preserve"> </w:t>
-            </w:r>
-            <w:r>
-              <w:rPr>
-                <w:rStyle w:val="hljs-number"/>
-                <w:sz w:val="18"/>
-                <w:szCs w:val="18"/>
-              </w:rPr>
-              <w:t>1</w:t>
-            </w:r>
-          </w:p>
-          <w:p>
-            <w:pPr>
-              <w:spacing w:after="0"/>
-              <w:ind w:firstLineChars="200" w:firstLine="440"/>
-              <w:rPr>
-                <w:rFonts w:ascii="Arial" w:hAnsi="Arial" w:cs="Arial"/>
-                <w:color w:val="222222"/>
-                <w:sz w:val="18"/>
-                <w:szCs w:val="18"/>
-                <w:lang w:eastAsia="ko-KR"/>
-              </w:rPr>
-            </w:pPr>
-            <w:r>
-              <w:rPr>
-                <w:b/>
-              </w:rPr>
-              <w:t>WHILE</w:t>
-            </w:r>
-            <w:r>
-              <w:rPr>
-                <w:rFonts w:hint="eastAsia"/>
-                <w:lang w:eastAsia="ko-KR"/>
-              </w:rPr>
-              <w:t xml:space="preserve"> </w:t>
-            </w:r>
-            <w:proofErr w:type="spellStart"/>
-            <w:r>
-              <w:rPr>
-                <w:rFonts w:ascii="Arial" w:hAnsi="Arial" w:cs="Arial" w:hint="eastAsia"/>
-                <w:color w:val="222222"/>
-                <w:sz w:val="18"/>
-                <w:szCs w:val="18"/>
-                <w:lang w:eastAsia="ko-KR"/>
-              </w:rPr>
-              <w:t>startPoint</w:t>
-            </w:r>
-            <w:proofErr w:type="spellEnd"/>
-            <w:r>
-              <w:rPr>
-                <w:rFonts w:ascii="Arial" w:hAnsi="Arial" w:cs="Arial" w:hint="eastAsia"/>
-                <w:color w:val="222222"/>
-                <w:sz w:val="18"/>
-                <w:szCs w:val="18"/>
-                <w:lang w:eastAsia="ko-KR"/>
-              </w:rPr>
-              <w:t xml:space="preserve"> &lt;= </w:t>
-            </w:r>
-            <w:proofErr w:type="spellStart"/>
-            <w:r>
-              <w:rPr>
-                <w:rFonts w:ascii="Arial" w:hAnsi="Arial" w:cs="Arial" w:hint="eastAsia"/>
-                <w:color w:val="222222"/>
-                <w:sz w:val="18"/>
-                <w:szCs w:val="18"/>
-                <w:lang w:eastAsia="ko-KR"/>
-              </w:rPr>
-              <w:t>lastPoint</w:t>
-            </w:r>
-            <w:proofErr w:type="spellEnd"/>
-          </w:p>
-          <w:p>
-            <w:pPr>
-              <w:spacing w:after="0"/>
-              <w:ind w:firstLineChars="500" w:firstLine="900"/>
-              <w:rPr>
-                <w:rFonts w:ascii="Arial" w:hAnsi="Arial" w:cs="Arial"/>
-                <w:color w:val="222222"/>
-                <w:sz w:val="18"/>
-                <w:szCs w:val="18"/>
-                <w:lang w:eastAsia="ko-KR"/>
-              </w:rPr>
-            </w:pPr>
-            <w:r>
-              <w:rPr>
-                <w:rFonts w:ascii="Arial" w:hAnsi="Arial" w:cs="Arial" w:hint="eastAsia"/>
-                <w:b/>
-                <w:color w:val="222222"/>
-                <w:sz w:val="18"/>
-                <w:szCs w:val="18"/>
-                <w:lang w:eastAsia="ko-KR"/>
-              </w:rPr>
-              <w:t>SET</w:t>
-            </w:r>
-            <w:r>
-              <w:rPr>
-                <w:rFonts w:ascii="Arial" w:hAnsi="Arial" w:cs="Arial" w:hint="eastAsia"/>
-                <w:color w:val="222222"/>
-                <w:sz w:val="18"/>
-                <w:szCs w:val="18"/>
-                <w:lang w:eastAsia="ko-KR"/>
-              </w:rPr>
-              <w:t xml:space="preserve"> mid = (</w:t>
-            </w:r>
-            <w:proofErr w:type="spellStart"/>
-            <w:r>
-              <w:rPr>
-                <w:rFonts w:ascii="Arial" w:hAnsi="Arial" w:cs="Arial" w:hint="eastAsia"/>
-                <w:color w:val="222222"/>
-                <w:sz w:val="18"/>
-                <w:szCs w:val="18"/>
-                <w:lang w:eastAsia="ko-KR"/>
-              </w:rPr>
-              <w:t>startPoint</w:t>
-            </w:r>
-            <w:proofErr w:type="spellEnd"/>
-            <w:r>
-              <w:rPr>
-                <w:rFonts w:ascii="Arial" w:hAnsi="Arial" w:cs="Arial" w:hint="eastAsia"/>
-                <w:color w:val="222222"/>
-                <w:sz w:val="18"/>
-                <w:szCs w:val="18"/>
-                <w:lang w:eastAsia="ko-KR"/>
-              </w:rPr>
-              <w:t xml:space="preserve"> + </w:t>
-            </w:r>
-            <w:proofErr w:type="spellStart"/>
-            <w:r>
-              <w:rPr>
-                <w:rFonts w:ascii="Arial" w:hAnsi="Arial" w:cs="Arial" w:hint="eastAsia"/>
-                <w:color w:val="222222"/>
-                <w:sz w:val="18"/>
-                <w:szCs w:val="18"/>
-                <w:lang w:eastAsia="ko-KR"/>
-              </w:rPr>
-              <w:t>lastPoint</w:t>
-            </w:r>
-            <w:proofErr w:type="spellEnd"/>
-            <w:r>
-              <w:rPr>
-                <w:rFonts w:ascii="Arial" w:hAnsi="Arial" w:cs="Arial" w:hint="eastAsia"/>
-                <w:color w:val="222222"/>
-                <w:sz w:val="18"/>
-                <w:szCs w:val="18"/>
-                <w:lang w:eastAsia="ko-KR"/>
-              </w:rPr>
-              <w:t>) / 2</w:t>
-            </w:r>
-          </w:p>
-          <w:p>
-            <w:pPr>
-              <w:spacing w:after="0"/>
-              <w:ind w:firstLineChars="500" w:firstLine="900"/>
-              <w:rPr>
-                <w:rStyle w:val="hljs-keyword"/>
-                <w:lang w:eastAsia="ko-KR"/>
-              </w:rPr>
-            </w:pPr>
-            <w:r>
-              <w:rPr>
-                <w:rFonts w:ascii="Arial" w:hAnsi="Arial" w:cs="Arial" w:hint="eastAsia"/>
-                <w:b/>
-                <w:color w:val="222222"/>
-                <w:sz w:val="18"/>
-                <w:szCs w:val="18"/>
-                <w:lang w:eastAsia="ko-KR"/>
-              </w:rPr>
-              <w:t>IF</w:t>
-            </w:r>
-            <w:r>
-              <w:rPr>
-                <w:rFonts w:ascii="Arial" w:hAnsi="Arial" w:cs="Arial" w:hint="eastAsia"/>
-                <w:color w:val="222222"/>
-                <w:sz w:val="18"/>
-                <w:szCs w:val="18"/>
-                <w:lang w:eastAsia="ko-KR"/>
-              </w:rPr>
-              <w:t xml:space="preserve"> </w:t>
-            </w:r>
-            <w:r>
-              <w:rPr>
-                <w:rStyle w:val="hljs-keyword"/>
-              </w:rPr>
-              <w:t>Array</w:t>
-            </w:r>
-            <w:r>
-              <w:t xml:space="preserve">[mid] </w:t>
-            </w:r>
-            <w:r>
-              <w:rPr>
-                <w:rStyle w:val="hljs-operator"/>
-              </w:rPr>
-              <w:t>==</w:t>
-            </w:r>
-            <w:r>
-              <w:t xml:space="preserve"> Target </w:t>
-            </w:r>
-          </w:p>
-          <w:p>
-            <w:pPr>
-              <w:spacing w:after="0"/>
-              <w:rPr>
-                <w:lang w:eastAsia="ko-KR"/>
-              </w:rPr>
-            </w:pPr>
-            <w:r>
-              <w:rPr>
-                <w:rStyle w:val="hljs-keyword"/>
-                <w:rFonts w:hint="eastAsia"/>
-                <w:lang w:eastAsia="ko-KR"/>
-              </w:rPr>
-              <w:t xml:space="preserve">                        </w:t>
-            </w:r>
-            <w:r>
-              <w:rPr>
-                <w:rStyle w:val="hljs-keyword"/>
-              </w:rPr>
-              <w:t>R</w:t>
-            </w:r>
-            <w:r>
-              <w:rPr>
-                <w:rStyle w:val="hljs-keyword"/>
-                <w:rFonts w:hint="eastAsia"/>
-                <w:lang w:eastAsia="ko-KR"/>
-              </w:rPr>
-              <w:t>eturn</w:t>
-            </w:r>
-            <w:r>
-              <w:t xml:space="preserve"> mid</w:t>
-            </w:r>
-          </w:p>
-          <w:p>
-            <w:pPr>
-              <w:spacing w:after="0"/>
-              <w:rPr>
-                <w:lang w:eastAsia="ko-KR"/>
-              </w:rPr>
-            </w:pPr>
-            <w:r>
-              <w:rPr>
-                <w:rFonts w:hint="eastAsia"/>
-                <w:b/>
-                <w:lang w:eastAsia="ko-KR"/>
-              </w:rPr>
-              <w:t xml:space="preserve">                  ELSE IF</w:t>
-            </w:r>
-            <w:r>
-              <w:rPr>
-                <w:rFonts w:hint="eastAsia"/>
-                <w:lang w:eastAsia="ko-KR"/>
-              </w:rPr>
-              <w:t xml:space="preserve"> </w:t>
-            </w:r>
-            <w:r>
-              <w:rPr>
-                <w:rStyle w:val="hljs-keyword"/>
-              </w:rPr>
-              <w:t>Array</w:t>
-            </w:r>
-            <w:r>
-              <w:t xml:space="preserve">[mid] </w:t>
-            </w:r>
-            <w:r>
-              <w:rPr>
-                <w:rStyle w:val="hljs-operator"/>
-                <w:rFonts w:hint="eastAsia"/>
-                <w:lang w:eastAsia="ko-KR"/>
-              </w:rPr>
-              <w:t>&gt;</w:t>
-            </w:r>
-            <w:r>
-              <w:t xml:space="preserve">Target </w:t>
-            </w:r>
-          </w:p>
-          <w:p>
-            <w:pPr>
-              <w:spacing w:after="0"/>
-              <w:ind w:firstLineChars="550" w:firstLine="1210"/>
-              <w:rPr>
-                <w:rStyle w:val="hljs-number"/>
-                <w:lang w:eastAsia="ko-KR"/>
-              </w:rPr>
-            </w:pPr>
-            <w:r>
-              <w:rPr>
-                <w:rFonts w:hint="eastAsia"/>
-                <w:lang w:eastAsia="ko-KR"/>
-              </w:rPr>
-              <w:t xml:space="preserve"> </w:t>
-            </w:r>
-            <w:proofErr w:type="spellStart"/>
-            <w:r>
-              <w:rPr>
-                <w:rFonts w:ascii="Arial" w:hAnsi="Arial" w:cs="Arial" w:hint="eastAsia"/>
-                <w:color w:val="222222"/>
-                <w:sz w:val="18"/>
-                <w:szCs w:val="18"/>
-                <w:lang w:eastAsia="ko-KR"/>
-              </w:rPr>
-              <w:t>lastPoint</w:t>
-            </w:r>
-            <w:proofErr w:type="spellEnd"/>
-            <w:r>
-              <w:rPr>
-                <w:rStyle w:val="hljs-operator"/>
-              </w:rPr>
-              <w:t xml:space="preserve"> =</w:t>
+              </w:rPr>
+              <w:t>=</w:t>
             </w:r>
             <w:r>
               <w:t xml:space="preserve"> mid </w:t>
@@ -14044,161 +14038,12 @@
                 <w:sz w:val="16"/>
                 <w:szCs w:val="16"/>
               </w:rPr>
-              <w:t xml:space="preserve"> </w:t>
-            </w:r>
-            <w:proofErr w:type="gramStart"/>
-            <w:r>
-              <w:rPr>
-                <w:color w:val="FF0000"/>
-                <w:sz w:val="16"/>
-                <w:szCs w:val="16"/>
-              </w:rPr>
-              <w:t>here;</w:t>
-            </w:r>
-            <w:proofErr w:type="gramEnd"/>
-            <w:r>
-              <w:rPr>
-                <w:color w:val="FF0000"/>
-                <w:sz w:val="16"/>
-                <w:szCs w:val="16"/>
-              </w:rPr>
-              <w:t xml:space="preserve"> </w:t>
+              <w:t xml:space="preserve"> here; </w:t>
             </w:r>
           </w:p>
           <w:p>
             <w:pPr>
               <w:spacing w:after="0"/>
-              <w:rPr>
-                <w:rFonts w:ascii="Arial" w:hAnsi="Arial" w:cs="Arial"/>
-                <w:color w:val="222222"/>
-                <w:sz w:val="18"/>
-                <w:szCs w:val="18"/>
-                <w:lang w:eastAsia="ko-KR"/>
-              </w:rPr>
-            </w:pPr>
-            <w:proofErr w:type="gramStart"/>
-            <w:r>
-              <w:rPr>
-                <w:rFonts w:ascii="Arial" w:hAnsi="Arial" w:cs="Arial" w:hint="eastAsia"/>
-                <w:b/>
-                <w:color w:val="222222"/>
-                <w:sz w:val="18"/>
-                <w:szCs w:val="18"/>
-                <w:lang w:eastAsia="ko-KR"/>
-              </w:rPr>
-              <w:t>Data</w:t>
-            </w:r>
-            <w:r>
-              <w:rPr>
-                <w:rFonts w:ascii="Arial" w:hAnsi="Arial" w:cs="Arial" w:hint="eastAsia"/>
-                <w:color w:val="222222"/>
-                <w:sz w:val="18"/>
-                <w:szCs w:val="18"/>
-                <w:lang w:eastAsia="ko-KR"/>
-              </w:rPr>
-              <w:t xml:space="preserve"> :</w:t>
-            </w:r>
-            <w:proofErr w:type="gramEnd"/>
-            <w:r>
-              <w:rPr>
-                <w:rFonts w:ascii="Arial" w:hAnsi="Arial" w:cs="Arial" w:hint="eastAsia"/>
-                <w:color w:val="222222"/>
-                <w:sz w:val="18"/>
-                <w:szCs w:val="18"/>
-                <w:lang w:eastAsia="ko-KR"/>
-              </w:rPr>
-              <w:t xml:space="preserve"> </w:t>
-            </w:r>
-            <w:r>
-              <w:rPr>
-                <w:rFonts w:ascii="Arial" w:hAnsi="Arial" w:cs="Arial"/>
-                <w:color w:val="222222"/>
-                <w:sz w:val="18"/>
-                <w:szCs w:val="18"/>
-                <w:lang w:eastAsia="ko-KR"/>
-              </w:rPr>
-              <w:t>Saved array values</w:t>
-            </w:r>
-            <w:r>
-              <w:rPr>
-                <w:rFonts w:ascii="Arial" w:hAnsi="Arial" w:cs="Arial" w:hint="eastAsia"/>
-                <w:color w:val="222222"/>
-                <w:sz w:val="18"/>
-                <w:szCs w:val="18"/>
-                <w:lang w:eastAsia="ko-KR"/>
-              </w:rPr>
-              <w:t xml:space="preserve"> </w:t>
-            </w:r>
-          </w:p>
-          <w:p>
-            <w:pPr>
-              <w:spacing w:after="0"/>
-              <w:ind w:left="720" w:hangingChars="400" w:hanging="720"/>
-              <w:rPr>
-                <w:rFonts w:ascii="Arial" w:hAnsi="Arial" w:cs="Arial"/>
-                <w:color w:val="222222"/>
-                <w:sz w:val="18"/>
-                <w:szCs w:val="18"/>
-                <w:lang w:eastAsia="ko-KR"/>
-              </w:rPr>
-            </w:pPr>
-            <w:proofErr w:type="gramStart"/>
-            <w:r>
-              <w:rPr>
-                <w:rFonts w:ascii="Arial" w:hAnsi="Arial" w:cs="Arial" w:hint="eastAsia"/>
-                <w:b/>
-                <w:color w:val="222222"/>
-                <w:sz w:val="18"/>
-                <w:szCs w:val="18"/>
-                <w:lang w:eastAsia="ko-KR"/>
-              </w:rPr>
-              <w:t>Result</w:t>
-            </w:r>
-            <w:r>
-              <w:rPr>
-                <w:rFonts w:ascii="Arial" w:hAnsi="Arial" w:cs="Arial" w:hint="eastAsia"/>
-                <w:color w:val="222222"/>
-                <w:sz w:val="18"/>
-                <w:szCs w:val="18"/>
-                <w:lang w:eastAsia="ko-KR"/>
-              </w:rPr>
-              <w:t xml:space="preserve"> :</w:t>
-            </w:r>
-            <w:proofErr w:type="gramEnd"/>
-            <w:r>
-              <w:rPr>
-                <w:rFonts w:ascii="Arial" w:hAnsi="Arial" w:cs="Arial" w:hint="eastAsia"/>
-                <w:color w:val="222222"/>
-                <w:sz w:val="18"/>
-                <w:szCs w:val="18"/>
-                <w:lang w:eastAsia="ko-KR"/>
-              </w:rPr>
-              <w:t xml:space="preserve"> </w:t>
-            </w:r>
-            <w:r>
-              <w:rPr>
-                <w:rFonts w:ascii="Arial" w:hAnsi="Arial" w:cs="Arial"/>
-                <w:color w:val="222222"/>
-                <w:sz w:val="18"/>
-                <w:szCs w:val="18"/>
-                <w:lang w:eastAsia="ko-KR"/>
-              </w:rPr>
-              <w:t>Sorts an array by comparing two adjacent values.</w:t>
-            </w:r>
-          </w:p>
-          <w:p>
-            <w:pPr>
-              <w:spacing w:after="0"/>
-              <w:ind w:left="720" w:hangingChars="400" w:hanging="720"/>
-              <w:rPr>
-                <w:rFonts w:ascii="Arial" w:hAnsi="Arial" w:cs="Arial"/>
-                <w:color w:val="222222"/>
-                <w:sz w:val="18"/>
-                <w:szCs w:val="18"/>
-                <w:lang w:eastAsia="ko-KR"/>
-              </w:rPr>
-            </w:pPr>
-            <w:r>
               <w:rPr>
                 <w:rFonts w:ascii="Arial" w:hAnsi="Arial" w:cs="Arial"/>
                 <w:b/>
@@ -14207,52 +14052,7 @@
                 <w:szCs w:val="18"/>
                 <w:lang w:eastAsia="ko-KR"/>
               </w:rPr>
-              <w:t>F</w:t>
-            </w:r>
-            <w:r>
-              <w:rPr>
-                <w:rFonts w:ascii="Arial" w:hAnsi="Arial" w:cs="Arial" w:hint="eastAsia"/>
-                <w:b/>
-                <w:color w:val="222222"/>
-                <w:sz w:val="18"/>
-                <w:szCs w:val="18"/>
-                <w:lang w:eastAsia="ko-KR"/>
-              </w:rPr>
-              <w:t>or</w:t>
-            </w:r>
-            <w:r>
-              <w:rPr>
-                <w:rFonts w:ascii="Arial" w:hAnsi="Arial" w:cs="Arial"/>
-                <w:color w:val="222222"/>
-                <w:sz w:val="18"/>
-                <w:szCs w:val="18"/>
-                <w:lang w:eastAsia="ko-KR"/>
-              </w:rPr>
-              <w:t xml:space="preserve"> From 0 to the second to last of the array in outer</w:t>
-            </w:r>
-          </w:p>
-          <w:p>
-            <w:pPr>
-              <w:spacing w:after="0"/>
-              <w:ind w:left="720" w:hangingChars="400" w:hanging="720"/>
-              <w:rPr>
-                <w:rFonts w:ascii="Arial" w:hAnsi="Arial" w:cs="Arial"/>
-                <w:color w:val="222222"/>
-                <w:sz w:val="18"/>
-                <w:szCs w:val="18"/>
-                <w:lang w:eastAsia="ko-KR"/>
-              </w:rPr>
-            </w:pPr>
-            <w:r>
-              <w:rPr>
-                <w:rFonts w:ascii="Arial" w:hAnsi="Arial" w:cs="Arial"/>
-                <w:color w:val="222222"/>
-                <w:sz w:val="18"/>
-                <w:szCs w:val="18"/>
-                <w:lang w:eastAsia="ko-KR"/>
-              </w:rPr>
-              <w:t xml:space="preserve">    </w:t>
-            </w:r>
+            </w:pPr>
             <w:r>
               <w:rPr>
                 <w:rFonts w:ascii="Arial" w:hAnsi="Arial" w:cs="Arial"/>
@@ -14262,825 +14062,1104 @@
                 <w:szCs w:val="18"/>
                 <w:lang w:eastAsia="ko-KR"/>
               </w:rPr>
-              <w:t>F</w:t>
-            </w:r>
-            <w:r>
-              <w:rPr>
-                <w:rFonts w:ascii="Arial" w:hAnsi="Arial" w:cs="Arial" w:hint="eastAsia"/>
+              <w:t>int temp = 0;</w:t>
+            </w:r>
+          </w:p>
+          <w:p>
+            <w:pPr>
+              <w:spacing w:after="0"/>
+              <w:rPr>
+                <w:rFonts w:ascii="Arial" w:hAnsi="Arial" w:cs="Arial"/>
                 <w:b/>
                 <w:color w:val="222222"/>
                 <w:sz w:val="18"/>
                 <w:szCs w:val="18"/>
                 <w:lang w:eastAsia="ko-KR"/>
               </w:rPr>
-              <w:t>or</w:t>
-            </w:r>
+            </w:pPr>
             <w:r>
               <w:rPr>
                 <w:rFonts w:ascii="Arial" w:hAnsi="Arial" w:cs="Arial"/>
+                <w:b/>
                 <w:color w:val="222222"/>
                 <w:sz w:val="18"/>
                 <w:szCs w:val="18"/>
                 <w:lang w:eastAsia="ko-KR"/>
               </w:rPr>
-              <w:t xml:space="preserve"> From 0 to the second to last of the array in inner</w:t>
+              <w:t xml:space="preserve">        </w:t>
             </w:r>
           </w:p>
           <w:p>
             <w:pPr>
               <w:spacing w:after="0"/>
-              <w:ind w:left="900" w:hangingChars="450" w:hanging="900"/>
               <w:rPr>
                 <w:rFonts w:ascii="Arial" w:hAnsi="Arial" w:cs="Arial"/>
                 <w:b/>
+                <w:color w:val="222222"/>
                 <w:sz w:val="18"/>
                 <w:szCs w:val="18"/>
-                <w:shd w:val="clear" w:color="auto" w:fill="FDFDFD"/>
-                <w:lang w:eastAsia="ko-KR"/>
-              </w:rPr>
-            </w:pPr>
-            <w:r>
-              <w:rPr>
-                <w:rFonts w:ascii="Arial" w:hAnsi="Arial" w:cs="Arial"/>
-                <w:sz w:val="20"/>
-                <w:szCs w:val="20"/>
-                <w:lang w:eastAsia="ko-KR"/>
-              </w:rPr>
-              <w:t xml:space="preserve">   </w:t>
-            </w:r>
-            <w:r>
-              <w:rPr>
-                <w:rFonts w:ascii="Arial" w:hAnsi="Arial" w:cs="Arial" w:hint="eastAsia"/>
-                <w:sz w:val="20"/>
-                <w:szCs w:val="20"/>
-                <w:lang w:eastAsia="ko-KR"/>
-              </w:rPr>
-              <w:t xml:space="preserve">     </w:t>
-            </w:r>
+                <w:lang w:eastAsia="ko-KR"/>
+              </w:rPr>
+            </w:pPr>
             <w:r>
               <w:rPr>
                 <w:rFonts w:ascii="Arial" w:hAnsi="Arial" w:cs="Arial"/>
                 <w:b/>
+                <w:color w:val="222222"/>
+                <w:sz w:val="18"/>
+                <w:szCs w:val="18"/>
+                <w:lang w:eastAsia="ko-KR"/>
+              </w:rPr>
+              <w:t xml:space="preserve">for (int outer = 0; outer &lt; </w:t>
+            </w:r>
+            <w:proofErr w:type="spellStart"/>
+            <w:r>
+              <w:rPr>
+                <w:rFonts w:ascii="Arial" w:hAnsi="Arial" w:cs="Arial"/>
+                <w:b/>
+                <w:color w:val="222222"/>
+                <w:sz w:val="18"/>
+                <w:szCs w:val="18"/>
+                <w:lang w:eastAsia="ko-KR"/>
+              </w:rPr>
+              <w:t>hourMax</w:t>
+            </w:r>
+            <w:proofErr w:type="spellEnd"/>
+            <w:r>
+              <w:rPr>
+                <w:rFonts w:ascii="Arial" w:hAnsi="Arial" w:cs="Arial"/>
+                <w:b/>
+                <w:color w:val="222222"/>
+                <w:sz w:val="18"/>
+                <w:szCs w:val="18"/>
+                <w:lang w:eastAsia="ko-KR"/>
+              </w:rPr>
+              <w:t xml:space="preserve"> ; outer++)</w:t>
+            </w:r>
+          </w:p>
+          <w:p>
+            <w:pPr>
+              <w:spacing w:after="0"/>
+              <w:rPr>
+                <w:rFonts w:ascii="Arial" w:hAnsi="Arial" w:cs="Arial"/>
+                <w:b/>
+                <w:color w:val="222222"/>
+                <w:sz w:val="18"/>
+                <w:szCs w:val="18"/>
+                <w:lang w:eastAsia="ko-KR"/>
+              </w:rPr>
+            </w:pPr>
+            <w:r>
+              <w:rPr>
+                <w:rFonts w:ascii="Arial" w:hAnsi="Arial" w:cs="Arial"/>
+                <w:b/>
+                <w:color w:val="222222"/>
+                <w:sz w:val="18"/>
+                <w:szCs w:val="18"/>
+                <w:lang w:eastAsia="ko-KR"/>
+              </w:rPr>
+              <w:t>{</w:t>
+            </w:r>
+          </w:p>
+          <w:p>
+            <w:pPr>
+              <w:spacing w:after="0"/>
+              <w:rPr>
+                <w:rFonts w:ascii="Arial" w:hAnsi="Arial" w:cs="Arial"/>
+                <w:b/>
+                <w:color w:val="222222"/>
+                <w:sz w:val="18"/>
+                <w:szCs w:val="18"/>
+                <w:lang w:eastAsia="ko-KR"/>
+              </w:rPr>
+            </w:pPr>
+            <w:r>
+              <w:rPr>
+                <w:rFonts w:ascii="Arial" w:hAnsi="Arial" w:cs="Arial"/>
+                <w:b/>
+                <w:color w:val="222222"/>
+                <w:sz w:val="18"/>
+                <w:szCs w:val="18"/>
+                <w:lang w:eastAsia="ko-KR"/>
+              </w:rPr>
+              <w:t xml:space="preserve">    for (int inner = 0; inner &lt; </w:t>
+            </w:r>
+            <w:proofErr w:type="spellStart"/>
+            <w:r>
+              <w:rPr>
+                <w:rFonts w:ascii="Arial" w:hAnsi="Arial" w:cs="Arial"/>
+                <w:b/>
+                <w:color w:val="222222"/>
+                <w:sz w:val="18"/>
+                <w:szCs w:val="18"/>
+                <w:lang w:eastAsia="ko-KR"/>
+              </w:rPr>
+              <w:t>hourMax</w:t>
+            </w:r>
+            <w:proofErr w:type="spellEnd"/>
+            <w:r>
+              <w:rPr>
+                <w:rFonts w:ascii="Arial" w:hAnsi="Arial" w:cs="Arial"/>
+                <w:b/>
+                <w:color w:val="222222"/>
+                <w:sz w:val="18"/>
+                <w:szCs w:val="18"/>
+                <w:lang w:eastAsia="ko-KR"/>
+              </w:rPr>
+              <w:t xml:space="preserve"> - 1; inner++) </w:t>
+            </w:r>
+          </w:p>
+          <w:p>
+            <w:pPr>
+              <w:spacing w:after="0"/>
+              <w:rPr>
+                <w:rFonts w:ascii="Arial" w:hAnsi="Arial" w:cs="Arial"/>
+                <w:b/>
+                <w:color w:val="222222"/>
+                <w:sz w:val="18"/>
+                <w:szCs w:val="18"/>
+                <w:lang w:eastAsia="ko-KR"/>
+              </w:rPr>
+            </w:pPr>
+            <w:r>
+              <w:rPr>
+                <w:rFonts w:ascii="Arial" w:hAnsi="Arial" w:cs="Arial"/>
+                <w:b/>
+                <w:color w:val="222222"/>
+                <w:sz w:val="18"/>
+                <w:szCs w:val="18"/>
+                <w:lang w:eastAsia="ko-KR"/>
+              </w:rPr>
+              <w:t xml:space="preserve">    {</w:t>
+            </w:r>
+          </w:p>
+          <w:p>
+            <w:pPr>
+              <w:spacing w:after="0"/>
+              <w:rPr>
+                <w:rFonts w:ascii="Arial" w:hAnsi="Arial" w:cs="Arial"/>
+                <w:b/>
+                <w:color w:val="222222"/>
+                <w:sz w:val="18"/>
+                <w:szCs w:val="18"/>
+                <w:lang w:eastAsia="ko-KR"/>
+              </w:rPr>
+            </w:pPr>
+            <w:r>
+              <w:rPr>
+                <w:rFonts w:ascii="Arial" w:hAnsi="Arial" w:cs="Arial"/>
+                <w:b/>
+                <w:color w:val="222222"/>
+                <w:sz w:val="18"/>
+                <w:szCs w:val="18"/>
+                <w:lang w:eastAsia="ko-KR"/>
+              </w:rPr>
+              <w:t xml:space="preserve">        if (</w:t>
+            </w:r>
+            <w:proofErr w:type="spellStart"/>
+            <w:r>
+              <w:rPr>
+                <w:rFonts w:ascii="Arial" w:hAnsi="Arial" w:cs="Arial"/>
+                <w:b/>
+                <w:color w:val="222222"/>
+                <w:sz w:val="18"/>
+                <w:szCs w:val="18"/>
+                <w:lang w:eastAsia="ko-KR"/>
+              </w:rPr>
+              <w:t>hourArray</w:t>
+            </w:r>
+            <w:proofErr w:type="spellEnd"/>
+            <w:r>
+              <w:rPr>
+                <w:rFonts w:ascii="Arial" w:hAnsi="Arial" w:cs="Arial"/>
+                <w:b/>
+                <w:color w:val="222222"/>
+                <w:sz w:val="18"/>
+                <w:szCs w:val="18"/>
+                <w:lang w:eastAsia="ko-KR"/>
+              </w:rPr>
+              <w:t xml:space="preserve">[inner] &gt; </w:t>
+            </w:r>
+            <w:proofErr w:type="spellStart"/>
+            <w:r>
+              <w:rPr>
+                <w:rFonts w:ascii="Arial" w:hAnsi="Arial" w:cs="Arial"/>
+                <w:b/>
+                <w:color w:val="222222"/>
+                <w:sz w:val="18"/>
+                <w:szCs w:val="18"/>
+                <w:lang w:eastAsia="ko-KR"/>
+              </w:rPr>
+              <w:t>hourArray</w:t>
+            </w:r>
+            <w:proofErr w:type="spellEnd"/>
+            <w:r>
+              <w:rPr>
+                <w:rFonts w:ascii="Arial" w:hAnsi="Arial" w:cs="Arial"/>
+                <w:b/>
+                <w:color w:val="222222"/>
+                <w:sz w:val="18"/>
+                <w:szCs w:val="18"/>
+                <w:lang w:eastAsia="ko-KR"/>
+              </w:rPr>
+              <w:t>[inner + 1])</w:t>
+            </w:r>
+          </w:p>
+          <w:p>
+            <w:pPr>
+              <w:spacing w:after="0"/>
+              <w:rPr>
+                <w:rFonts w:ascii="Arial" w:hAnsi="Arial" w:cs="Arial"/>
+                <w:b/>
+                <w:color w:val="222222"/>
+                <w:sz w:val="18"/>
+                <w:szCs w:val="18"/>
+                <w:lang w:eastAsia="ko-KR"/>
+              </w:rPr>
+            </w:pPr>
+            <w:r>
+              <w:rPr>
+                <w:rFonts w:ascii="Arial" w:hAnsi="Arial" w:cs="Arial"/>
+                <w:b/>
+                <w:color w:val="222222"/>
+                <w:sz w:val="18"/>
+                <w:szCs w:val="18"/>
+                <w:lang w:eastAsia="ko-KR"/>
+              </w:rPr>
+              <w:t xml:space="preserve">        {</w:t>
+            </w:r>
+          </w:p>
+          <w:p>
+            <w:pPr>
+              <w:spacing w:after="0"/>
+              <w:rPr>
+                <w:rFonts w:ascii="Arial" w:hAnsi="Arial" w:cs="Arial"/>
+                <w:b/>
+                <w:color w:val="222222"/>
+                <w:sz w:val="18"/>
+                <w:szCs w:val="18"/>
+                <w:lang w:eastAsia="ko-KR"/>
+              </w:rPr>
+            </w:pPr>
+            <w:r>
+              <w:rPr>
+                <w:rFonts w:ascii="Arial" w:hAnsi="Arial" w:cs="Arial"/>
+                <w:b/>
+                <w:color w:val="222222"/>
+                <w:sz w:val="18"/>
+                <w:szCs w:val="18"/>
+                <w:lang w:eastAsia="ko-KR"/>
+              </w:rPr>
+              <w:t xml:space="preserve">            temp = </w:t>
+            </w:r>
+            <w:proofErr w:type="spellStart"/>
+            <w:r>
+              <w:rPr>
+                <w:rFonts w:ascii="Arial" w:hAnsi="Arial" w:cs="Arial"/>
+                <w:b/>
+                <w:color w:val="222222"/>
+                <w:sz w:val="18"/>
+                <w:szCs w:val="18"/>
+                <w:lang w:eastAsia="ko-KR"/>
+              </w:rPr>
+              <w:t>hourArray</w:t>
+            </w:r>
+            <w:proofErr w:type="spellEnd"/>
+            <w:r>
+              <w:rPr>
+                <w:rFonts w:ascii="Arial" w:hAnsi="Arial" w:cs="Arial"/>
+                <w:b/>
+                <w:color w:val="222222"/>
+                <w:sz w:val="18"/>
+                <w:szCs w:val="18"/>
+                <w:lang w:eastAsia="ko-KR"/>
+              </w:rPr>
+              <w:t>[inner + 1];</w:t>
+            </w:r>
+          </w:p>
+          <w:p>
+            <w:pPr>
+              <w:spacing w:after="0"/>
+              <w:rPr>
+                <w:rFonts w:ascii="Arial" w:hAnsi="Arial" w:cs="Arial"/>
+                <w:b/>
+                <w:color w:val="222222"/>
+                <w:sz w:val="18"/>
+                <w:szCs w:val="18"/>
+                <w:lang w:eastAsia="ko-KR"/>
+              </w:rPr>
+            </w:pPr>
+            <w:r>
+              <w:rPr>
+                <w:rFonts w:ascii="Arial" w:hAnsi="Arial" w:cs="Arial"/>
+                <w:b/>
+                <w:color w:val="222222"/>
+                <w:sz w:val="18"/>
+                <w:szCs w:val="18"/>
+                <w:lang w:eastAsia="ko-KR"/>
+              </w:rPr>
+              <w:t xml:space="preserve">            </w:t>
+            </w:r>
+            <w:proofErr w:type="spellStart"/>
+            <w:r>
+              <w:rPr>
+                <w:rFonts w:ascii="Arial" w:hAnsi="Arial" w:cs="Arial"/>
+                <w:b/>
+                <w:color w:val="222222"/>
+                <w:sz w:val="18"/>
+                <w:szCs w:val="18"/>
+                <w:lang w:eastAsia="ko-KR"/>
+              </w:rPr>
+              <w:t>hourArray</w:t>
+            </w:r>
+            <w:proofErr w:type="spellEnd"/>
+            <w:r>
+              <w:rPr>
+                <w:rFonts w:ascii="Arial" w:hAnsi="Arial" w:cs="Arial"/>
+                <w:b/>
+                <w:color w:val="222222"/>
+                <w:sz w:val="18"/>
+                <w:szCs w:val="18"/>
+                <w:lang w:eastAsia="ko-KR"/>
+              </w:rPr>
+              <w:t xml:space="preserve">[inner + 1] = </w:t>
+            </w:r>
+            <w:proofErr w:type="spellStart"/>
+            <w:r>
+              <w:rPr>
+                <w:rFonts w:ascii="Arial" w:hAnsi="Arial" w:cs="Arial"/>
+                <w:b/>
+                <w:color w:val="222222"/>
+                <w:sz w:val="18"/>
+                <w:szCs w:val="18"/>
+                <w:lang w:eastAsia="ko-KR"/>
+              </w:rPr>
+              <w:t>hourArray</w:t>
+            </w:r>
+            <w:proofErr w:type="spellEnd"/>
+            <w:r>
+              <w:rPr>
+                <w:rFonts w:ascii="Arial" w:hAnsi="Arial" w:cs="Arial"/>
+                <w:b/>
+                <w:color w:val="222222"/>
+                <w:sz w:val="18"/>
+                <w:szCs w:val="18"/>
+                <w:lang w:eastAsia="ko-KR"/>
+              </w:rPr>
+              <w:t>[inner];</w:t>
+            </w:r>
+          </w:p>
+          <w:p>
+            <w:pPr>
+              <w:spacing w:after="0"/>
+              <w:rPr>
+                <w:rFonts w:ascii="Arial" w:hAnsi="Arial" w:cs="Arial"/>
+                <w:b/>
+                <w:color w:val="222222"/>
+                <w:sz w:val="18"/>
+                <w:szCs w:val="18"/>
+                <w:lang w:eastAsia="ko-KR"/>
+              </w:rPr>
+            </w:pPr>
+            <w:r>
+              <w:rPr>
+                <w:rFonts w:ascii="Arial" w:hAnsi="Arial" w:cs="Arial"/>
+                <w:b/>
+                <w:color w:val="222222"/>
+                <w:sz w:val="18"/>
+                <w:szCs w:val="18"/>
+                <w:lang w:eastAsia="ko-KR"/>
+              </w:rPr>
+              <w:t xml:space="preserve">            </w:t>
+            </w:r>
+            <w:proofErr w:type="spellStart"/>
+            <w:r>
+              <w:rPr>
+                <w:rFonts w:ascii="Arial" w:hAnsi="Arial" w:cs="Arial"/>
+                <w:b/>
+                <w:color w:val="222222"/>
+                <w:sz w:val="18"/>
+                <w:szCs w:val="18"/>
+                <w:lang w:eastAsia="ko-KR"/>
+              </w:rPr>
+              <w:t>hourArray</w:t>
+            </w:r>
+            <w:proofErr w:type="spellEnd"/>
+            <w:r>
+              <w:rPr>
+                <w:rFonts w:ascii="Arial" w:hAnsi="Arial" w:cs="Arial"/>
+                <w:b/>
+                <w:color w:val="222222"/>
+                <w:sz w:val="18"/>
+                <w:szCs w:val="18"/>
+                <w:lang w:eastAsia="ko-KR"/>
+              </w:rPr>
+              <w:t>[inner] = temp;</w:t>
+            </w:r>
+          </w:p>
+          <w:p>
+            <w:pPr>
+              <w:spacing w:after="0"/>
+              <w:rPr>
+                <w:rFonts w:ascii="Arial" w:hAnsi="Arial" w:cs="Arial"/>
+                <w:b/>
+                <w:color w:val="222222"/>
+                <w:sz w:val="18"/>
+                <w:szCs w:val="18"/>
+                <w:lang w:eastAsia="ko-KR"/>
+              </w:rPr>
+            </w:pPr>
+            <w:r>
+              <w:rPr>
+                <w:rFonts w:ascii="Arial" w:hAnsi="Arial" w:cs="Arial"/>
+                <w:b/>
+                <w:color w:val="222222"/>
+                <w:sz w:val="18"/>
+                <w:szCs w:val="18"/>
+                <w:lang w:eastAsia="ko-KR"/>
+              </w:rPr>
+              <w:t xml:space="preserve">                     </w:t>
+            </w:r>
+          </w:p>
+          <w:p>
+            <w:pPr>
+              <w:spacing w:after="0"/>
+              <w:rPr>
+                <w:rFonts w:ascii="Arial" w:hAnsi="Arial" w:cs="Arial"/>
+                <w:b/>
+                <w:color w:val="222222"/>
+                <w:sz w:val="18"/>
+                <w:szCs w:val="18"/>
+                <w:lang w:eastAsia="ko-KR"/>
+              </w:rPr>
+            </w:pPr>
+            <w:r>
+              <w:rPr>
+                <w:rFonts w:ascii="Arial" w:hAnsi="Arial" w:cs="Arial"/>
+                <w:b/>
+                <w:color w:val="222222"/>
+                <w:sz w:val="18"/>
+                <w:szCs w:val="18"/>
+                <w:lang w:eastAsia="ko-KR"/>
+              </w:rPr>
+              <w:t xml:space="preserve">        }</w:t>
+            </w:r>
+          </w:p>
+          <w:p>
+            <w:pPr>
+              <w:spacing w:after="0"/>
+              <w:rPr>
+                <w:rFonts w:ascii="Arial" w:hAnsi="Arial" w:cs="Arial"/>
+                <w:b/>
+                <w:color w:val="222222"/>
+                <w:sz w:val="18"/>
+                <w:szCs w:val="18"/>
+                <w:lang w:eastAsia="ko-KR"/>
+              </w:rPr>
+            </w:pPr>
+            <w:r>
+              <w:rPr>
+                <w:rFonts w:ascii="Arial" w:hAnsi="Arial" w:cs="Arial"/>
+                <w:b/>
+                <w:color w:val="222222"/>
+                <w:sz w:val="18"/>
+                <w:szCs w:val="18"/>
+                <w:lang w:eastAsia="ko-KR"/>
+              </w:rPr>
+              <w:t xml:space="preserve">    }</w:t>
+            </w:r>
+          </w:p>
+          <w:p>
+            <w:r>
+              <w:rPr>
+                <w:rFonts w:ascii="Arial" w:hAnsi="Arial" w:cs="Arial"/>
+                <w:b/>
+                <w:color w:val="222222"/>
+                <w:sz w:val="18"/>
+                <w:szCs w:val="18"/>
+                <w:lang w:eastAsia="ko-KR"/>
+              </w:rPr>
+              <w:t>}</w:t>
+            </w:r>
+            <w:r>
+              <w:rPr>
+                <w:rFonts w:ascii="Courier New" w:hAnsi="Courier New" w:cs="Courier New" w:hint="eastAsia"/>
                 <w:sz w:val="20"/>
                 <w:szCs w:val="20"/>
                 <w:lang w:eastAsia="ko-KR"/>
               </w:rPr>
-              <w:t xml:space="preserve"> If</w:t>
-            </w:r>
-            <w:r>
-              <w:rPr>
-                <w:rFonts w:ascii="Arial" w:hAnsi="Arial" w:cs="Arial"/>
-                <w:sz w:val="20"/>
-                <w:szCs w:val="20"/>
-                <w:lang w:eastAsia="ko-KR"/>
-              </w:rPr>
-              <w:t xml:space="preserve"> </w:t>
-            </w:r>
-            <w:r>
-              <w:rPr>
+              <w:t xml:space="preserve">       </w:t>
+            </w:r>
+          </w:p>
+        </w:tc>
+        <w:tc>
+          <w:tcPr>
+            <w:tcW w:w="4625" w:type="dxa"/>
+          </w:tcPr>
+          <w:p>
+            <w:pPr>
+              <w:pStyle w:val="Heading3"/>
+              <w:rPr>
+                <w:color w:val="FF0000"/>
+                <w:sz w:val="16"/>
+                <w:szCs w:val="16"/>
+              </w:rPr>
+            </w:pPr>
+            <w:r>
+              <w:rPr>
+                <w:color w:val="FF0000"/>
+                <w:sz w:val="16"/>
+                <w:szCs w:val="16"/>
+              </w:rPr>
+              <w:t xml:space="preserve">Put the </w:t>
+            </w:r>
+            <w:r>
+              <w:rPr>
+                <w:color w:val="FF0000"/>
+                <w:sz w:val="16"/>
+                <w:szCs w:val="16"/>
+              </w:rPr>
+              <w:t xml:space="preserve">Pseudo Code </w:t>
+            </w:r>
+            <w:r>
+              <w:rPr>
+                <w:color w:val="FF0000"/>
+                <w:sz w:val="16"/>
+                <w:szCs w:val="16"/>
+              </w:rPr>
+              <w:t xml:space="preserve">for the </w:t>
+            </w:r>
+            <w:r>
+              <w:rPr>
+                <w:color w:val="FF0000"/>
+                <w:sz w:val="16"/>
+                <w:szCs w:val="16"/>
+              </w:rPr>
+              <w:t>Bubble Sort here</w:t>
+            </w:r>
+            <w:r>
+              <w:rPr>
+                <w:color w:val="FF0000"/>
+                <w:sz w:val="16"/>
+                <w:szCs w:val="16"/>
+              </w:rPr>
+              <w:t>;</w:t>
+            </w:r>
+          </w:p>
+          <w:p>
+            <w:pPr>
+              <w:pStyle w:val="NoSpacing"/>
+              <w:rPr>
+                <w:lang w:eastAsia="ko-KR"/>
+              </w:rPr>
+            </w:pPr>
+            <w:proofErr w:type="spellStart"/>
+            <w:r>
+              <w:t>B</w:t>
+            </w:r>
+            <w:r>
+              <w:rPr>
+                <w:rFonts w:hint="eastAsia"/>
+                <w:lang w:eastAsia="ko-KR"/>
+              </w:rPr>
+              <w:t>ubble</w:t>
+            </w:r>
+            <w:r>
+              <w:t>_S</w:t>
+            </w:r>
+            <w:r>
+              <w:rPr>
+                <w:rFonts w:hint="eastAsia"/>
+                <w:lang w:eastAsia="ko-KR"/>
+              </w:rPr>
+              <w:t>ort</w:t>
+            </w:r>
+            <w:proofErr w:type="spellEnd"/>
+            <w:r>
+              <w:t>(</w:t>
+            </w:r>
+            <w:r>
+              <w:rPr>
+                <w:rStyle w:val="hljs-keyword"/>
                 <w:rFonts w:ascii="Arial" w:hAnsi="Arial" w:cs="Arial"/>
                 <w:sz w:val="18"/>
                 <w:szCs w:val="18"/>
-                <w:shd w:val="clear" w:color="auto" w:fill="FDFDFD"/>
-              </w:rPr>
-              <w:t>the current e</w:t>
-            </w:r>
-            <w:r>
-              <w:rPr>
-                <w:rFonts w:ascii="Arial" w:hAnsi="Arial" w:cs="Arial"/>
-                <w:sz w:val="18"/>
-                <w:szCs w:val="18"/>
-                <w:shd w:val="clear" w:color="auto" w:fill="FDFDFD"/>
-              </w:rPr>
-              <w:t>lement is greater than the nex</w:t>
-            </w:r>
-            <w:r>
-              <w:rPr>
-                <w:rFonts w:ascii="Arial" w:hAnsi="Arial" w:cs="Arial" w:hint="eastAsia"/>
-                <w:sz w:val="18"/>
-                <w:szCs w:val="18"/>
-                <w:shd w:val="clear" w:color="auto" w:fill="FDFDFD"/>
-                <w:lang w:eastAsia="ko-KR"/>
-              </w:rPr>
-              <w:t xml:space="preserve">t </w:t>
-            </w:r>
-            <w:proofErr w:type="gramStart"/>
-            <w:r>
-              <w:rPr>
-                <w:rFonts w:ascii="Arial" w:hAnsi="Arial" w:cs="Arial"/>
-                <w:sz w:val="18"/>
-                <w:szCs w:val="18"/>
-                <w:shd w:val="clear" w:color="auto" w:fill="FDFDFD"/>
-              </w:rPr>
-              <w:t>element</w:t>
-            </w:r>
-            <w:proofErr w:type="gramEnd"/>
-            <w:r>
-              <w:rPr>
-                <w:rFonts w:ascii="Arial" w:hAnsi="Arial" w:cs="Arial" w:hint="eastAsia"/>
-                <w:sz w:val="18"/>
-                <w:szCs w:val="18"/>
-                <w:shd w:val="clear" w:color="auto" w:fill="FDFDFD"/>
-                <w:lang w:eastAsia="ko-KR"/>
-              </w:rPr>
+              </w:rPr>
+              <w:t>Array</w:t>
+            </w:r>
+            <w:r>
+              <w:t>)</w:t>
+            </w:r>
+          </w:p>
+          <w:p>
+            <w:pPr>
+              <w:pStyle w:val="NoSpacing"/>
+              <w:rPr>
+                <w:b/>
+                <w:color w:val="222222"/>
+                <w:lang w:eastAsia="ko-KR"/>
+              </w:rPr>
+            </w:pPr>
+            <w:r>
+              <w:rPr>
+                <w:rFonts w:hint="eastAsia"/>
+                <w:b/>
+                <w:color w:val="222222"/>
+                <w:lang w:eastAsia="ko-KR"/>
+              </w:rPr>
+              <w:t>BEGIN</w:t>
+            </w:r>
+          </w:p>
+          <w:p>
+            <w:pPr>
+              <w:pStyle w:val="NoSpacing"/>
+              <w:rPr>
+                <w:color w:val="222222"/>
+                <w:lang w:eastAsia="ko-KR"/>
+              </w:rPr>
+            </w:pPr>
+            <w:r>
+              <w:rPr>
+                <w:rFonts w:hint="eastAsia"/>
+                <w:b/>
+                <w:color w:val="222222"/>
+                <w:lang w:eastAsia="ko-KR"/>
+              </w:rPr>
+              <w:t xml:space="preserve">     SET </w:t>
+            </w:r>
+            <w:r>
+              <w:rPr>
+                <w:rFonts w:hint="eastAsia"/>
+                <w:color w:val="222222"/>
+                <w:lang w:eastAsia="ko-KR"/>
+              </w:rPr>
+              <w:t>Array[]</w:t>
+            </w:r>
+          </w:p>
+          <w:p>
+            <w:pPr>
+              <w:pStyle w:val="NoSpacing"/>
+              <w:rPr>
+                <w:color w:val="222222"/>
+                <w:lang w:eastAsia="ko-KR"/>
+              </w:rPr>
+            </w:pPr>
+            <w:r>
+              <w:rPr>
+                <w:rFonts w:hint="eastAsia"/>
+                <w:color w:val="222222"/>
+                <w:lang w:eastAsia="ko-KR"/>
+              </w:rPr>
+              <w:t xml:space="preserve">     </w:t>
+            </w:r>
+            <w:r>
+              <w:rPr>
+                <w:rFonts w:hint="eastAsia"/>
+                <w:b/>
+                <w:color w:val="222222"/>
+                <w:lang w:eastAsia="ko-KR"/>
+              </w:rPr>
+              <w:t>SET</w:t>
+            </w:r>
+            <w:r>
+              <w:rPr>
+                <w:rFonts w:hint="eastAsia"/>
+                <w:color w:val="222222"/>
+                <w:lang w:eastAsia="ko-KR"/>
+              </w:rPr>
+              <w:t xml:space="preserve"> Temp</w:t>
+            </w:r>
+            <w:r>
+              <w:rPr>
+                <w:color w:val="222222"/>
+                <w:lang w:eastAsia="ko-KR"/>
+              </w:rPr>
+              <w:t xml:space="preserve"> =0</w:t>
+            </w:r>
+          </w:p>
+          <w:p>
+            <w:pPr>
+              <w:pStyle w:val="NoSpacing"/>
+              <w:rPr>
+                <w:rStyle w:val="hljs-number"/>
+                <w:lang w:eastAsia="ko-KR"/>
+              </w:rPr>
+            </w:pPr>
+            <w:r>
+              <w:rPr>
+                <w:rFonts w:hint="eastAsia"/>
+                <w:b/>
+                <w:color w:val="222222"/>
+                <w:lang w:eastAsia="ko-KR"/>
+              </w:rPr>
+              <w:t xml:space="preserve">      FOR </w:t>
+            </w:r>
+            <w:r>
+              <w:rPr>
+                <w:rStyle w:val="hljs-keyword"/>
+              </w:rPr>
+              <w:t>outer</w:t>
+            </w:r>
+            <w:r>
               <w:t xml:space="preserve"> </w:t>
             </w:r>
+            <w:r>
+              <w:rPr>
+                <w:rStyle w:val="hljs-operator"/>
+              </w:rPr>
+              <w:t>=</w:t>
+            </w:r>
+            <w:r>
+              <w:t xml:space="preserve"> </w:t>
+            </w:r>
+            <w:r>
+              <w:rPr>
+                <w:rStyle w:val="hljs-number"/>
+              </w:rPr>
+              <w:t>0</w:t>
+            </w:r>
+            <w:r>
+              <w:rPr>
+                <w:rStyle w:val="hljs-number"/>
+                <w:rFonts w:hint="eastAsia"/>
+                <w:lang w:eastAsia="ko-KR"/>
+              </w:rPr>
+              <w:t xml:space="preserve"> to</w:t>
+            </w:r>
+            <w:r>
+              <w:rPr>
+                <w:rStyle w:val="hljs-keyword"/>
+                <w:rFonts w:hint="eastAsia"/>
+                <w:lang w:eastAsia="ko-KR"/>
+              </w:rPr>
+              <w:t xml:space="preserve"> </w:t>
+            </w:r>
+            <w:r>
+              <w:t xml:space="preserve"> </w:t>
+            </w:r>
+            <w:proofErr w:type="spellStart"/>
+            <w:r>
+              <w:t>Array.Length</w:t>
+            </w:r>
+            <w:proofErr w:type="spellEnd"/>
+            <w:r>
+              <w:t xml:space="preserve"> </w:t>
+            </w:r>
+          </w:p>
+          <w:p>
+            <w:pPr>
+              <w:pStyle w:val="NoSpacing"/>
+              <w:rPr>
+                <w:rStyle w:val="hljs-number"/>
+                <w:lang w:eastAsia="ko-KR"/>
+              </w:rPr>
+            </w:pPr>
+            <w:r>
+              <w:rPr>
+                <w:rStyle w:val="hljs-number"/>
+                <w:rFonts w:hint="eastAsia"/>
+                <w:lang w:eastAsia="ko-KR"/>
+              </w:rPr>
+              <w:t xml:space="preserve">            </w:t>
+            </w:r>
+            <w:r>
+              <w:rPr>
+                <w:rStyle w:val="hljs-number"/>
+                <w:rFonts w:hint="eastAsia"/>
+                <w:b/>
+                <w:lang w:eastAsia="ko-KR"/>
+              </w:rPr>
+              <w:t>FOR</w:t>
+            </w:r>
+            <w:r>
+              <w:rPr>
+                <w:rStyle w:val="hljs-number"/>
+                <w:rFonts w:hint="eastAsia"/>
+                <w:lang w:eastAsia="ko-KR"/>
+              </w:rPr>
+              <w:t xml:space="preserve"> inner = 0 to </w:t>
+            </w:r>
+            <w:proofErr w:type="spellStart"/>
+            <w:r>
+              <w:t>Array.Length</w:t>
+            </w:r>
+            <w:proofErr w:type="spellEnd"/>
+            <w:r>
+              <w:t xml:space="preserve"> </w:t>
+            </w:r>
+            <w:r>
+              <w:rPr>
+                <w:rStyle w:val="hljs-operator"/>
+              </w:rPr>
+              <w:t>–</w:t>
+            </w:r>
+            <w:r>
+              <w:t xml:space="preserve"> </w:t>
+            </w:r>
+            <w:r>
+              <w:t>1</w:t>
+            </w:r>
+          </w:p>
+          <w:p>
+            <w:pPr>
+              <w:pStyle w:val="NoSpacing"/>
+              <w:rPr>
+                <w:rStyle w:val="hljs-number"/>
+                <w:b/>
+                <w:lang w:eastAsia="ko-KR"/>
+              </w:rPr>
+            </w:pPr>
+            <w:r>
+              <w:rPr>
+                <w:rStyle w:val="hljs-number"/>
+                <w:rFonts w:hint="eastAsia"/>
+                <w:lang w:eastAsia="ko-KR"/>
+              </w:rPr>
+              <w:t xml:space="preserve">                  </w:t>
+            </w:r>
+            <w:r>
+              <w:rPr>
+                <w:rStyle w:val="hljs-number"/>
+                <w:rFonts w:hint="eastAsia"/>
+                <w:b/>
+                <w:lang w:eastAsia="ko-KR"/>
+              </w:rPr>
+              <w:t xml:space="preserve">IF </w:t>
+            </w:r>
+            <w:r>
+              <w:rPr>
+                <w:rStyle w:val="hljs-number"/>
+                <w:rFonts w:hint="eastAsia"/>
+                <w:lang w:eastAsia="ko-KR"/>
+              </w:rPr>
+              <w:t>Array</w:t>
+            </w:r>
+            <w:r>
+              <w:rPr>
+                <w:rStyle w:val="hljs-number"/>
+                <w:rFonts w:hint="eastAsia"/>
+                <w:b/>
+                <w:lang w:eastAsia="ko-KR"/>
+              </w:rPr>
+              <w:t>[</w:t>
+            </w:r>
+            <w:r>
+              <w:rPr>
+                <w:rStyle w:val="hljs-number"/>
+                <w:rFonts w:hint="eastAsia"/>
+                <w:lang w:eastAsia="ko-KR"/>
+              </w:rPr>
+              <w:t>inner</w:t>
+            </w:r>
+            <w:r>
+              <w:rPr>
+                <w:rStyle w:val="hljs-number"/>
+                <w:rFonts w:hint="eastAsia"/>
+                <w:b/>
+                <w:lang w:eastAsia="ko-KR"/>
+              </w:rPr>
+              <w:t>] &gt;</w:t>
+            </w:r>
+            <w:r>
+              <w:rPr>
+                <w:rStyle w:val="hljs-number"/>
+                <w:rFonts w:hint="eastAsia"/>
+                <w:lang w:eastAsia="ko-KR"/>
+              </w:rPr>
+              <w:t xml:space="preserve"> Array</w:t>
+            </w:r>
+            <w:r>
+              <w:rPr>
+                <w:rStyle w:val="hljs-number"/>
+                <w:rFonts w:hint="eastAsia"/>
+                <w:b/>
+                <w:lang w:eastAsia="ko-KR"/>
+              </w:rPr>
+              <w:t>[</w:t>
+            </w:r>
+            <w:r>
+              <w:rPr>
+                <w:rStyle w:val="hljs-number"/>
+                <w:rFonts w:hint="eastAsia"/>
+                <w:lang w:eastAsia="ko-KR"/>
+              </w:rPr>
+              <w:t>inner+1</w:t>
+            </w:r>
+            <w:r>
+              <w:rPr>
+                <w:rStyle w:val="hljs-number"/>
+                <w:rFonts w:hint="eastAsia"/>
+                <w:b/>
+                <w:lang w:eastAsia="ko-KR"/>
+              </w:rPr>
+              <w:t>]</w:t>
+            </w:r>
+          </w:p>
+          <w:p>
+            <w:pPr>
+              <w:pStyle w:val="NoSpacing"/>
+              <w:rPr>
+                <w:lang w:eastAsia="ko-KR"/>
+              </w:rPr>
+            </w:pPr>
+            <w:r>
+              <w:rPr>
+                <w:rStyle w:val="hljs-number"/>
+                <w:rFonts w:hint="eastAsia"/>
+                <w:b/>
+                <w:lang w:eastAsia="ko-KR"/>
+              </w:rPr>
+              <w:t xml:space="preserve">                       </w:t>
+            </w:r>
+            <w:r>
+              <w:t xml:space="preserve">temp </w:t>
+            </w:r>
+            <w:r>
+              <w:rPr>
+                <w:rStyle w:val="hljs-operator"/>
+              </w:rPr>
+              <w:t>=</w:t>
+            </w:r>
+            <w:r>
+              <w:t xml:space="preserve"> </w:t>
+            </w:r>
+            <w:r>
+              <w:rPr>
+                <w:rStyle w:val="hljs-keyword"/>
+              </w:rPr>
+              <w:t>Array</w:t>
+            </w:r>
+            <w:r>
+              <w:t>[</w:t>
+            </w:r>
+            <w:r>
+              <w:rPr>
+                <w:rStyle w:val="hljs-keyword"/>
+              </w:rPr>
+              <w:t>inner</w:t>
+            </w:r>
+            <w:r>
+              <w:rPr>
+                <w:rStyle w:val="hljs-keyword"/>
+                <w:rFonts w:hint="eastAsia"/>
+                <w:lang w:eastAsia="ko-KR"/>
+              </w:rPr>
+              <w:t xml:space="preserve"> +1 </w:t>
+            </w:r>
+            <w:r>
+              <w:t>]</w:t>
+            </w:r>
+          </w:p>
+          <w:p>
+            <w:pPr>
+              <w:pStyle w:val="NoSpacing"/>
+              <w:ind w:firstLineChars="500" w:firstLine="1100"/>
+              <w:rPr>
+                <w:lang w:eastAsia="ko-KR"/>
+              </w:rPr>
+            </w:pPr>
+            <w:r>
+              <w:t xml:space="preserve"> </w:t>
+            </w:r>
+            <w:r>
+              <w:rPr>
+                <w:rStyle w:val="hljs-keyword"/>
+              </w:rPr>
+              <w:t>Array</w:t>
+            </w:r>
+            <w:r>
+              <w:t>[</w:t>
+            </w:r>
+            <w:r>
+              <w:rPr>
+                <w:rStyle w:val="hljs-keyword"/>
+              </w:rPr>
+              <w:t>inner</w:t>
+            </w:r>
+            <w:r>
+              <w:rPr>
+                <w:rStyle w:val="hljs-keyword"/>
+                <w:rFonts w:hint="eastAsia"/>
+                <w:lang w:eastAsia="ko-KR"/>
+              </w:rPr>
+              <w:t>+1</w:t>
+            </w:r>
+            <w:r>
+              <w:t xml:space="preserve">] </w:t>
+            </w:r>
+            <w:r>
+              <w:rPr>
+                <w:rStyle w:val="hljs-operator"/>
+              </w:rPr>
+              <w:t>=</w:t>
+            </w:r>
+            <w:r>
+              <w:t xml:space="preserve"> </w:t>
+            </w:r>
+            <w:r>
+              <w:rPr>
+                <w:rStyle w:val="hljs-keyword"/>
+              </w:rPr>
+              <w:t>Array</w:t>
+            </w:r>
+            <w:r>
+              <w:t>[</w:t>
+            </w:r>
+            <w:r>
+              <w:rPr>
+                <w:rStyle w:val="hljs-keyword"/>
+              </w:rPr>
+              <w:t>inner</w:t>
+            </w:r>
+            <w:r>
+              <w:t xml:space="preserve"> ] </w:t>
+            </w:r>
+          </w:p>
+          <w:p>
+            <w:pPr>
+              <w:pStyle w:val="NoSpacing"/>
+              <w:ind w:firstLineChars="550" w:firstLine="1210"/>
+              <w:rPr>
+                <w:b/>
+                <w:color w:val="222222"/>
+                <w:lang w:eastAsia="ko-KR"/>
+              </w:rPr>
+            </w:pPr>
+            <w:r>
+              <w:rPr>
+                <w:rStyle w:val="hljs-keyword"/>
+              </w:rPr>
+              <w:t>Array</w:t>
+            </w:r>
+            <w:r>
+              <w:t>[</w:t>
+            </w:r>
+            <w:r>
+              <w:rPr>
+                <w:rStyle w:val="hljs-keyword"/>
+              </w:rPr>
+              <w:t>inner</w:t>
+            </w:r>
+            <w:r>
+              <w:t xml:space="preserve"> ] </w:t>
+            </w:r>
+            <w:r>
+              <w:rPr>
+                <w:rStyle w:val="hljs-operator"/>
+              </w:rPr>
+              <w:t>=</w:t>
+            </w:r>
+            <w:r>
+              <w:t xml:space="preserve"> temp</w:t>
+            </w:r>
+          </w:p>
+          <w:p>
             <w:r>
               <w:rPr>
                 <w:rFonts w:ascii="Arial" w:hAnsi="Arial" w:cs="Arial" w:hint="eastAsia"/>
                 <w:b/>
                 <w:sz w:val="18"/>
                 <w:szCs w:val="18"/>
-                <w:shd w:val="clear" w:color="auto" w:fill="FDFDFD"/>
-                <w:lang w:eastAsia="ko-KR"/>
-              </w:rPr>
-              <w:t>Then</w:t>
-            </w:r>
-          </w:p>
-          <w:p>
-            <w:pPr>
-              <w:spacing w:after="0"/>
-              <w:rPr>
-                <w:rFonts w:ascii="Arial" w:hAnsi="Arial" w:cs="Arial"/>
-                <w:sz w:val="18"/>
-                <w:szCs w:val="18"/>
-                <w:shd w:val="clear" w:color="auto" w:fill="FDFDFD"/>
-                <w:lang w:eastAsia="ko-KR"/>
-              </w:rPr>
-            </w:pPr>
-            <w:r>
-              <w:rPr>
-                <w:rFonts w:ascii="Arial" w:hAnsi="Arial" w:cs="Arial" w:hint="eastAsia"/>
-                <w:b/>
-                <w:sz w:val="20"/>
-                <w:szCs w:val="20"/>
-                <w:lang w:eastAsia="ko-KR"/>
-              </w:rPr>
-              <w:t xml:space="preserve">                </w:t>
-            </w:r>
-            <w:r>
-              <w:rPr>
-                <w:rFonts w:ascii="Arial" w:hAnsi="Arial" w:cs="Arial" w:hint="eastAsia"/>
-                <w:sz w:val="18"/>
-                <w:szCs w:val="18"/>
-                <w:lang w:eastAsia="ko-KR"/>
-              </w:rPr>
-              <w:t xml:space="preserve">swap </w:t>
-            </w:r>
-            <w:proofErr w:type="gramStart"/>
-            <w:r>
-              <w:rPr>
-                <w:rFonts w:ascii="Arial" w:hAnsi="Arial" w:cs="Arial" w:hint="eastAsia"/>
-                <w:sz w:val="18"/>
-                <w:szCs w:val="18"/>
-                <w:lang w:eastAsia="ko-KR"/>
-              </w:rPr>
-              <w:t>elements;</w:t>
-            </w:r>
-            <w:proofErr w:type="gramEnd"/>
-          </w:p>
-          <w:p>
-            <w:r>
-              <w:rPr>
-                <w:rFonts w:ascii="Courier New" w:hAnsi="Courier New" w:cs="Courier New" w:hint="eastAsia"/>
-                <w:sz w:val="20"/>
-                <w:szCs w:val="20"/>
-                <w:lang w:eastAsia="ko-KR"/>
-              </w:rPr>
-              <w:t xml:space="preserve">       </w:t>
-            </w:r>
-          </w:p>
-          <w:p>
-            <w:pPr>
-              <w:spacing w:after="0"/>
-              <w:rPr>
-                <w:rFonts w:ascii="Courier New" w:hAnsi="Courier New" w:cs="Courier New"/>
-                <w:sz w:val="20"/>
-                <w:szCs w:val="20"/>
-              </w:rPr>
-            </w:pPr>
-          </w:p>
-        </w:tc>
-        <w:tc>
-          <w:tcPr>
-            <w:tcW w:w="4625" w:type="dxa"/>
-          </w:tcPr>
-          <w:p>
-            <w:pPr>
-              <w:pStyle w:val="Heading3"/>
-              <w:rPr>
-                <w:color w:val="FF0000"/>
-                <w:sz w:val="16"/>
-                <w:szCs w:val="16"/>
-              </w:rPr>
-            </w:pPr>
-            <w:r>
-              <w:rPr>
-                <w:color w:val="FF0000"/>
-                <w:sz w:val="16"/>
-                <w:szCs w:val="16"/>
-              </w:rPr>
-              <w:t xml:space="preserve">Put the </w:t>
-            </w:r>
-            <w:r>
-              <w:rPr>
-                <w:color w:val="FF0000"/>
-                <w:sz w:val="16"/>
-                <w:szCs w:val="16"/>
-              </w:rPr>
-              <w:t xml:space="preserve">Pseudo Code </w:t>
-            </w:r>
-            <w:r>
-              <w:rPr>
-                <w:color w:val="FF0000"/>
-                <w:sz w:val="16"/>
-                <w:szCs w:val="16"/>
-              </w:rPr>
-              <w:t xml:space="preserve">for the </w:t>
-            </w:r>
-            <w:r>
-              <w:rPr>
-                <w:color w:val="FF0000"/>
-                <w:sz w:val="16"/>
-                <w:szCs w:val="16"/>
-              </w:rPr>
-              <w:t xml:space="preserve">Bubble Sort </w:t>
-            </w:r>
-            <w:proofErr w:type="gramStart"/>
-            <w:r>
-              <w:rPr>
-                <w:color w:val="FF0000"/>
-                <w:sz w:val="16"/>
-                <w:szCs w:val="16"/>
-              </w:rPr>
-              <w:t>here</w:t>
-            </w:r>
-            <w:r>
-              <w:rPr>
-                <w:color w:val="FF0000"/>
-                <w:sz w:val="16"/>
-                <w:szCs w:val="16"/>
-              </w:rPr>
-              <w:t>;</w:t>
-            </w:r>
-            <w:proofErr w:type="gramEnd"/>
-          </w:p>
-          <w:p>
-            <w:pPr>
-              <w:pStyle w:val="NoSpacing"/>
-              <w:rPr>
-                <w:lang w:eastAsia="ko-KR"/>
-              </w:rPr>
-            </w:pPr>
-            <w:proofErr w:type="spellStart"/>
-            <w:r>
-              <w:t>B</w:t>
-            </w:r>
-            <w:r>
-              <w:rPr>
-                <w:rFonts w:hint="eastAsia"/>
-                <w:lang w:eastAsia="ko-KR"/>
-              </w:rPr>
-              <w:t>ubble</w:t>
-            </w:r>
-            <w:r>
-              <w:t>_</w:t>
-            </w:r>
-            <w:proofErr w:type="gramStart"/>
-            <w:r>
-              <w:t>S</w:t>
-            </w:r>
-            <w:r>
-              <w:rPr>
-                <w:rFonts w:hint="eastAsia"/>
-                <w:lang w:eastAsia="ko-KR"/>
-              </w:rPr>
-              <w:t>ort</w:t>
-            </w:r>
-            <w:proofErr w:type="spellEnd"/>
-            <w:r>
-              <w:t>(</w:t>
-            </w:r>
-            <w:proofErr w:type="gramEnd"/>
-            <w:r>
-              <w:rPr>
-                <w:rStyle w:val="hljs-keyword"/>
-                <w:rFonts w:ascii="Arial" w:hAnsi="Arial" w:cs="Arial"/>
-                <w:sz w:val="18"/>
-                <w:szCs w:val="18"/>
-              </w:rPr>
-              <w:t>Array</w:t>
-            </w:r>
-            <w:r>
-              <w:t>)</w:t>
-            </w:r>
-          </w:p>
-          <w:p>
-            <w:pPr>
-              <w:pStyle w:val="NoSpacing"/>
-              <w:rPr>
-                <w:b/>
-                <w:color w:val="222222"/>
-                <w:lang w:eastAsia="ko-KR"/>
-              </w:rPr>
-            </w:pPr>
-            <w:r>
-              <w:rPr>
-                <w:rFonts w:hint="eastAsia"/>
-                <w:b/>
-                <w:color w:val="222222"/>
-                <w:lang w:eastAsia="ko-KR"/>
-              </w:rPr>
-              <w:t>BEGIN</w:t>
-            </w:r>
-          </w:p>
-          <w:p>
-            <w:pPr>
-              <w:pStyle w:val="NoSpacing"/>
-              <w:rPr>
-                <w:color w:val="222222"/>
-                <w:lang w:eastAsia="ko-KR"/>
-              </w:rPr>
-            </w:pPr>
-            <w:r>
-              <w:rPr>
-                <w:rFonts w:hint="eastAsia"/>
-                <w:b/>
-                <w:color w:val="222222"/>
-                <w:lang w:eastAsia="ko-KR"/>
-              </w:rPr>
-              <w:t xml:space="preserve">     SET </w:t>
-            </w:r>
-            <w:proofErr w:type="gramStart"/>
-            <w:r>
-              <w:rPr>
-                <w:rFonts w:hint="eastAsia"/>
-                <w:color w:val="222222"/>
-                <w:lang w:eastAsia="ko-KR"/>
-              </w:rPr>
-              <w:t>Array[</w:t>
-            </w:r>
-            <w:proofErr w:type="gramEnd"/>
-            <w:r>
-              <w:rPr>
-                <w:rFonts w:hint="eastAsia"/>
-                <w:color w:val="222222"/>
-                <w:lang w:eastAsia="ko-KR"/>
-              </w:rPr>
-              <w:t>]</w:t>
-            </w:r>
-          </w:p>
-          <w:p>
-            <w:pPr>
-              <w:pStyle w:val="NoSpacing"/>
-              <w:rPr>
-                <w:color w:val="222222"/>
-                <w:lang w:eastAsia="ko-KR"/>
-              </w:rPr>
-            </w:pPr>
-            <w:r>
-              <w:rPr>
-                <w:rFonts w:hint="eastAsia"/>
-                <w:color w:val="222222"/>
-                <w:lang w:eastAsia="ko-KR"/>
-              </w:rPr>
-              <w:t xml:space="preserve">     </w:t>
-            </w:r>
-            <w:r>
-              <w:rPr>
-                <w:rFonts w:hint="eastAsia"/>
-                <w:b/>
-                <w:color w:val="222222"/>
-                <w:lang w:eastAsia="ko-KR"/>
-              </w:rPr>
-              <w:t>SET</w:t>
-            </w:r>
-            <w:r>
-              <w:rPr>
-                <w:rFonts w:hint="eastAsia"/>
-                <w:color w:val="222222"/>
-                <w:lang w:eastAsia="ko-KR"/>
-              </w:rPr>
-              <w:t xml:space="preserve"> Temp</w:t>
-            </w:r>
-          </w:p>
-          <w:p>
-            <w:pPr>
-              <w:pStyle w:val="NoSpacing"/>
-              <w:rPr>
-                <w:rStyle w:val="hljs-number"/>
-                <w:lang w:eastAsia="ko-KR"/>
-              </w:rPr>
-            </w:pPr>
-            <w:r>
-              <w:rPr>
-                <w:rFonts w:hint="eastAsia"/>
-                <w:b/>
-                <w:color w:val="222222"/>
-                <w:lang w:eastAsia="ko-KR"/>
-              </w:rPr>
-              <w:t xml:space="preserve">      FOR </w:t>
-            </w:r>
-            <w:r>
-              <w:rPr>
-                <w:rStyle w:val="hljs-keyword"/>
-              </w:rPr>
-              <w:t>outer</w:t>
-            </w:r>
-            <w:r>
-              <w:t xml:space="preserve"> </w:t>
-            </w:r>
-            <w:r>
-              <w:rPr>
-                <w:rStyle w:val="hljs-operator"/>
-              </w:rPr>
-              <w:t>=</w:t>
-            </w:r>
-            <w:r>
-              <w:t xml:space="preserve"> </w:t>
-            </w:r>
-            <w:r>
-              <w:rPr>
-                <w:rStyle w:val="hljs-number"/>
-              </w:rPr>
-              <w:t>0</w:t>
-            </w:r>
-            <w:r>
-              <w:rPr>
-                <w:rStyle w:val="hljs-number"/>
-                <w:rFonts w:hint="eastAsia"/>
-                <w:lang w:eastAsia="ko-KR"/>
-              </w:rPr>
-              <w:t xml:space="preserve"> </w:t>
-            </w:r>
-            <w:proofErr w:type="gramStart"/>
-            <w:r>
-              <w:rPr>
-                <w:rStyle w:val="hljs-number"/>
-                <w:rFonts w:hint="eastAsia"/>
-                <w:lang w:eastAsia="ko-KR"/>
-              </w:rPr>
-              <w:t>to</w:t>
-            </w:r>
-            <w:r>
-              <w:rPr>
-                <w:rStyle w:val="hljs-keyword"/>
-                <w:rFonts w:hint="eastAsia"/>
-                <w:lang w:eastAsia="ko-KR"/>
-              </w:rPr>
-              <w:t xml:space="preserve"> </w:t>
-            </w:r>
-            <w:r>
-              <w:t xml:space="preserve"> </w:t>
-            </w:r>
-            <w:proofErr w:type="spellStart"/>
-            <w:r>
-              <w:t>Array.Length</w:t>
-            </w:r>
-            <w:proofErr w:type="spellEnd"/>
-            <w:proofErr w:type="gramEnd"/>
-            <w:r>
-              <w:t xml:space="preserve"> </w:t>
-            </w:r>
-            <w:r>
-              <w:rPr>
-                <w:rStyle w:val="hljs-operator"/>
-              </w:rPr>
-              <w:t>–</w:t>
-            </w:r>
-            <w:r>
-              <w:t xml:space="preserve"> </w:t>
-            </w:r>
-            <w:r>
-              <w:rPr>
-                <w:rStyle w:val="hljs-number"/>
-              </w:rPr>
-              <w:t>2</w:t>
-            </w:r>
-          </w:p>
-          <w:p>
-            <w:pPr>
-              <w:pStyle w:val="NoSpacing"/>
-              <w:rPr>
-                <w:rStyle w:val="hljs-number"/>
-                <w:lang w:eastAsia="ko-KR"/>
-              </w:rPr>
-            </w:pPr>
-            <w:r>
-              <w:rPr>
-                <w:rStyle w:val="hljs-number"/>
-                <w:rFonts w:hint="eastAsia"/>
-                <w:lang w:eastAsia="ko-KR"/>
-              </w:rPr>
-              <w:t xml:space="preserve">            </w:t>
-            </w:r>
-            <w:r>
-              <w:rPr>
-                <w:rStyle w:val="hljs-number"/>
-                <w:rFonts w:hint="eastAsia"/>
-                <w:b/>
-                <w:lang w:eastAsia="ko-KR"/>
-              </w:rPr>
-              <w:t>FOR</w:t>
-            </w:r>
-            <w:r>
-              <w:rPr>
-                <w:rStyle w:val="hljs-number"/>
-                <w:rFonts w:hint="eastAsia"/>
-                <w:lang w:eastAsia="ko-KR"/>
-              </w:rPr>
-              <w:t xml:space="preserve"> inner = 0 to </w:t>
-            </w:r>
-            <w:proofErr w:type="spellStart"/>
-            <w:r>
-              <w:t>Array.Length</w:t>
-            </w:r>
-            <w:proofErr w:type="spellEnd"/>
-            <w:r>
-              <w:t xml:space="preserve"> </w:t>
-            </w:r>
-            <w:r>
-              <w:rPr>
-                <w:rStyle w:val="hljs-operator"/>
-              </w:rPr>
-              <w:t>–</w:t>
-            </w:r>
-            <w:r>
-              <w:t xml:space="preserve"> </w:t>
-            </w:r>
-            <w:r>
-              <w:rPr>
-                <w:rStyle w:val="hljs-number"/>
-              </w:rPr>
-              <w:t>2</w:t>
-            </w:r>
-          </w:p>
-          <w:p>
-            <w:pPr>
-              <w:pStyle w:val="NoSpacing"/>
-              <w:rPr>
-                <w:rStyle w:val="hljs-number"/>
-                <w:b/>
-                <w:lang w:eastAsia="ko-KR"/>
-              </w:rPr>
-            </w:pPr>
-            <w:r>
-              <w:rPr>
-                <w:rStyle w:val="hljs-number"/>
-                <w:rFonts w:hint="eastAsia"/>
-                <w:lang w:eastAsia="ko-KR"/>
-              </w:rPr>
-              <w:t xml:space="preserve">                  </w:t>
-            </w:r>
-            <w:r>
-              <w:rPr>
-                <w:rStyle w:val="hljs-number"/>
-                <w:rFonts w:hint="eastAsia"/>
-                <w:b/>
-                <w:lang w:eastAsia="ko-KR"/>
-              </w:rPr>
-              <w:t xml:space="preserve">IF </w:t>
-            </w:r>
-            <w:r>
-              <w:rPr>
-                <w:rStyle w:val="hljs-number"/>
-                <w:rFonts w:hint="eastAsia"/>
-                <w:lang w:eastAsia="ko-KR"/>
-              </w:rPr>
-              <w:t>Array</w:t>
-            </w:r>
-            <w:r>
-              <w:rPr>
-                <w:rStyle w:val="hljs-number"/>
-                <w:rFonts w:hint="eastAsia"/>
-                <w:b/>
-                <w:lang w:eastAsia="ko-KR"/>
-              </w:rPr>
-              <w:t>[</w:t>
-            </w:r>
-            <w:r>
-              <w:rPr>
-                <w:rStyle w:val="hljs-number"/>
-                <w:rFonts w:hint="eastAsia"/>
-                <w:lang w:eastAsia="ko-KR"/>
-              </w:rPr>
-              <w:t>inner</w:t>
-            </w:r>
-            <w:r>
-              <w:rPr>
-                <w:rStyle w:val="hljs-number"/>
-                <w:rFonts w:hint="eastAsia"/>
-                <w:b/>
-                <w:lang w:eastAsia="ko-KR"/>
-              </w:rPr>
-              <w:t>] &gt;</w:t>
-            </w:r>
-            <w:r>
-              <w:rPr>
-                <w:rStyle w:val="hljs-number"/>
-                <w:rFonts w:hint="eastAsia"/>
-                <w:lang w:eastAsia="ko-KR"/>
-              </w:rPr>
-              <w:t xml:space="preserve"> Array</w:t>
-            </w:r>
-            <w:r>
-              <w:rPr>
-                <w:rStyle w:val="hljs-number"/>
-                <w:rFonts w:hint="eastAsia"/>
-                <w:b/>
-                <w:lang w:eastAsia="ko-KR"/>
-              </w:rPr>
-              <w:t>[</w:t>
-            </w:r>
-            <w:r>
-              <w:rPr>
-                <w:rStyle w:val="hljs-number"/>
-                <w:rFonts w:hint="eastAsia"/>
-                <w:lang w:eastAsia="ko-KR"/>
-              </w:rPr>
-              <w:t>inner+1</w:t>
-            </w:r>
-            <w:r>
-              <w:rPr>
-                <w:rStyle w:val="hljs-number"/>
-                <w:rFonts w:hint="eastAsia"/>
-                <w:b/>
-                <w:lang w:eastAsia="ko-KR"/>
-              </w:rPr>
-              <w:t>]</w:t>
-            </w:r>
-          </w:p>
-          <w:p>
-            <w:pPr>
-              <w:pStyle w:val="NoSpacing"/>
-              <w:rPr>
-                <w:lang w:eastAsia="ko-KR"/>
-              </w:rPr>
-            </w:pPr>
-            <w:r>
-              <w:rPr>
-                <w:rStyle w:val="hljs-number"/>
-                <w:rFonts w:hint="eastAsia"/>
-                <w:b/>
-                <w:lang w:eastAsia="ko-KR"/>
-              </w:rPr>
-              <w:t xml:space="preserve">                       </w:t>
-            </w:r>
-            <w:r>
-              <w:t xml:space="preserve">temp </w:t>
-            </w:r>
-            <w:r>
-              <w:rPr>
-                <w:rStyle w:val="hljs-operator"/>
-              </w:rPr>
-              <w:t>=</w:t>
-            </w:r>
-            <w:r>
-              <w:t xml:space="preserve"> </w:t>
-            </w:r>
-            <w:proofErr w:type="gramStart"/>
-            <w:r>
-              <w:rPr>
-                <w:rStyle w:val="hljs-keyword"/>
-              </w:rPr>
-              <w:t>Array</w:t>
-            </w:r>
-            <w:r>
-              <w:t>[</w:t>
-            </w:r>
-            <w:proofErr w:type="gramEnd"/>
-            <w:r>
-              <w:rPr>
-                <w:rStyle w:val="hljs-keyword"/>
-              </w:rPr>
-              <w:t>inner</w:t>
-            </w:r>
-            <w:r>
-              <w:rPr>
-                <w:rStyle w:val="hljs-keyword"/>
-                <w:rFonts w:hint="eastAsia"/>
-                <w:lang w:eastAsia="ko-KR"/>
-              </w:rPr>
-              <w:t xml:space="preserve"> +1 </w:t>
-            </w:r>
-            <w:r>
-              <w:t>]</w:t>
-            </w:r>
-          </w:p>
-          <w:p>
-            <w:pPr>
-              <w:pStyle w:val="NoSpacing"/>
-              <w:ind w:firstLineChars="500" w:firstLine="1100"/>
-              <w:rPr>
-                <w:lang w:eastAsia="ko-KR"/>
-              </w:rPr>
-            </w:pPr>
-            <w:r>
-              <w:t xml:space="preserve"> </w:t>
-            </w:r>
-            <w:r>
-              <w:rPr>
-                <w:rStyle w:val="hljs-keyword"/>
-              </w:rPr>
-              <w:t>Array</w:t>
-            </w:r>
-            <w:r>
-              <w:t>[</w:t>
-            </w:r>
-            <w:r>
-              <w:rPr>
-                <w:rStyle w:val="hljs-keyword"/>
-              </w:rPr>
-              <w:t>inner</w:t>
-            </w:r>
-            <w:r>
-              <w:rPr>
-                <w:rStyle w:val="hljs-keyword"/>
-                <w:rFonts w:hint="eastAsia"/>
-                <w:lang w:eastAsia="ko-KR"/>
-              </w:rPr>
-              <w:t>+1</w:t>
-            </w:r>
-            <w:r>
-              <w:t xml:space="preserve">] </w:t>
-            </w:r>
-            <w:r>
-              <w:rPr>
-                <w:rStyle w:val="hljs-operator"/>
-              </w:rPr>
-              <w:t>=</w:t>
-            </w:r>
-            <w:r>
-              <w:t xml:space="preserve"> </w:t>
-            </w:r>
-            <w:proofErr w:type="gramStart"/>
-            <w:r>
-              <w:rPr>
-                <w:rStyle w:val="hljs-keyword"/>
-              </w:rPr>
-              <w:t>Array</w:t>
-            </w:r>
-            <w:r>
-              <w:t>[</w:t>
-            </w:r>
-            <w:proofErr w:type="gramEnd"/>
-            <w:r>
-              <w:rPr>
-                <w:rStyle w:val="hljs-keyword"/>
-              </w:rPr>
-              <w:t>inner</w:t>
-            </w:r>
-            <w:r>
-              <w:t xml:space="preserve"> ] </w:t>
-            </w:r>
-          </w:p>
-          <w:p>
-            <w:pPr>
-              <w:pStyle w:val="NoSpacing"/>
-              <w:ind w:firstLineChars="550" w:firstLine="1210"/>
-              <w:rPr>
-                <w:b/>
-                <w:color w:val="222222"/>
-                <w:lang w:eastAsia="ko-KR"/>
-              </w:rPr>
-            </w:pPr>
-            <w:proofErr w:type="gramStart"/>
-            <w:r>
-              <w:rPr>
-                <w:rStyle w:val="hljs-keyword"/>
-              </w:rPr>
-              <w:t>Array</w:t>
-            </w:r>
-            <w:r>
-              <w:t>[</w:t>
-            </w:r>
-            <w:proofErr w:type="gramEnd"/>
-            <w:r>
-              <w:rPr>
-                <w:rStyle w:val="hljs-keyword"/>
-              </w:rPr>
-              <w:t>inner</w:t>
-            </w:r>
-            <w:r>
-              <w:t xml:space="preserve"> ] </w:t>
-            </w:r>
-            <w:r>
-              <w:rPr>
-                <w:rStyle w:val="hljs-operator"/>
-              </w:rPr>
-              <w:t>=</w:t>
-            </w:r>
-            <w:r>
-              <w:t xml:space="preserve"> temp</w:t>
-            </w:r>
-          </w:p>
-          <w:p>
-            <w:r>
-              <w:rPr>
-                <w:rFonts w:ascii="Arial" w:hAnsi="Arial" w:cs="Arial" w:hint="eastAsia"/>
-                <w:b/>
-                <w:sz w:val="18"/>
-                <w:szCs w:val="18"/>
                 <w:lang w:eastAsia="ko-KR"/>
               </w:rPr>
               <w:t>END</w:t>
@@ -15106,7 +15185,6 @@
         </w:tc>
       </w:tr>
     </w:tbl>
-    <w:p/>
     <w:p>
       <w:pPr>
         <w:rPr>
@@ -21089,6 +21167,119 @@
     </w:lvl>
   </w:abstractNum>
   <w:abstractNum w:abstractNumId="34" w15:restartNumberingAfterBreak="0">
+    <w:nsid w:val="76E21C43"/>
+    <w:multiLevelType w:val="hybridMultilevel"/>
+    <w:tmpl w:val="6AEC79C4"/>
+    <w:lvl w:ilvl="0" w:tplc="EA88F624">
+      <w:start w:val="3"/>
+      <w:numFmt w:val="bullet"/>
+      <w:lvlText w:val="-"/>
+      <w:lvlJc w:val="left"/>
+      <w:pPr>
+        <w:ind w:left="720" w:hanging="360"/>
+      </w:pPr>
+      <w:rPr>
+        <w:rFonts w:ascii="Calibri" w:eastAsiaTheme="minorEastAsia" w:hAnsi="Calibri" w:cs="Calibri" w:hint="default"/>
+      </w:rPr>
+    </w:lvl>
+    <w:lvl w:ilvl="1" w:tplc="0C090003" w:tentative="1">
+      <w:start w:val="1"/>
+      <w:numFmt w:val="bullet"/>
+      <w:lvlText w:val="o"/>
+      <w:lvlJc w:val="left"/>
+      <w:pPr>
+        <w:ind w:left="1440" w:hanging="360"/>
+      </w:pPr>
+      <w:rPr>
+        <w:rFonts w:ascii="Courier New" w:hAnsi="Courier New" w:cs="Courier New" w:hint="default"/>
+      </w:rPr>
+    </w:lvl>
+    <w:lvl w:ilvl="2" w:tplc="0C090005" w:tentative="1">
+      <w:start w:val="1"/>
+      <w:numFmt w:val="bullet"/>
+      <w:lvlText w:val=""/>
+      <w:lvlJc w:val="left"/>
+      <w:pPr>
+        <w:ind w:left="2160" w:hanging="360"/>
+      </w:pPr>
+      <w:rPr>
+        <w:rFonts w:ascii="Wingdings" w:hAnsi="Wingdings" w:hint="default"/>
+      </w:rPr>
+    </w:lvl>
+    <w:lvl w:ilvl="3" w:tplc="0C090001" w:tentative="1">
+      <w:start w:val="1"/>
+      <w:numFmt w:val="bullet"/>
+      <w:lvlText w:val=""/>
+      <w:lvlJc w:val="left"/>
+      <w:pPr>
+        <w:ind w:left="2880" w:hanging="360"/>
+      </w:pPr>
+      <w:rPr>
+        <w:rFonts w:ascii="Symbol" w:hAnsi="Symbol" w:hint="default"/>
+      </w:rPr>
+    </w:lvl>
+    <w:lvl w:ilvl="4" w:tplc="0C090003" w:tentative="1">
+      <w:start w:val="1"/>
+      <w:numFmt w:val="bullet"/>
+      <w:lvlText w:val="o"/>
+      <w:lvlJc w:val="left"/>
+      <w:pPr>
+        <w:ind w:left="3600" w:hanging="360"/>
+      </w:pPr>
+      <w:rPr>
+        <w:rFonts w:ascii="Courier New" w:hAnsi="Courier New" w:cs="Courier New" w:hint="default"/>
+      </w:rPr>
+    </w:lvl>
+    <w:lvl w:ilvl="5" w:tplc="0C090005" w:tentative="1">
+      <w:start w:val="1"/>
+      <w:numFmt w:val="bullet"/>
+      <w:lvlText w:val=""/>
+      <w:lvlJc w:val="left"/>
+      <w:pPr>
+        <w:ind w:left="4320" w:hanging="360"/>
+      </w:pPr>
+      <w:rPr>
+        <w:rFonts w:ascii="Wingdings" w:hAnsi="Wingdings" w:hint="default"/>
+      </w:rPr>
+    </w:lvl>
+    <w:lvl w:ilvl="6" w:tplc="0C090001" w:tentative="1">
+      <w:start w:val="1"/>
+      <w:numFmt w:val="bullet"/>
+      <w:lvlText w:val=""/>
+      <w:lvlJc w:val="left"/>
+      <w:pPr>
+        <w:ind w:left="5040" w:hanging="360"/>
+      </w:pPr>
+      <w:rPr>
+        <w:rFonts w:ascii="Symbol" w:hAnsi="Symbol" w:hint="default"/>
+      </w:rPr>
+    </w:lvl>
+    <w:lvl w:ilvl="7" w:tplc="0C090003" w:tentative="1">
+      <w:start w:val="1"/>
+      <w:numFmt w:val="bullet"/>
+      <w:lvlText w:val="o"/>
+      <w:lvlJc w:val="left"/>
+      <w:pPr>
+        <w:ind w:left="5760" w:hanging="360"/>
+      </w:pPr>
+      <w:rPr>
+        <w:rFonts w:ascii="Courier New" w:hAnsi="Courier New" w:cs="Courier New" w:hint="default"/>
+      </w:rPr>
+    </w:lvl>
+    <w:lvl w:ilvl="8" w:tplc="0C090005" w:tentative="1">
+      <w:start w:val="1"/>
+      <w:numFmt w:val="bullet"/>
+      <w:lvlText w:val=""/>
+      <w:lvlJc w:val="left"/>
+      <w:pPr>
+        <w:ind w:left="6480" w:hanging="360"/>
+      </w:pPr>
+      <w:rPr>
+        <w:rFonts w:ascii="Wingdings" w:hAnsi="Wingdings" w:hint="default"/>
+      </w:rPr>
+    </w:lvl>
+  </w:abstractNum>
+  <w:abstractNum w:abstractNumId="35" w15:restartNumberingAfterBreak="0">
     <w:nsid w:val="77E01EEE"/>
     <w:multiLevelType w:val="multilevel"/>
     <w:tmpl w:val="B632232E"/>
@@ -21271,7 +21462,7 @@
     <w:abstractNumId w:val="15"/>
   </w:num>
   <w:num w:numId="12" w16cid:durableId="688795994">
-    <w:abstractNumId w:val="34"/>
+    <w:abstractNumId w:val="35"/>
   </w:num>
   <w:num w:numId="13" w16cid:durableId="1409155157">
     <w:abstractNumId w:val="3"/>
@@ -21341,6 +21532,9 @@
   </w:num>
   <w:num w:numId="35" w16cid:durableId="206114409">
     <w:abstractNumId w:val="26"/>
+  </w:num>
+  <w:num w:numId="36" w16cid:durableId="1597135607">
+    <w:abstractNumId w:val="34"/>
   </w:num>
 </w:numbering>
 </file>
@@ -21941,7 +22135,6 @@
   <w:style w:type="character" w:default="1" w:styleId="DefaultParagraphFont">
     <w:name w:val="Default Paragraph Font"/>
     <w:uiPriority w:val="1"/>
-    <w:semiHidden/>
     <w:unhideWhenUsed/>
   </w:style>
   <w:style w:type="table" w:default="1" w:styleId="TableNormal">
@@ -23021,15 +23214,6 @@
 </file>
 
 <file path=customXml/item1.xml><?xml version="1.0" encoding="utf-8"?>
-<?mso-contentType ?>
-<FormTemplates xmlns="http://schemas.microsoft.com/sharepoint/v3/contenttype/forms">
-  <Display>DocumentLibraryForm</Display>
-  <Edit>DocumentLibraryForm</Edit>
-  <New>DocumentLibraryForm</New>
-</FormTemplates>
-</file>
-
-<file path=customXml/item2.xml><?xml version="1.0" encoding="utf-8"?>
 <ct:contentTypeSchema xmlns:ct="http://schemas.microsoft.com/office/2006/metadata/contentType" xmlns:ma="http://schemas.microsoft.com/office/2006/metadata/properties/metaAttributes" ct:_="" ma:_="" ma:contentTypeName="Document" ma:contentTypeID="0x01010008A387A6A5F150438AB789FA73477179" ma:contentTypeVersion="13" ma:contentTypeDescription="Create a new document." ma:contentTypeScope="" ma:versionID="fdcfc3d1927a66f6a9a74ac5838ff44c">
   <xsd:schema xmlns:xsd="http://www.w3.org/2001/XMLSchema" xmlns:xs="http://www.w3.org/2001/XMLSchema" xmlns:p="http://schemas.microsoft.com/office/2006/metadata/properties" xmlns:ns2="478d409e-a518-4a0e-8e11-4423b5118792" xmlns:ns3="339acee6-c10d-4fa9-b653-6ffa3ad6072a" targetNamespace="http://schemas.microsoft.com/office/2006/metadata/properties" ma:root="true" ma:fieldsID="60253e2524309f6916fd38a3e2afaaea" ns2:_="" ns3:_="">
     <xsd:import namespace="478d409e-a518-4a0e-8e11-4423b5118792"/>
@@ -23254,11 +23438,16 @@
 </ct:contentTypeSchema>
 </file>
 
-<file path=customXml/item3.xml><?xml version="1.0" encoding="utf-8"?>
-<b:Sources xmlns:b="http://schemas.openxmlformats.org/officeDocument/2006/bibliography" xmlns="http://schemas.openxmlformats.org/officeDocument/2006/bibliography" SelectedStyle="\APASixthEditionOfficeOnline.xsl" StyleName="APA" Version="6"/>
+<file path=customXml/item2.xml><?xml version="1.0" encoding="utf-8"?>
+<?mso-contentType ?>
+<FormTemplates xmlns="http://schemas.microsoft.com/sharepoint/v3/contenttype/forms">
+  <Display>DocumentLibraryForm</Display>
+  <Edit>DocumentLibraryForm</Edit>
+  <New>DocumentLibraryForm</New>
+</FormTemplates>
 </file>
 
-<file path=customXml/item4.xml><?xml version="1.0" encoding="utf-8"?>
+<file path=customXml/item3.xml><?xml version="1.0" encoding="utf-8"?>
 <p:properties xmlns:p="http://schemas.microsoft.com/office/2006/metadata/properties" xmlns:xsi="http://www.w3.org/2001/XMLSchema-instance" xmlns:pc="http://schemas.microsoft.com/office/infopath/2007/PartnerControls">
   <documentManagement>
     <Notes xmlns="478d409e-a518-4a0e-8e11-4423b5118792" xsi:nil="true"/>
@@ -23266,15 +23455,11 @@
 </p:properties>
 </file>
 
-<file path=customXml/itemProps1.xml><?xml version="1.0" encoding="utf-8"?>
-<ds:datastoreItem xmlns:ds="http://schemas.openxmlformats.org/officeDocument/2006/customXml" ds:itemID="{A80EEEA6-436B-49D9-8C20-9336E244E8CE}">
-  <ds:schemaRefs>
-    <ds:schemaRef ds:uri="http://schemas.microsoft.com/sharepoint/v3/contenttype/forms"/>
-  </ds:schemaRefs>
-</ds:datastoreItem>
+<file path=customXml/item4.xml><?xml version="1.0" encoding="utf-8"?>
+<b:Sources xmlns:b="http://schemas.openxmlformats.org/officeDocument/2006/bibliography" xmlns="http://schemas.openxmlformats.org/officeDocument/2006/bibliography" SelectedStyle="\APASixthEditionOfficeOnline.xsl" StyleName="APA" Version="6"/>
 </file>
 
-<file path=customXml/itemProps2.xml><?xml version="1.0" encoding="utf-8"?>
+<file path=customXml/itemProps1.xml><?xml version="1.0" encoding="utf-8"?>
 <ds:datastoreItem xmlns:ds="http://schemas.openxmlformats.org/officeDocument/2006/customXml" ds:itemID="{E537B330-2CD7-4D63-B5C3-967D1D99BA39}">
   <ds:schemaRefs>
     <ds:schemaRef ds:uri="http://schemas.microsoft.com/office/2006/metadata/contentType"/>
@@ -23293,15 +23478,15 @@
 </ds:datastoreItem>
 </file>
 
-<file path=customXml/itemProps3.xml><?xml version="1.0" encoding="utf-8"?>
-<ds:datastoreItem xmlns:ds="http://schemas.openxmlformats.org/officeDocument/2006/customXml" ds:itemID="{31D8A87A-8974-4808-82AA-B03BB743049B}">
+<file path=customXml/itemProps2.xml><?xml version="1.0" encoding="utf-8"?>
+<ds:datastoreItem xmlns:ds="http://schemas.openxmlformats.org/officeDocument/2006/customXml" ds:itemID="{A80EEEA6-436B-49D9-8C20-9336E244E8CE}">
   <ds:schemaRefs>
-    <ds:schemaRef ds:uri="http://schemas.openxmlformats.org/officeDocument/2006/bibliography"/>
+    <ds:schemaRef ds:uri="http://schemas.microsoft.com/sharepoint/v3/contenttype/forms"/>
   </ds:schemaRefs>
 </ds:datastoreItem>
 </file>
 
-<file path=customXml/itemProps4.xml><?xml version="1.0" encoding="utf-8"?>
+<file path=customXml/itemProps3.xml><?xml version="1.0" encoding="utf-8"?>
 <ds:datastoreItem xmlns:ds="http://schemas.openxmlformats.org/officeDocument/2006/customXml" ds:itemID="{DE34826B-69CA-4F73-92F8-D6287CBB69AF}">
   <ds:schemaRefs>
     <ds:schemaRef ds:uri="http://schemas.microsoft.com/office/2006/metadata/properties"/>
@@ -23309,4 +23494,12 @@
     <ds:schemaRef ds:uri="478d409e-a518-4a0e-8e11-4423b5118792"/>
   </ds:schemaRefs>
 </ds:datastoreItem>
+</file>
+
+<file path=customXml/itemProps4.xml><?xml version="1.0" encoding="utf-8"?>
+<ds:datastoreItem xmlns:ds="http://schemas.openxmlformats.org/officeDocument/2006/customXml" ds:itemID="{31D8A87A-8974-4808-82AA-B03BB743049B}">
+  <ds:schemaRefs>
+    <ds:schemaRef ds:uri="http://schemas.openxmlformats.org/officeDocument/2006/bibliography"/>
+  </ds:schemaRefs>
+</ds:datastoreItem>
 </file>